--- a/深度学习应用开发教案_排版后.docx
+++ b/深度学习应用开发教案_排版后.docx
@@ -1742,7 +1742,7 @@
           <w:p>
             <w:pPr>
               <w:spacing w:before="0" w:after="0" w:line="320" w:lineRule="exact"/>
-              <w:jc w:val="center"/>
+              <w:jc w:val="left"/>
               <w:rPr>
                 <w:rFonts w:ascii="方正仿宋_GBK" w:hAnsi="方正仿宋_GBK" w:eastAsia="方正仿宋_GBK" w:cs="方正仿宋_GBK"/>
                 <w:b/>
@@ -1773,7 +1773,7 @@
           <w:p>
             <w:pPr>
               <w:spacing w:before="0" w:after="0" w:line="320" w:lineRule="exact"/>
-              <w:jc w:val="center"/>
+              <w:jc w:val="left"/>
               <w:rPr>
                 <w:rFonts w:ascii="方正仿宋_GBK" w:hAnsi="方正仿宋_GBK" w:eastAsia="方正仿宋_GBK" w:cs="方正仿宋_GBK"/>
                 <w:b/>
@@ -1804,7 +1804,7 @@
           <w:p>
             <w:pPr>
               <w:spacing w:before="0" w:after="0" w:line="320" w:lineRule="exact"/>
-              <w:jc w:val="center"/>
+              <w:jc w:val="left"/>
               <w:rPr>
                 <w:rFonts w:ascii="方正仿宋_GBK" w:hAnsi="方正仿宋_GBK" w:eastAsia="方正仿宋_GBK" w:cs="方正仿宋_GBK"/>
                 <w:b/>
@@ -1835,7 +1835,7 @@
           <w:p>
             <w:pPr>
               <w:spacing w:before="0" w:after="0" w:line="320" w:lineRule="exact"/>
-              <w:jc w:val="center"/>
+              <w:jc w:val="left"/>
               <w:rPr>
                 <w:rFonts w:ascii="方正仿宋_GBK" w:hAnsi="方正仿宋_GBK" w:eastAsia="方正仿宋_GBK" w:cs="方正仿宋_GBK"/>
                 <w:color w:val="000000"/>
@@ -1862,7 +1862,7 @@
           <w:p>
             <w:pPr>
               <w:spacing w:before="0" w:after="0" w:line="320" w:lineRule="exact"/>
-              <w:jc w:val="center"/>
+              <w:jc w:val="left"/>
               <w:rPr>
                 <w:rFonts w:ascii="方正仿宋_GBK" w:hAnsi="方正仿宋_GBK" w:eastAsia="方正仿宋_GBK" w:cs="方正仿宋_GBK"/>
                 <w:b/>
@@ -1893,7 +1893,7 @@
           <w:p>
             <w:pPr>
               <w:spacing w:before="0" w:after="0" w:line="320" w:lineRule="exact"/>
-              <w:jc w:val="center"/>
+              <w:jc w:val="left"/>
               <w:rPr>
                 <w:rFonts w:ascii="方正仿宋_GBK" w:hAnsi="方正仿宋_GBK" w:eastAsia="方正仿宋_GBK" w:cs="方正仿宋_GBK"/>
                 <w:color w:val="000000"/>
@@ -1927,7 +1927,7 @@
           <w:p>
             <w:pPr>
               <w:spacing w:before="0" w:after="0" w:line="320" w:lineRule="exact"/>
-              <w:jc w:val="center"/>
+              <w:jc w:val="left"/>
               <w:rPr>
                 <w:rFonts w:ascii="方正仿宋_GBK" w:hAnsi="方正仿宋_GBK" w:eastAsia="方正仿宋_GBK" w:cs="方正仿宋_GBK"/>
                 <w:b/>
@@ -1959,7 +1959,7 @@
           <w:p>
             <w:pPr>
               <w:spacing w:before="0" w:after="0" w:line="320" w:lineRule="exact"/>
-              <w:jc w:val="center"/>
+              <w:jc w:val="left"/>
               <w:rPr>
                 <w:rFonts w:ascii="方正仿宋_GBK" w:hAnsi="方正仿宋_GBK" w:eastAsia="方正仿宋_GBK" w:cs="方正仿宋_GBK"/>
                 <w:color w:val="000000"/>
@@ -1986,7 +1986,7 @@
           <w:p>
             <w:pPr>
               <w:spacing w:before="0" w:after="0" w:line="320" w:lineRule="exact"/>
-              <w:jc w:val="center"/>
+              <w:jc w:val="left"/>
               <w:rPr>
                 <w:rFonts w:ascii="方正仿宋_GBK" w:hAnsi="方正仿宋_GBK" w:eastAsia="方正仿宋_GBK" w:cs="方正仿宋_GBK"/>
                 <w:b/>
@@ -2017,7 +2017,7 @@
           <w:p>
             <w:pPr>
               <w:spacing w:before="0" w:after="0" w:line="320" w:lineRule="exact"/>
-              <w:jc w:val="center"/>
+              <w:jc w:val="left"/>
               <w:rPr>
                 <w:rFonts w:ascii="方正仿宋_GBK" w:hAnsi="方正仿宋_GBK" w:eastAsia="方正仿宋_GBK" w:cs="方正仿宋_GBK"/>
                 <w:color w:val="000000"/>
@@ -2051,7 +2051,7 @@
           <w:p>
             <w:pPr>
               <w:spacing w:before="0" w:after="0" w:line="320" w:lineRule="exact"/>
-              <w:jc w:val="center"/>
+              <w:jc w:val="left"/>
               <w:rPr>
                 <w:rFonts w:ascii="方正仿宋_GBK" w:hAnsi="方正仿宋_GBK" w:eastAsia="方正仿宋_GBK" w:cs="方正仿宋_GBK"/>
                 <w:b/>
@@ -2110,7 +2110,7 @@
           <w:p>
             <w:pPr>
               <w:spacing w:before="0" w:after="0" w:line="320" w:lineRule="exact"/>
-              <w:jc w:val="center"/>
+              <w:jc w:val="left"/>
               <w:rPr>
                 <w:rFonts w:ascii="方正仿宋_GBK" w:hAnsi="方正仿宋_GBK" w:eastAsia="方正仿宋_GBK" w:cs="方正仿宋_GBK"/>
                 <w:b/>
@@ -2141,7 +2141,7 @@
           <w:p>
             <w:pPr>
               <w:spacing w:before="0" w:after="0" w:line="320" w:lineRule="exact"/>
-              <w:jc w:val="center"/>
+              <w:jc w:val="left"/>
               <w:rPr>
                 <w:rFonts w:ascii="方正仿宋_GBK" w:hAnsi="方正仿宋_GBK" w:eastAsia="方正仿宋_GBK" w:cs="方正仿宋_GBK"/>
                 <w:color w:val="000000"/>
@@ -2176,7 +2176,7 @@
           <w:p>
             <w:pPr>
               <w:spacing w:before="0" w:after="0" w:line="320" w:lineRule="exact"/>
-              <w:jc w:val="center"/>
+              <w:jc w:val="left"/>
               <w:rPr>
                 <w:rFonts w:ascii="方正仿宋_GBK" w:hAnsi="方正仿宋_GBK" w:eastAsia="方正仿宋_GBK" w:cs="方正仿宋_GBK"/>
                 <w:b/>
@@ -2208,7 +2208,7 @@
           <w:p>
             <w:pPr>
               <w:spacing w:before="0" w:after="0" w:line="320" w:lineRule="exact"/>
-              <w:jc w:val="center"/>
+              <w:jc w:val="left"/>
               <w:rPr>
                 <w:rFonts w:ascii="方正仿宋_GBK" w:hAnsi="方正仿宋_GBK" w:eastAsia="方正仿宋_GBK" w:cs="方正仿宋_GBK"/>
                 <w:color w:val="000000"/>
@@ -2243,7 +2243,7 @@
           <w:p>
             <w:pPr>
               <w:spacing w:before="0" w:after="0" w:line="320" w:lineRule="exact"/>
-              <w:jc w:val="center"/>
+              <w:jc w:val="left"/>
               <w:rPr>
                 <w:rFonts w:ascii="方正仿宋_GBK" w:hAnsi="方正仿宋_GBK" w:eastAsia="方正仿宋_GBK" w:cs="方正仿宋_GBK"/>
                 <w:color w:val="000000"/>
@@ -2262,7 +2262,7 @@
           <w:p>
             <w:pPr>
               <w:spacing w:before="0" w:after="0" w:line="320" w:lineRule="exact"/>
-              <w:jc w:val="center"/>
+              <w:jc w:val="left"/>
               <w:rPr>
                 <w:rFonts w:ascii="方正仿宋_GBK" w:hAnsi="方正仿宋_GBK" w:eastAsia="方正仿宋_GBK" w:cs="方正仿宋_GBK"/>
                 <w:color w:val="000000"/>
@@ -2297,7 +2297,7 @@
           <w:p>
             <w:pPr>
               <w:spacing w:before="0" w:after="0" w:line="320" w:lineRule="exact"/>
-              <w:jc w:val="center"/>
+              <w:jc w:val="left"/>
               <w:rPr>
                 <w:rFonts w:ascii="方正仿宋_GBK" w:hAnsi="方正仿宋_GBK" w:eastAsia="方正仿宋_GBK" w:cs="方正仿宋_GBK"/>
                 <w:color w:val="000000"/>
@@ -2316,7 +2316,7 @@
           <w:p>
             <w:pPr>
               <w:spacing w:before="0" w:after="0" w:line="320" w:lineRule="exact"/>
-              <w:jc w:val="center"/>
+              <w:jc w:val="left"/>
               <w:rPr>
                 <w:rFonts w:ascii="方正仿宋_GBK" w:hAnsi="方正仿宋_GBK" w:eastAsia="方正仿宋_GBK" w:cs="方正仿宋_GBK"/>
                 <w:color w:val="000000"/>
@@ -2350,7 +2350,7 @@
           <w:p>
             <w:pPr>
               <w:spacing w:before="0" w:after="0" w:line="320" w:lineRule="exact"/>
-              <w:jc w:val="center"/>
+              <w:jc w:val="left"/>
               <w:rPr>
                 <w:rFonts w:ascii="方正仿宋_GBK" w:hAnsi="方正仿宋_GBK" w:eastAsia="方正仿宋_GBK" w:cs="方正仿宋_GBK"/>
                 <w:b/>
@@ -2382,7 +2382,7 @@
           <w:p>
             <w:pPr>
               <w:spacing w:before="0" w:after="0" w:line="320" w:lineRule="exact"/>
-              <w:jc w:val="center"/>
+              <w:jc w:val="left"/>
               <w:rPr>
                 <w:rFonts w:ascii="方正仿宋_GBK" w:hAnsi="方正仿宋_GBK" w:eastAsia="方正仿宋_GBK" w:cs="方正仿宋_GBK"/>
                 <w:color w:val="000000"/>
@@ -2403,7 +2403,7 @@
           <w:p>
             <w:pPr>
               <w:spacing w:before="0" w:after="0" w:line="320" w:lineRule="exact"/>
-              <w:jc w:val="center"/>
+              <w:jc w:val="left"/>
               <w:rPr>
                 <w:rFonts w:ascii="方正仿宋_GBK" w:hAnsi="方正仿宋_GBK" w:eastAsia="方正仿宋_GBK" w:cs="方正仿宋_GBK"/>
                 <w:color w:val="000000"/>
@@ -2424,7 +2424,7 @@
           <w:p>
             <w:pPr>
               <w:spacing w:before="0" w:after="0" w:line="320" w:lineRule="exact"/>
-              <w:jc w:val="center"/>
+              <w:jc w:val="left"/>
               <w:rPr>
                 <w:rFonts w:ascii="方正仿宋_GBK" w:hAnsi="方正仿宋_GBK" w:eastAsia="方正仿宋_GBK" w:cs="方正仿宋_GBK"/>
                 <w:color w:val="000000"/>
@@ -2458,7 +2458,7 @@
           <w:p>
             <w:pPr>
               <w:spacing w:before="0" w:after="0" w:line="320" w:lineRule="exact"/>
-              <w:jc w:val="center"/>
+              <w:jc w:val="left"/>
               <w:rPr>
                 <w:rFonts w:ascii="方正仿宋_GBK" w:hAnsi="方正仿宋_GBK" w:eastAsia="方正仿宋_GBK" w:cs="方正仿宋_GBK"/>
                 <w:b/>
@@ -2490,7 +2490,7 @@
           <w:p>
             <w:pPr>
               <w:spacing w:before="0" w:after="0" w:line="320" w:lineRule="exact"/>
-              <w:jc w:val="center"/>
+              <w:jc w:val="left"/>
               <w:rPr>
                 <w:rFonts w:ascii="方正仿宋_GBK" w:hAnsi="方正仿宋_GBK" w:eastAsia="方正仿宋_GBK" w:cs="方正仿宋_GBK"/>
                 <w:color w:val="000000"/>
@@ -2511,7 +2511,7 @@
           <w:p>
             <w:pPr>
               <w:spacing w:before="0" w:after="0" w:line="320" w:lineRule="exact"/>
-              <w:jc w:val="center"/>
+              <w:jc w:val="left"/>
               <w:rPr>
                 <w:rFonts w:ascii="方正仿宋_GBK" w:hAnsi="方正仿宋_GBK" w:eastAsia="方正仿宋_GBK" w:cs="方正仿宋_GBK"/>
                 <w:color w:val="000000"/>
@@ -2532,7 +2532,7 @@
           <w:p>
             <w:pPr>
               <w:spacing w:before="0" w:after="0" w:line="320" w:lineRule="exact"/>
-              <w:jc w:val="center"/>
+              <w:jc w:val="left"/>
               <w:rPr>
                 <w:rFonts w:ascii="方正仿宋_GBK" w:hAnsi="方正仿宋_GBK" w:eastAsia="方正仿宋_GBK" w:cs="方正仿宋_GBK"/>
                 <w:color w:val="000000"/>
@@ -2566,7 +2566,7 @@
           <w:p>
             <w:pPr>
               <w:spacing w:before="0" w:after="0" w:line="320" w:lineRule="exact"/>
-              <w:jc w:val="center"/>
+              <w:jc w:val="left"/>
               <w:rPr>
                 <w:rFonts w:ascii="方正仿宋_GBK" w:hAnsi="方正仿宋_GBK" w:eastAsia="方正仿宋_GBK" w:cs="方正仿宋_GBK"/>
                 <w:b/>
@@ -2598,7 +2598,7 @@
           <w:p>
             <w:pPr>
               <w:spacing w:before="0" w:after="0" w:line="320" w:lineRule="exact"/>
-              <w:jc w:val="center"/>
+              <w:jc w:val="left"/>
               <w:rPr>
                 <w:rFonts w:ascii="方正仿宋_GBK" w:hAnsi="方正仿宋_GBK" w:eastAsia="方正仿宋_GBK" w:cs="方正仿宋_GBK"/>
                 <w:color w:val="000000"/>
@@ -2619,7 +2619,7 @@
           <w:p>
             <w:pPr>
               <w:spacing w:before="0" w:after="0" w:line="320" w:lineRule="exact"/>
-              <w:jc w:val="center"/>
+              <w:jc w:val="left"/>
               <w:rPr>
                 <w:rFonts w:ascii="方正仿宋_GBK" w:hAnsi="方正仿宋_GBK" w:eastAsia="方正仿宋_GBK" w:cs="方正仿宋_GBK"/>
                 <w:color w:val="000000"/>
@@ -2640,7 +2640,7 @@
           <w:p>
             <w:pPr>
               <w:spacing w:before="0" w:after="0" w:line="320" w:lineRule="exact"/>
-              <w:jc w:val="center"/>
+              <w:jc w:val="left"/>
               <w:rPr>
                 <w:rFonts w:ascii="方正仿宋_GBK" w:hAnsi="方正仿宋_GBK" w:eastAsia="方正仿宋_GBK" w:cs="方正仿宋_GBK"/>
                 <w:color w:val="000000"/>
@@ -2661,7 +2661,7 @@
           <w:p>
             <w:pPr>
               <w:spacing w:before="0" w:after="0" w:line="320" w:lineRule="exact"/>
-              <w:jc w:val="center"/>
+              <w:jc w:val="left"/>
               <w:rPr>
                 <w:rFonts w:ascii="方正仿宋_GBK" w:hAnsi="方正仿宋_GBK" w:eastAsia="方正仿宋_GBK" w:cs="方正仿宋_GBK"/>
                 <w:color w:val="000000"/>
@@ -2695,7 +2695,7 @@
           <w:p>
             <w:pPr>
               <w:spacing w:before="0" w:after="0" w:line="320" w:lineRule="exact"/>
-              <w:jc w:val="center"/>
+              <w:jc w:val="left"/>
               <w:rPr>
                 <w:rFonts w:ascii="方正仿宋_GBK" w:hAnsi="方正仿宋_GBK" w:eastAsia="方正仿宋_GBK" w:cs="方正仿宋_GBK"/>
                 <w:b/>
@@ -2727,7 +2727,7 @@
           <w:p>
             <w:pPr>
               <w:spacing w:before="0" w:after="0" w:line="320" w:lineRule="exact"/>
-              <w:jc w:val="center"/>
+              <w:jc w:val="left"/>
               <w:rPr>
                 <w:rFonts w:ascii="方正仿宋_GBK" w:hAnsi="方正仿宋_GBK" w:eastAsia="方正仿宋_GBK" w:cs="方正仿宋_GBK"/>
                 <w:color w:val="000000"/>
@@ -2748,7 +2748,7 @@
           <w:p>
             <w:pPr>
               <w:spacing w:before="0" w:after="0" w:line="320" w:lineRule="exact"/>
-              <w:jc w:val="center"/>
+              <w:jc w:val="left"/>
               <w:rPr>
                 <w:rFonts w:ascii="方正仿宋_GBK" w:hAnsi="方正仿宋_GBK" w:eastAsia="方正仿宋_GBK" w:cs="方正仿宋_GBK"/>
                 <w:color w:val="000000"/>
@@ -2769,7 +2769,7 @@
           <w:p>
             <w:pPr>
               <w:spacing w:before="0" w:after="0" w:line="320" w:lineRule="exact"/>
-              <w:jc w:val="center"/>
+              <w:jc w:val="left"/>
               <w:rPr>
                 <w:rFonts w:ascii="方正仿宋_GBK" w:hAnsi="方正仿宋_GBK" w:eastAsia="方正仿宋_GBK" w:cs="方正仿宋_GBK"/>
                 <w:color w:val="000000"/>
@@ -2803,7 +2803,7 @@
           <w:p>
             <w:pPr>
               <w:spacing w:before="0" w:after="0" w:line="320" w:lineRule="exact"/>
-              <w:jc w:val="center"/>
+              <w:jc w:val="left"/>
               <w:rPr>
                 <w:rFonts w:ascii="方正仿宋_GBK" w:hAnsi="方正仿宋_GBK" w:eastAsia="方正仿宋_GBK" w:cs="方正仿宋_GBK"/>
                 <w:b/>
@@ -2835,7 +2835,7 @@
           <w:p>
             <w:pPr>
               <w:spacing w:before="0" w:after="0" w:line="320" w:lineRule="exact"/>
-              <w:jc w:val="center"/>
+              <w:jc w:val="left"/>
               <w:rPr>
                 <w:rFonts w:ascii="方正仿宋_GBK" w:hAnsi="方正仿宋_GBK" w:eastAsia="方正仿宋_GBK" w:cs="方正仿宋_GBK"/>
                 <w:color w:val="000000"/>
@@ -2856,7 +2856,7 @@
           <w:p>
             <w:pPr>
               <w:spacing w:before="0" w:after="0" w:line="320" w:lineRule="exact"/>
-              <w:jc w:val="center"/>
+              <w:jc w:val="left"/>
               <w:rPr>
                 <w:rFonts w:ascii="方正仿宋_GBK" w:hAnsi="方正仿宋_GBK" w:eastAsia="方正仿宋_GBK" w:cs="方正仿宋_GBK"/>
                 <w:color w:val="000000"/>
@@ -2877,7 +2877,7 @@
           <w:p>
             <w:pPr>
               <w:spacing w:before="0" w:after="0" w:line="320" w:lineRule="exact"/>
-              <w:jc w:val="center"/>
+              <w:jc w:val="left"/>
               <w:rPr>
                 <w:rFonts w:ascii="方正仿宋_GBK" w:hAnsi="方正仿宋_GBK" w:eastAsia="方正仿宋_GBK" w:cs="方正仿宋_GBK"/>
                 <w:color w:val="000000"/>
@@ -2898,7 +2898,7 @@
           <w:p>
             <w:pPr>
               <w:spacing w:before="0" w:after="0" w:line="320" w:lineRule="exact"/>
-              <w:jc w:val="center"/>
+              <w:jc w:val="left"/>
               <w:rPr>
                 <w:rFonts w:ascii="方正仿宋_GBK" w:hAnsi="方正仿宋_GBK" w:eastAsia="方正仿宋_GBK" w:cs="方正仿宋_GBK"/>
                 <w:color w:val="000000"/>
@@ -2932,7 +2932,7 @@
           <w:p>
             <w:pPr>
               <w:spacing w:before="0" w:after="0" w:line="320" w:lineRule="exact"/>
-              <w:jc w:val="center"/>
+              <w:jc w:val="left"/>
               <w:rPr>
                 <w:rFonts w:ascii="方正仿宋_GBK" w:hAnsi="方正仿宋_GBK" w:eastAsia="方正仿宋_GBK" w:cs="方正仿宋_GBK"/>
                 <w:b/>
@@ -2964,7 +2964,7 @@
           <w:p>
             <w:pPr>
               <w:spacing w:before="0" w:after="0" w:line="320" w:lineRule="exact"/>
-              <w:jc w:val="center"/>
+              <w:jc w:val="left"/>
               <w:rPr>
                 <w:rFonts w:ascii="方正仿宋_GBK" w:hAnsi="方正仿宋_GBK" w:eastAsia="方正仿宋_GBK" w:cs="方正仿宋_GBK"/>
                 <w:color w:val="000000"/>
@@ -2985,7 +2985,7 @@
           <w:p>
             <w:pPr>
               <w:spacing w:before="0" w:after="0" w:line="320" w:lineRule="exact"/>
-              <w:jc w:val="center"/>
+              <w:jc w:val="left"/>
               <w:rPr>
                 <w:rFonts w:ascii="方正仿宋_GBK" w:hAnsi="方正仿宋_GBK" w:eastAsia="方正仿宋_GBK" w:cs="方正仿宋_GBK"/>
                 <w:color w:val="000000"/>
@@ -3019,7 +3019,7 @@
           <w:p>
             <w:pPr>
               <w:spacing w:before="0" w:after="0" w:line="320" w:lineRule="exact"/>
-              <w:jc w:val="center"/>
+              <w:jc w:val="left"/>
               <w:rPr>
                 <w:rFonts w:ascii="方正仿宋_GBK" w:hAnsi="方正仿宋_GBK" w:eastAsia="方正仿宋_GBK" w:cs="方正仿宋_GBK"/>
                 <w:b/>
@@ -3212,7 +3212,7 @@
           <w:p>
             <w:pPr>
               <w:spacing w:before="0" w:after="0" w:line="320" w:lineRule="exact"/>
-              <w:jc w:val="center"/>
+              <w:jc w:val="left"/>
               <w:rPr>
                 <w:rFonts w:ascii="方正仿宋_GBK" w:hAnsi="方正仿宋_GBK" w:eastAsia="方正仿宋_GBK" w:cs="方正仿宋_GBK"/>
                 <w:color w:val="000000"/>
@@ -3230,7 +3230,7 @@
           <w:p>
             <w:pPr>
               <w:spacing w:before="0" w:after="0" w:line="320" w:lineRule="exact"/>
-              <w:jc w:val="center"/>
+              <w:jc w:val="left"/>
               <w:rPr>
                 <w:rFonts w:ascii="方正仿宋_GBK" w:hAnsi="方正仿宋_GBK" w:eastAsia="方正仿宋_GBK" w:cs="方正仿宋_GBK"/>
                 <w:color w:val="000000"/>
@@ -3257,7 +3257,7 @@
           <w:p>
             <w:pPr>
               <w:spacing w:before="0" w:after="0" w:line="320" w:lineRule="exact"/>
-              <w:jc w:val="center"/>
+              <w:jc w:val="left"/>
               <w:rPr>
                 <w:rFonts w:ascii="方正仿宋_GBK" w:hAnsi="方正仿宋_GBK" w:eastAsia="方正仿宋_GBK" w:cs="方正仿宋_GBK"/>
                 <w:color w:val="000000"/>
@@ -3284,22 +3284,43 @@
           <w:p>
             <w:pPr>
               <w:spacing w:before="0" w:after="0" w:line="320" w:lineRule="exact"/>
-              <w:jc w:val="center"/>
-              <w:rPr>
-                <w:rFonts w:ascii="方正仿宋_GBK" w:hAnsi="方正仿宋_GBK" w:eastAsia="方正仿宋_GBK" w:cs="方正仿宋_GBK"/>
-                <w:color w:val="000000"/>
-                <w:sz w:val="24"/>
-                <w:szCs w:val="24"/>
-              </w:rPr>
-            </w:pPr>
-            <w:r>
-              <w:rPr>
-                <w:rFonts w:ascii="方正仿宋_GBK" w:hAnsi="方正仿宋_GBK" w:eastAsia="方正仿宋_GBK" w:cs="方正仿宋_GBK"/>
-                <w:color w:val="000000"/>
-                <w:sz w:val="24"/>
-                <w:szCs w:val="24"/>
-              </w:rPr>
-              <w:t>[师]：播放短视频，对比展示两个框架的发展史； [生]：思考并简述自己了解的不同框架。</w:t>
+              <w:jc w:val="left"/>
+              <w:rPr>
+                <w:rFonts w:ascii="方正仿宋_GBK" w:hAnsi="方正仿宋_GBK" w:eastAsia="方正仿宋_GBK" w:cs="方正仿宋_GBK"/>
+                <w:color w:val="000000"/>
+                <w:sz w:val="24"/>
+                <w:szCs w:val="24"/>
+              </w:rPr>
+            </w:pPr>
+            <w:r>
+              <w:rPr>
+                <w:rFonts w:ascii="方正仿宋_GBK" w:hAnsi="方正仿宋_GBK" w:eastAsia="方正仿宋_GBK" w:cs="方正仿宋_GBK"/>
+                <w:color w:val="000000"/>
+                <w:sz w:val="24"/>
+                <w:szCs w:val="24"/>
+              </w:rPr>
+              <w:t xml:space="preserve">[师]：播放短视频，对比展示两个框架的发展史；</w:t>
+            </w:r>
+          </w:p>
+          <w:p>
+            <w:pPr>
+              <w:spacing w:before="0" w:after="0" w:line="320" w:lineRule="exact"/>
+              <w:jc w:val="left"/>
+              <w:rPr>
+                <w:rFonts w:ascii="方正仿宋_GBK" w:hAnsi="方正仿宋_GBK" w:eastAsia="方正仿宋_GBK" w:cs="方正仿宋_GBK"/>
+                <w:color w:val="000000"/>
+                <w:sz w:val="24"/>
+                <w:szCs w:val="24"/>
+              </w:rPr>
+            </w:pPr>
+            <w:r>
+              <w:rPr>
+                <w:rFonts w:ascii="方正仿宋_GBK" w:hAnsi="方正仿宋_GBK" w:eastAsia="方正仿宋_GBK" w:cs="方正仿宋_GBK"/>
+                <w:color w:val="000000"/>
+                <w:sz w:val="24"/>
+                <w:szCs w:val="24"/>
+              </w:rPr>
+              <w:t xml:space="preserve">[生]：思考并简述自己了解的不同框架。</w:t>
             </w:r>
           </w:p>
         </w:tc>
@@ -3311,7 +3332,7 @@
           <w:p>
             <w:pPr>
               <w:spacing w:before="0" w:after="0" w:line="320" w:lineRule="exact"/>
-              <w:jc w:val="center"/>
+              <w:jc w:val="left"/>
               <w:rPr>
                 <w:rFonts w:ascii="方正仿宋_GBK" w:hAnsi="方正仿宋_GBK" w:eastAsia="方正仿宋_GBK" w:cs="方正仿宋_GBK"/>
                 <w:color w:val="000000"/>
@@ -3338,7 +3359,7 @@
           <w:p>
             <w:pPr>
               <w:spacing w:before="0" w:after="0" w:line="320" w:lineRule="exact"/>
-              <w:jc w:val="center"/>
+              <w:jc w:val="left"/>
               <w:rPr>
                 <w:rFonts w:ascii="方正仿宋_GBK" w:hAnsi="方正仿宋_GBK" w:eastAsia="方正仿宋_GBK" w:cs="方正仿宋_GBK"/>
                 <w:color w:val="000000"/>
@@ -3372,7 +3393,7 @@
           <w:p>
             <w:pPr>
               <w:spacing w:before="0" w:after="0" w:line="320" w:lineRule="exact"/>
-              <w:jc w:val="center"/>
+              <w:jc w:val="left"/>
               <w:rPr>
                 <w:rFonts w:ascii="方正仿宋_GBK" w:hAnsi="方正仿宋_GBK" w:eastAsia="方正仿宋_GBK" w:cs="方正仿宋_GBK"/>
                 <w:color w:val="000000"/>
@@ -3390,7 +3411,7 @@
           <w:p>
             <w:pPr>
               <w:spacing w:before="0" w:after="0" w:line="320" w:lineRule="exact"/>
-              <w:jc w:val="center"/>
+              <w:jc w:val="left"/>
               <w:rPr>
                 <w:rFonts w:ascii="方正仿宋_GBK" w:hAnsi="方正仿宋_GBK" w:eastAsia="方正仿宋_GBK" w:cs="方正仿宋_GBK"/>
                 <w:color w:val="000000"/>
@@ -3417,31 +3438,85 @@
           <w:p>
             <w:pPr>
               <w:spacing w:before="0" w:after="0" w:line="320" w:lineRule="exact"/>
-              <w:jc w:val="center"/>
-              <w:rPr>
-                <w:rFonts w:ascii="方正仿宋_GBK" w:hAnsi="方正仿宋_GBK" w:eastAsia="方正仿宋_GBK" w:cs="方正仿宋_GBK"/>
-                <w:color w:val="000000"/>
-                <w:sz w:val="24"/>
-                <w:szCs w:val="24"/>
-              </w:rPr>
-            </w:pPr>
-            <w:r>
-              <w:rPr>
-                <w:rFonts w:ascii="方正仿宋_GBK" w:hAnsi="方正仿宋_GBK" w:eastAsia="方正仿宋_GBK" w:cs="方正仿宋_GBK"/>
-                <w:color w:val="000000"/>
-                <w:sz w:val="24"/>
-                <w:szCs w:val="24"/>
-              </w:rPr>
-              <w:t>（1）深度学习基本概念与框架生态； （2）CPU/GPU 环境搭建及 CUDA 版本匹</w:t>
-            </w:r>
-            <w:r>
-              <w:rPr>
-                <w:rFonts w:ascii="方正仿宋_GBK" w:hAnsi="方正仿宋_GBK" w:eastAsia="方正仿宋_GBK" w:cs="方正仿宋_GBK"/>
-                <w:color w:val="000000"/>
-                <w:sz w:val="24"/>
-                <w:szCs w:val="24"/>
-              </w:rPr>
-              <w:t>配； （3）张量数据类型（TF.Tensor / torch.Tensor）的创建与形状操作； （4）自动求导机制（tf.GradientTape 与 torch.autograd）的原理与使用。</w:t>
+              <w:jc w:val="left"/>
+              <w:rPr>
+                <w:rFonts w:ascii="方正仿宋_GBK" w:hAnsi="方正仿宋_GBK" w:eastAsia="方正仿宋_GBK" w:cs="方正仿宋_GBK"/>
+                <w:color w:val="000000"/>
+                <w:sz w:val="24"/>
+                <w:szCs w:val="24"/>
+              </w:rPr>
+            </w:pPr>
+            <w:r>
+              <w:rPr>
+                <w:rFonts w:ascii="方正仿宋_GBK" w:hAnsi="方正仿宋_GBK" w:eastAsia="方正仿宋_GBK" w:cs="方正仿宋_GBK"/>
+                <w:color w:val="000000"/>
+                <w:sz w:val="24"/>
+                <w:szCs w:val="24"/>
+              </w:rPr>
+              <w:t xml:space="preserve">（1）深度学习基本概念与框架生态；</w:t>
+            </w:r>
+          </w:p>
+          <w:p>
+            <w:pPr>
+              <w:spacing w:before="0" w:after="0" w:line="320" w:lineRule="exact"/>
+              <w:jc w:val="left"/>
+              <w:rPr>
+                <w:rFonts w:ascii="方正仿宋_GBK" w:hAnsi="方正仿宋_GBK" w:eastAsia="方正仿宋_GBK" w:cs="方正仿宋_GBK"/>
+                <w:color w:val="000000"/>
+                <w:sz w:val="24"/>
+                <w:szCs w:val="24"/>
+              </w:rPr>
+            </w:pPr>
+            <w:r>
+              <w:rPr>
+                <w:rFonts w:ascii="方正仿宋_GBK" w:hAnsi="方正仿宋_GBK" w:eastAsia="方正仿宋_GBK" w:cs="方正仿宋_GBK"/>
+                <w:color w:val="000000"/>
+                <w:sz w:val="24"/>
+                <w:szCs w:val="24"/>
+              </w:rPr>
+              <w:t xml:space="preserve">（2）CPU/GPU 环境搭建及 CUDA 版本匹配；</w:t>
+            </w:r>
+          </w:p>
+          <w:p>
+            <w:pPr>
+              <w:spacing w:before="0" w:after="0" w:line="320" w:lineRule="exact"/>
+              <w:jc w:val="left"/>
+              <w:rPr>
+                <w:rFonts w:ascii="方正仿宋_GBK" w:hAnsi="方正仿宋_GBK" w:eastAsia="方正仿宋_GBK" w:cs="方正仿宋_GBK"/>
+                <w:color w:val="000000"/>
+                <w:sz w:val="24"/>
+                <w:szCs w:val="24"/>
+              </w:rPr>
+            </w:pPr>
+            <w:r>
+              <w:rPr>
+                <w:rFonts w:ascii="方正仿宋_GBK" w:hAnsi="方正仿宋_GBK" w:eastAsia="方正仿宋_GBK" w:cs="方正仿宋_GBK"/>
+                <w:color w:val="000000"/>
+                <w:sz w:val="24"/>
+                <w:szCs w:val="24"/>
+              </w:rPr>
+              <w:t xml:space="preserve">（3）张量数据类型（TF.Tensor / torch.Tensor）的创建与形状操作；</w:t>
+            </w:r>
+          </w:p>
+          <w:p>
+            <w:pPr>
+              <w:spacing w:before="0" w:after="0" w:line="320" w:lineRule="exact"/>
+              <w:jc w:val="left"/>
+              <w:rPr>
+                <w:rFonts w:ascii="方正仿宋_GBK" w:hAnsi="方正仿宋_GBK" w:eastAsia="方正仿宋_GBK" w:cs="方正仿宋_GBK"/>
+                <w:color w:val="000000"/>
+                <w:sz w:val="24"/>
+                <w:szCs w:val="24"/>
+              </w:rPr>
+            </w:pPr>
+            <w:r>
+              <w:rPr>
+                <w:rFonts w:ascii="方正仿宋_GBK" w:hAnsi="方正仿宋_GBK" w:eastAsia="方正仿宋_GBK" w:cs="方正仿宋_GBK"/>
+                <w:color w:val="000000"/>
+                <w:sz w:val="24"/>
+                <w:szCs w:val="24"/>
+              </w:rPr>
+              <w:t xml:space="preserve">（4）自动求导机制（tf.GradientTape 与 torch.autograd）的原理与使用。</w:t>
             </w:r>
           </w:p>
         </w:tc>
@@ -3453,31 +3528,43 @@
           <w:p>
             <w:pPr>
               <w:spacing w:before="0" w:after="0" w:line="320" w:lineRule="exact"/>
-              <w:jc w:val="center"/>
-              <w:rPr>
-                <w:rFonts w:ascii="方正仿宋_GBK" w:hAnsi="方正仿宋_GBK" w:eastAsia="方正仿宋_GBK" w:cs="方正仿宋_GBK"/>
-                <w:color w:val="000000"/>
-                <w:sz w:val="24"/>
-                <w:szCs w:val="24"/>
-              </w:rPr>
-            </w:pPr>
-            <w:r>
-              <w:rPr>
-                <w:rFonts w:ascii="方正仿宋_GBK" w:hAnsi="方正仿宋_GBK" w:eastAsia="方正仿宋_GBK" w:cs="方正仿宋_GBK"/>
-                <w:color w:val="000000"/>
-                <w:sz w:val="24"/>
-                <w:szCs w:val="24"/>
-              </w:rPr>
-              <w:t>[师]：PPT讲解 + Live Code 逐步演示张量计算； [生]：记笔记，并在教师</w:t>
-            </w:r>
-            <w:r>
-              <w:rPr>
-                <w:rFonts w:ascii="方正仿宋_GBK" w:hAnsi="方正仿宋_GBK" w:eastAsia="方正仿宋_GBK" w:cs="方正仿宋_GBK"/>
-                <w:color w:val="000000"/>
-                <w:sz w:val="24"/>
-                <w:szCs w:val="24"/>
-              </w:rPr>
-              <w:t>机的虚拟环境中同步敲入演练代码。</w:t>
+              <w:jc w:val="left"/>
+              <w:rPr>
+                <w:rFonts w:ascii="方正仿宋_GBK" w:hAnsi="方正仿宋_GBK" w:eastAsia="方正仿宋_GBK" w:cs="方正仿宋_GBK"/>
+                <w:color w:val="000000"/>
+                <w:sz w:val="24"/>
+                <w:szCs w:val="24"/>
+              </w:rPr>
+            </w:pPr>
+            <w:r>
+              <w:rPr>
+                <w:rFonts w:ascii="方正仿宋_GBK" w:hAnsi="方正仿宋_GBK" w:eastAsia="方正仿宋_GBK" w:cs="方正仿宋_GBK"/>
+                <w:color w:val="000000"/>
+                <w:sz w:val="24"/>
+                <w:szCs w:val="24"/>
+              </w:rPr>
+              <w:t xml:space="preserve">[师]：PPT讲解 + Live Code 逐步演示张量计算；</w:t>
+            </w:r>
+          </w:p>
+          <w:p>
+            <w:pPr>
+              <w:spacing w:before="0" w:after="0" w:line="320" w:lineRule="exact"/>
+              <w:jc w:val="left"/>
+              <w:rPr>
+                <w:rFonts w:ascii="方正仿宋_GBK" w:hAnsi="方正仿宋_GBK" w:eastAsia="方正仿宋_GBK" w:cs="方正仿宋_GBK"/>
+                <w:color w:val="000000"/>
+                <w:sz w:val="24"/>
+                <w:szCs w:val="24"/>
+              </w:rPr>
+            </w:pPr>
+            <w:r>
+              <w:rPr>
+                <w:rFonts w:ascii="方正仿宋_GBK" w:hAnsi="方正仿宋_GBK" w:eastAsia="方正仿宋_GBK" w:cs="方正仿宋_GBK"/>
+                <w:color w:val="000000"/>
+                <w:sz w:val="24"/>
+                <w:szCs w:val="24"/>
+              </w:rPr>
+              <w:t xml:space="preserve">[生]：记笔记，并在教师机的虚拟环境中同步敲入演练代码。</w:t>
             </w:r>
           </w:p>
         </w:tc>
@@ -3489,7 +3576,7 @@
           <w:p>
             <w:pPr>
               <w:spacing w:before="0" w:after="0" w:line="320" w:lineRule="exact"/>
-              <w:jc w:val="center"/>
+              <w:jc w:val="left"/>
               <w:rPr>
                 <w:rFonts w:ascii="方正仿宋_GBK" w:hAnsi="方正仿宋_GBK" w:eastAsia="方正仿宋_GBK" w:cs="方正仿宋_GBK"/>
                 <w:color w:val="000000"/>
@@ -3516,7 +3603,7 @@
           <w:p>
             <w:pPr>
               <w:spacing w:before="0" w:after="0" w:line="320" w:lineRule="exact"/>
-              <w:jc w:val="center"/>
+              <w:jc w:val="left"/>
               <w:rPr>
                 <w:rFonts w:ascii="方正仿宋_GBK" w:hAnsi="方正仿宋_GBK" w:eastAsia="方正仿宋_GBK" w:cs="方正仿宋_GBK"/>
                 <w:color w:val="000000"/>
@@ -3550,7 +3637,7 @@
           <w:p>
             <w:pPr>
               <w:spacing w:before="0" w:after="0" w:line="320" w:lineRule="exact"/>
-              <w:jc w:val="center"/>
+              <w:jc w:val="left"/>
               <w:rPr>
                 <w:rFonts w:ascii="方正仿宋_GBK" w:hAnsi="方正仿宋_GBK" w:eastAsia="方正仿宋_GBK" w:cs="方正仿宋_GBK"/>
                 <w:color w:val="000000"/>
@@ -3568,7 +3655,7 @@
           <w:p>
             <w:pPr>
               <w:spacing w:before="0" w:after="0" w:line="320" w:lineRule="exact"/>
-              <w:jc w:val="center"/>
+              <w:jc w:val="left"/>
               <w:rPr>
                 <w:rFonts w:ascii="方正仿宋_GBK" w:hAnsi="方正仿宋_GBK" w:eastAsia="方正仿宋_GBK" w:cs="方正仿宋_GBK"/>
                 <w:color w:val="000000"/>
@@ -3595,7 +3682,7 @@
           <w:p>
             <w:pPr>
               <w:spacing w:before="0" w:after="0" w:line="320" w:lineRule="exact"/>
-              <w:jc w:val="center"/>
+              <w:jc w:val="left"/>
               <w:rPr>
                 <w:rFonts w:ascii="方正仿宋_GBK" w:hAnsi="方正仿宋_GBK" w:eastAsia="方正仿宋_GBK" w:cs="方正仿宋_GBK"/>
                 <w:color w:val="000000"/>
@@ -3622,22 +3709,43 @@
           <w:p>
             <w:pPr>
               <w:spacing w:before="0" w:after="0" w:line="320" w:lineRule="exact"/>
-              <w:jc w:val="center"/>
-              <w:rPr>
-                <w:rFonts w:ascii="方正仿宋_GBK" w:hAnsi="方正仿宋_GBK" w:eastAsia="方正仿宋_GBK" w:cs="方正仿宋_GBK"/>
-                <w:color w:val="000000"/>
-                <w:sz w:val="24"/>
-                <w:szCs w:val="24"/>
-              </w:rPr>
-            </w:pPr>
-            <w:r>
-              <w:rPr>
-                <w:rFonts w:ascii="方正仿宋_GBK" w:hAnsi="方正仿宋_GBK" w:eastAsia="方正仿宋_GBK" w:cs="方正仿宋_GBK"/>
-                <w:color w:val="000000"/>
-                <w:sz w:val="24"/>
-                <w:szCs w:val="24"/>
-              </w:rPr>
-              <w:t>[师]：发布实训任务，巡回答疑指导； [生]：分组协作，查阅 API 完成代码，并输出最终训练好的权重参数。</w:t>
+              <w:jc w:val="left"/>
+              <w:rPr>
+                <w:rFonts w:ascii="方正仿宋_GBK" w:hAnsi="方正仿宋_GBK" w:eastAsia="方正仿宋_GBK" w:cs="方正仿宋_GBK"/>
+                <w:color w:val="000000"/>
+                <w:sz w:val="24"/>
+                <w:szCs w:val="24"/>
+              </w:rPr>
+            </w:pPr>
+            <w:r>
+              <w:rPr>
+                <w:rFonts w:ascii="方正仿宋_GBK" w:hAnsi="方正仿宋_GBK" w:eastAsia="方正仿宋_GBK" w:cs="方正仿宋_GBK"/>
+                <w:color w:val="000000"/>
+                <w:sz w:val="24"/>
+                <w:szCs w:val="24"/>
+              </w:rPr>
+              <w:t xml:space="preserve">[师]：发布实训任务，巡回答疑指导；</w:t>
+            </w:r>
+          </w:p>
+          <w:p>
+            <w:pPr>
+              <w:spacing w:before="0" w:after="0" w:line="320" w:lineRule="exact"/>
+              <w:jc w:val="left"/>
+              <w:rPr>
+                <w:rFonts w:ascii="方正仿宋_GBK" w:hAnsi="方正仿宋_GBK" w:eastAsia="方正仿宋_GBK" w:cs="方正仿宋_GBK"/>
+                <w:color w:val="000000"/>
+                <w:sz w:val="24"/>
+                <w:szCs w:val="24"/>
+              </w:rPr>
+            </w:pPr>
+            <w:r>
+              <w:rPr>
+                <w:rFonts w:ascii="方正仿宋_GBK" w:hAnsi="方正仿宋_GBK" w:eastAsia="方正仿宋_GBK" w:cs="方正仿宋_GBK"/>
+                <w:color w:val="000000"/>
+                <w:sz w:val="24"/>
+                <w:szCs w:val="24"/>
+              </w:rPr>
+              <w:t xml:space="preserve">[生]：分组协作，查阅 API 完成代码，并输出最终训练好的权重参数。</w:t>
             </w:r>
           </w:p>
         </w:tc>
@@ -3649,7 +3757,7 @@
           <w:p>
             <w:pPr>
               <w:spacing w:before="0" w:after="0" w:line="320" w:lineRule="exact"/>
-              <w:jc w:val="center"/>
+              <w:jc w:val="left"/>
               <w:rPr>
                 <w:rFonts w:ascii="方正仿宋_GBK" w:hAnsi="方正仿宋_GBK" w:eastAsia="方正仿宋_GBK" w:cs="方正仿宋_GBK"/>
                 <w:color w:val="000000"/>
@@ -3676,7 +3784,7 @@
           <w:p>
             <w:pPr>
               <w:spacing w:before="0" w:after="0" w:line="320" w:lineRule="exact"/>
-              <w:jc w:val="center"/>
+              <w:jc w:val="left"/>
               <w:rPr>
                 <w:rFonts w:ascii="方正仿宋_GBK" w:hAnsi="方正仿宋_GBK" w:eastAsia="方正仿宋_GBK" w:cs="方正仿宋_GBK"/>
                 <w:color w:val="000000"/>
@@ -3710,7 +3818,7 @@
           <w:p>
             <w:pPr>
               <w:spacing w:before="0" w:after="0" w:line="320" w:lineRule="exact"/>
-              <w:jc w:val="center"/>
+              <w:jc w:val="left"/>
               <w:rPr>
                 <w:rFonts w:ascii="方正仿宋_GBK" w:hAnsi="方正仿宋_GBK" w:eastAsia="方正仿宋_GBK" w:cs="方正仿宋_GBK"/>
                 <w:color w:val="000000"/>
@@ -3728,7 +3836,7 @@
           <w:p>
             <w:pPr>
               <w:spacing w:before="0" w:after="0" w:line="320" w:lineRule="exact"/>
-              <w:jc w:val="center"/>
+              <w:jc w:val="left"/>
               <w:rPr>
                 <w:rFonts w:ascii="方正仿宋_GBK" w:hAnsi="方正仿宋_GBK" w:eastAsia="方正仿宋_GBK" w:cs="方正仿宋_GBK"/>
                 <w:color w:val="000000"/>
@@ -3755,7 +3863,7 @@
           <w:p>
             <w:pPr>
               <w:spacing w:before="0" w:after="0" w:line="320" w:lineRule="exact"/>
-              <w:jc w:val="center"/>
+              <w:jc w:val="left"/>
               <w:rPr>
                 <w:rFonts w:ascii="方正仿宋_GBK" w:hAnsi="方正仿宋_GBK" w:eastAsia="方正仿宋_GBK" w:cs="方正仿宋_GBK"/>
                 <w:color w:val="000000"/>
@@ -3782,22 +3890,43 @@
           <w:p>
             <w:pPr>
               <w:spacing w:before="0" w:after="0" w:line="320" w:lineRule="exact"/>
-              <w:jc w:val="center"/>
-              <w:rPr>
-                <w:rFonts w:ascii="方正仿宋_GBK" w:hAnsi="方正仿宋_GBK" w:eastAsia="方正仿宋_GBK" w:cs="方正仿宋_GBK"/>
-                <w:color w:val="000000"/>
-                <w:sz w:val="24"/>
-                <w:szCs w:val="24"/>
-              </w:rPr>
-            </w:pPr>
-            <w:r>
-              <w:rPr>
-                <w:rFonts w:ascii="方正仿宋_GBK" w:hAnsi="方正仿宋_GBK" w:eastAsia="方正仿宋_GBK" w:cs="方正仿宋_GBK"/>
-                <w:color w:val="000000"/>
-                <w:sz w:val="24"/>
-                <w:szCs w:val="24"/>
-              </w:rPr>
-              <w:t>[师]：归纳总结易错点； [生]：交叉验证自己的实训结果。</w:t>
+              <w:jc w:val="left"/>
+              <w:rPr>
+                <w:rFonts w:ascii="方正仿宋_GBK" w:hAnsi="方正仿宋_GBK" w:eastAsia="方正仿宋_GBK" w:cs="方正仿宋_GBK"/>
+                <w:color w:val="000000"/>
+                <w:sz w:val="24"/>
+                <w:szCs w:val="24"/>
+              </w:rPr>
+            </w:pPr>
+            <w:r>
+              <w:rPr>
+                <w:rFonts w:ascii="方正仿宋_GBK" w:hAnsi="方正仿宋_GBK" w:eastAsia="方正仿宋_GBK" w:cs="方正仿宋_GBK"/>
+                <w:color w:val="000000"/>
+                <w:sz w:val="24"/>
+                <w:szCs w:val="24"/>
+              </w:rPr>
+              <w:t xml:space="preserve">[师]：归纳总结易错点；</w:t>
+            </w:r>
+          </w:p>
+          <w:p>
+            <w:pPr>
+              <w:spacing w:before="0" w:after="0" w:line="320" w:lineRule="exact"/>
+              <w:jc w:val="left"/>
+              <w:rPr>
+                <w:rFonts w:ascii="方正仿宋_GBK" w:hAnsi="方正仿宋_GBK" w:eastAsia="方正仿宋_GBK" w:cs="方正仿宋_GBK"/>
+                <w:color w:val="000000"/>
+                <w:sz w:val="24"/>
+                <w:szCs w:val="24"/>
+              </w:rPr>
+            </w:pPr>
+            <w:r>
+              <w:rPr>
+                <w:rFonts w:ascii="方正仿宋_GBK" w:hAnsi="方正仿宋_GBK" w:eastAsia="方正仿宋_GBK" w:cs="方正仿宋_GBK"/>
+                <w:color w:val="000000"/>
+                <w:sz w:val="24"/>
+                <w:szCs w:val="24"/>
+              </w:rPr>
+              <w:t xml:space="preserve">[生]：交叉验证自己的实训结果。</w:t>
             </w:r>
           </w:p>
         </w:tc>
@@ -3809,7 +3938,7 @@
           <w:p>
             <w:pPr>
               <w:spacing w:before="0" w:after="0" w:line="320" w:lineRule="exact"/>
-              <w:jc w:val="center"/>
+              <w:jc w:val="left"/>
               <w:rPr>
                 <w:rFonts w:ascii="方正仿宋_GBK" w:hAnsi="方正仿宋_GBK" w:eastAsia="方正仿宋_GBK" w:cs="方正仿宋_GBK"/>
                 <w:color w:val="000000"/>
@@ -3836,7 +3965,7 @@
           <w:p>
             <w:pPr>
               <w:spacing w:before="0" w:after="0" w:line="320" w:lineRule="exact"/>
-              <w:jc w:val="center"/>
+              <w:jc w:val="left"/>
               <w:rPr>
                 <w:rFonts w:ascii="方正仿宋_GBK" w:hAnsi="方正仿宋_GBK" w:eastAsia="方正仿宋_GBK" w:cs="方正仿宋_GBK"/>
                 <w:color w:val="000000"/>
@@ -3869,7 +3998,7 @@
           <w:p>
             <w:pPr>
               <w:spacing w:before="0" w:after="0" w:line="320" w:lineRule="exact"/>
-              <w:jc w:val="center"/>
+              <w:jc w:val="left"/>
               <w:rPr>
                 <w:rFonts w:ascii="方正仿宋_GBK" w:hAnsi="方正仿宋_GBK" w:eastAsia="方正仿宋_GBK" w:cs="方正仿宋_GBK"/>
                 <w:b/>
@@ -3901,7 +4030,7 @@
           <w:p>
             <w:pPr>
               <w:spacing w:before="0" w:after="0" w:line="320" w:lineRule="exact"/>
-              <w:jc w:val="center"/>
+              <w:jc w:val="left"/>
               <w:rPr>
                 <w:rFonts w:ascii="方正仿宋_GBK" w:hAnsi="方正仿宋_GBK" w:eastAsia="方正仿宋_GBK" w:cs="方正仿宋_GBK"/>
                 <w:color w:val="000000"/>
@@ -3922,7 +4051,7 @@
           <w:p>
             <w:pPr>
               <w:spacing w:before="0" w:after="0" w:line="320" w:lineRule="exact"/>
-              <w:jc w:val="center"/>
+              <w:jc w:val="left"/>
               <w:rPr>
                 <w:rFonts w:ascii="方正仿宋_GBK" w:hAnsi="方正仿宋_GBK" w:eastAsia="方正仿宋_GBK" w:cs="方正仿宋_GBK"/>
                 <w:color w:val="000000"/>
@@ -3943,7 +4072,7 @@
           <w:p>
             <w:pPr>
               <w:spacing w:before="0" w:after="0" w:line="320" w:lineRule="exact"/>
-              <w:jc w:val="center"/>
+              <w:jc w:val="left"/>
               <w:rPr>
                 <w:rFonts w:ascii="方正仿宋_GBK" w:hAnsi="方正仿宋_GBK" w:eastAsia="方正仿宋_GBK" w:cs="方正仿宋_GBK"/>
                 <w:color w:val="000000"/>
@@ -3964,7 +4093,7 @@
           <w:p>
             <w:pPr>
               <w:spacing w:before="0" w:after="0" w:line="320" w:lineRule="exact"/>
-              <w:jc w:val="center"/>
+              <w:jc w:val="left"/>
               <w:rPr>
                 <w:rFonts w:ascii="方正仿宋_GBK" w:hAnsi="方正仿宋_GBK" w:eastAsia="方正仿宋_GBK" w:cs="方正仿宋_GBK"/>
                 <w:color w:val="000000"/>
@@ -3985,7 +4114,7 @@
           <w:p>
             <w:pPr>
               <w:spacing w:before="0" w:after="0" w:line="320" w:lineRule="exact"/>
-              <w:jc w:val="center"/>
+              <w:jc w:val="left"/>
               <w:rPr>
                 <w:rFonts w:ascii="方正仿宋_GBK" w:hAnsi="方正仿宋_GBK" w:eastAsia="方正仿宋_GBK" w:cs="方正仿宋_GBK"/>
                 <w:color w:val="000000"/>
@@ -4006,7 +4135,7 @@
           <w:p>
             <w:pPr>
               <w:spacing w:before="0" w:after="0" w:line="320" w:lineRule="exact"/>
-              <w:jc w:val="center"/>
+              <w:jc w:val="left"/>
               <w:rPr>
                 <w:rFonts w:ascii="方正仿宋_GBK" w:hAnsi="方正仿宋_GBK" w:eastAsia="方正仿宋_GBK" w:cs="方正仿宋_GBK"/>
                 <w:color w:val="000000"/>
@@ -4040,7 +4169,7 @@
           <w:p>
             <w:pPr>
               <w:spacing w:before="0" w:after="0" w:line="320" w:lineRule="exact"/>
-              <w:jc w:val="center"/>
+              <w:jc w:val="left"/>
               <w:rPr>
                 <w:rFonts w:ascii="方正仿宋_GBK" w:hAnsi="方正仿宋_GBK" w:eastAsia="方正仿宋_GBK" w:cs="方正仿宋_GBK"/>
                 <w:b/>
@@ -4072,7 +4201,7 @@
           <w:p>
             <w:pPr>
               <w:spacing w:before="0" w:after="0" w:line="320" w:lineRule="exact"/>
-              <w:jc w:val="center"/>
+              <w:jc w:val="left"/>
               <w:rPr>
                 <w:rFonts w:ascii="方正仿宋_GBK" w:hAnsi="方正仿宋_GBK" w:eastAsia="方正仿宋_GBK" w:cs="方正仿宋_GBK"/>
                 <w:color w:val="000000"/>
@@ -4093,7 +4222,7 @@
           <w:p>
             <w:pPr>
               <w:spacing w:before="0" w:after="0" w:line="320" w:lineRule="exact"/>
-              <w:jc w:val="center"/>
+              <w:jc w:val="left"/>
               <w:rPr>
                 <w:rFonts w:ascii="方正仿宋_GBK" w:hAnsi="方正仿宋_GBK" w:eastAsia="方正仿宋_GBK" w:cs="方正仿宋_GBK"/>
                 <w:color w:val="000000"/>
@@ -4114,7 +4243,7 @@
           <w:p>
             <w:pPr>
               <w:spacing w:before="0" w:after="0" w:line="320" w:lineRule="exact"/>
-              <w:jc w:val="center"/>
+              <w:jc w:val="left"/>
               <w:rPr>
                 <w:rFonts w:ascii="方正仿宋_GBK" w:hAnsi="方正仿宋_GBK" w:eastAsia="方正仿宋_GBK" w:cs="方正仿宋_GBK"/>
                 <w:color w:val="000000"/>
@@ -4148,7 +4277,7 @@
           <w:p>
             <w:pPr>
               <w:spacing w:before="0" w:after="0" w:line="320" w:lineRule="exact"/>
-              <w:jc w:val="center"/>
+              <w:jc w:val="left"/>
               <w:rPr>
                 <w:rFonts w:ascii="方正仿宋_GBK" w:hAnsi="方正仿宋_GBK" w:eastAsia="方正仿宋_GBK" w:cs="方正仿宋_GBK"/>
                 <w:b/>
@@ -4180,37 +4309,49 @@
           <w:p>
             <w:pPr>
               <w:spacing w:before="0" w:after="0" w:line="320" w:lineRule="exact"/>
-              <w:jc w:val="center"/>
-              <w:rPr>
-                <w:rFonts w:ascii="方正仿宋_GBK" w:hAnsi="方正仿宋_GBK" w:eastAsia="方正仿宋_GBK" w:cs="方正仿宋_GBK"/>
-                <w:color w:val="000000"/>
-                <w:sz w:val="24"/>
-                <w:szCs w:val="24"/>
-              </w:rPr>
-            </w:pPr>
-            <w:r>
-              <w:rPr>
-                <w:rFonts w:ascii="方正仿宋_GBK" w:hAnsi="方正仿宋_GBK" w:eastAsia="方正仿宋_GBK" w:cs="方正仿宋_GBK"/>
-                <w:color w:val="000000"/>
-                <w:sz w:val="24"/>
-                <w:szCs w:val="24"/>
-              </w:rPr>
-              <w:t>教学反思</w:t>
-            </w:r>
-            <w:r>
-              <w:rPr>
-                <w:rFonts w:ascii="方正仿宋_GBK" w:hAnsi="方正仿宋_GBK" w:eastAsia="方正仿宋_GBK" w:cs="方正仿宋_GBK"/>
-                <w:color w:val="000000"/>
-                <w:sz w:val="24"/>
-                <w:szCs w:val="24"/>
-              </w:rPr>
-              <w:t>讲授经验小结：本堂课通过对比环境与实操体验，学生对深度学习框架不再感到陌生，趣味性较高。对本课基础知识的掌握情况达到了预期目标。</w:t>
-            </w:r>
-          </w:p>
-          <w:p>
-            <w:pPr>
-              <w:spacing w:before="0" w:after="0" w:line="320" w:lineRule="exact"/>
-              <w:jc w:val="center"/>
+              <w:jc w:val="left"/>
+              <w:rPr>
+                <w:rFonts w:ascii="方正仿宋_GBK" w:hAnsi="方正仿宋_GBK" w:eastAsia="方正仿宋_GBK" w:cs="方正仿宋_GBK"/>
+                <w:color w:val="000000"/>
+                <w:sz w:val="24"/>
+                <w:szCs w:val="24"/>
+              </w:rPr>
+            </w:pPr>
+            <w:r>
+              <w:rPr>
+                <w:rFonts w:ascii="方正仿宋_GBK" w:hAnsi="方正仿宋_GBK" w:eastAsia="方正仿宋_GBK" w:cs="方正仿宋_GBK"/>
+                <w:color w:val="000000"/>
+                <w:sz w:val="24"/>
+                <w:szCs w:val="24"/>
+              </w:rPr>
+              <w:t xml:space="preserve">教学反思</w:t>
+            </w:r>
+          </w:p>
+          <w:p>
+            <w:pPr>
+              <w:spacing w:before="0" w:after="0" w:line="320" w:lineRule="exact"/>
+              <w:jc w:val="left"/>
+              <w:rPr>
+                <w:rFonts w:ascii="方正仿宋_GBK" w:hAnsi="方正仿宋_GBK" w:eastAsia="方正仿宋_GBK" w:cs="方正仿宋_GBK"/>
+                <w:color w:val="000000"/>
+                <w:sz w:val="24"/>
+                <w:szCs w:val="24"/>
+              </w:rPr>
+            </w:pPr>
+            <w:r>
+              <w:rPr>
+                <w:rFonts w:ascii="方正仿宋_GBK" w:hAnsi="方正仿宋_GBK" w:eastAsia="方正仿宋_GBK" w:cs="方正仿宋_GBK"/>
+                <w:color w:val="000000"/>
+                <w:sz w:val="24"/>
+                <w:szCs w:val="24"/>
+              </w:rPr>
+              <w:t xml:space="preserve">讲授经验小结：本堂课通过对比环境与实操体验，学生对深度学习框架不再感到陌生，趣味性较高。对本课基础知识的掌握情况达到了预期目标。</w:t>
+            </w:r>
+          </w:p>
+          <w:p>
+            <w:pPr>
+              <w:spacing w:before="0" w:after="0" w:line="320" w:lineRule="exact"/>
+              <w:jc w:val="left"/>
               <w:rPr>
                 <w:rFonts w:ascii="方正仿宋_GBK" w:hAnsi="方正仿宋_GBK" w:eastAsia="方正仿宋_GBK" w:cs="方正仿宋_GBK"/>
                 <w:color w:val="000000"/>
@@ -4231,7 +4372,7 @@
           <w:p>
             <w:pPr>
               <w:spacing w:before="0" w:after="0" w:line="320" w:lineRule="exact"/>
-              <w:jc w:val="center"/>
+              <w:jc w:val="left"/>
               <w:rPr>
                 <w:rFonts w:ascii="方正仿宋_GBK" w:hAnsi="方正仿宋_GBK" w:eastAsia="方正仿宋_GBK" w:cs="方正仿宋_GBK"/>
                 <w:color w:val="000000"/>
@@ -4309,7 +4450,7 @@
           <w:p>
             <w:pPr>
               <w:spacing w:before="0" w:after="0" w:line="320" w:lineRule="exact"/>
-              <w:jc w:val="center"/>
+              <w:jc w:val="left"/>
               <w:rPr>
                 <w:rFonts w:ascii="方正仿宋_GBK" w:hAnsi="方正仿宋_GBK" w:eastAsia="方正仿宋_GBK" w:cs="方正仿宋_GBK"/>
                 <w:b/>
@@ -4340,7 +4481,7 @@
           <w:p>
             <w:pPr>
               <w:spacing w:before="0" w:after="0" w:line="320" w:lineRule="exact"/>
-              <w:jc w:val="center"/>
+              <w:jc w:val="left"/>
               <w:rPr>
                 <w:rFonts w:ascii="方正仿宋_GBK" w:hAnsi="方正仿宋_GBK" w:eastAsia="方正仿宋_GBK" w:cs="方正仿宋_GBK"/>
                 <w:b/>
@@ -4371,7 +4512,7 @@
           <w:p>
             <w:pPr>
               <w:spacing w:before="0" w:after="0" w:line="320" w:lineRule="exact"/>
-              <w:jc w:val="center"/>
+              <w:jc w:val="left"/>
               <w:rPr>
                 <w:rFonts w:ascii="方正仿宋_GBK" w:hAnsi="方正仿宋_GBK" w:eastAsia="方正仿宋_GBK" w:cs="方正仿宋_GBK"/>
                 <w:b/>
@@ -4402,7 +4543,7 @@
           <w:p>
             <w:pPr>
               <w:spacing w:before="0" w:after="0" w:line="320" w:lineRule="exact"/>
-              <w:jc w:val="center"/>
+              <w:jc w:val="left"/>
               <w:rPr>
                 <w:rFonts w:ascii="方正仿宋_GBK" w:hAnsi="方正仿宋_GBK" w:eastAsia="方正仿宋_GBK" w:cs="方正仿宋_GBK"/>
                 <w:color w:val="000000"/>
@@ -4429,7 +4570,7 @@
           <w:p>
             <w:pPr>
               <w:spacing w:before="0" w:after="0" w:line="320" w:lineRule="exact"/>
-              <w:jc w:val="center"/>
+              <w:jc w:val="left"/>
               <w:rPr>
                 <w:rFonts w:ascii="方正仿宋_GBK" w:hAnsi="方正仿宋_GBK" w:eastAsia="方正仿宋_GBK" w:cs="方正仿宋_GBK"/>
                 <w:b/>
@@ -4460,7 +4601,7 @@
           <w:p>
             <w:pPr>
               <w:spacing w:before="0" w:after="0" w:line="320" w:lineRule="exact"/>
-              <w:jc w:val="center"/>
+              <w:jc w:val="left"/>
               <w:rPr>
                 <w:rFonts w:ascii="方正仿宋_GBK" w:hAnsi="方正仿宋_GBK" w:eastAsia="方正仿宋_GBK" w:cs="方正仿宋_GBK"/>
                 <w:color w:val="000000"/>
@@ -4494,7 +4635,7 @@
           <w:p>
             <w:pPr>
               <w:spacing w:before="0" w:after="0" w:line="320" w:lineRule="exact"/>
-              <w:jc w:val="center"/>
+              <w:jc w:val="left"/>
               <w:rPr>
                 <w:rFonts w:ascii="方正仿宋_GBK" w:hAnsi="方正仿宋_GBK" w:eastAsia="方正仿宋_GBK" w:cs="方正仿宋_GBK"/>
                 <w:b/>
@@ -4526,7 +4667,7 @@
           <w:p>
             <w:pPr>
               <w:spacing w:before="0" w:after="0" w:line="320" w:lineRule="exact"/>
-              <w:jc w:val="center"/>
+              <w:jc w:val="left"/>
               <w:rPr>
                 <w:rFonts w:ascii="方正仿宋_GBK" w:hAnsi="方正仿宋_GBK" w:eastAsia="方正仿宋_GBK" w:cs="方正仿宋_GBK"/>
                 <w:color w:val="000000"/>
@@ -4553,7 +4694,7 @@
           <w:p>
             <w:pPr>
               <w:spacing w:before="0" w:after="0" w:line="320" w:lineRule="exact"/>
-              <w:jc w:val="center"/>
+              <w:jc w:val="left"/>
               <w:rPr>
                 <w:rFonts w:ascii="方正仿宋_GBK" w:hAnsi="方正仿宋_GBK" w:eastAsia="方正仿宋_GBK" w:cs="方正仿宋_GBK"/>
                 <w:b/>
@@ -4584,7 +4725,7 @@
           <w:p>
             <w:pPr>
               <w:spacing w:before="0" w:after="0" w:line="320" w:lineRule="exact"/>
-              <w:jc w:val="center"/>
+              <w:jc w:val="left"/>
               <w:rPr>
                 <w:rFonts w:ascii="方正仿宋_GBK" w:hAnsi="方正仿宋_GBK" w:eastAsia="方正仿宋_GBK" w:cs="方正仿宋_GBK"/>
                 <w:color w:val="000000"/>
@@ -4618,7 +4759,7 @@
           <w:p>
             <w:pPr>
               <w:spacing w:before="0" w:after="0" w:line="320" w:lineRule="exact"/>
-              <w:jc w:val="center"/>
+              <w:jc w:val="left"/>
               <w:rPr>
                 <w:rFonts w:ascii="方正仿宋_GBK" w:hAnsi="方正仿宋_GBK" w:eastAsia="方正仿宋_GBK" w:cs="方正仿宋_GBK"/>
                 <w:b/>
@@ -4677,7 +4818,7 @@
           <w:p>
             <w:pPr>
               <w:spacing w:before="0" w:after="0" w:line="320" w:lineRule="exact"/>
-              <w:jc w:val="center"/>
+              <w:jc w:val="left"/>
               <w:rPr>
                 <w:rFonts w:ascii="方正仿宋_GBK" w:hAnsi="方正仿宋_GBK" w:eastAsia="方正仿宋_GBK" w:cs="方正仿宋_GBK"/>
                 <w:b/>
@@ -4708,7 +4849,7 @@
           <w:p>
             <w:pPr>
               <w:spacing w:before="0" w:after="0" w:line="320" w:lineRule="exact"/>
-              <w:jc w:val="center"/>
+              <w:jc w:val="left"/>
               <w:rPr>
                 <w:rFonts w:ascii="方正仿宋_GBK" w:hAnsi="方正仿宋_GBK" w:eastAsia="方正仿宋_GBK" w:cs="方正仿宋_GBK"/>
                 <w:color w:val="000000"/>
@@ -4743,7 +4884,7 @@
           <w:p>
             <w:pPr>
               <w:spacing w:before="0" w:after="0" w:line="320" w:lineRule="exact"/>
-              <w:jc w:val="center"/>
+              <w:jc w:val="left"/>
               <w:rPr>
                 <w:rFonts w:ascii="方正仿宋_GBK" w:hAnsi="方正仿宋_GBK" w:eastAsia="方正仿宋_GBK" w:cs="方正仿宋_GBK"/>
                 <w:b/>
@@ -4775,7 +4916,7 @@
           <w:p>
             <w:pPr>
               <w:spacing w:before="0" w:after="0" w:line="320" w:lineRule="exact"/>
-              <w:jc w:val="center"/>
+              <w:jc w:val="left"/>
               <w:rPr>
                 <w:rFonts w:ascii="方正仿宋_GBK" w:hAnsi="方正仿宋_GBK" w:eastAsia="方正仿宋_GBK" w:cs="方正仿宋_GBK"/>
                 <w:color w:val="000000"/>
@@ -4810,7 +4951,7 @@
           <w:p>
             <w:pPr>
               <w:spacing w:before="0" w:after="0" w:line="320" w:lineRule="exact"/>
-              <w:jc w:val="center"/>
+              <w:jc w:val="left"/>
               <w:rPr>
                 <w:rFonts w:ascii="方正仿宋_GBK" w:hAnsi="方正仿宋_GBK" w:eastAsia="方正仿宋_GBK" w:cs="方正仿宋_GBK"/>
                 <w:color w:val="000000"/>
@@ -4829,7 +4970,7 @@
           <w:p>
             <w:pPr>
               <w:spacing w:before="0" w:after="0" w:line="320" w:lineRule="exact"/>
-              <w:jc w:val="center"/>
+              <w:jc w:val="left"/>
               <w:rPr>
                 <w:rFonts w:ascii="方正仿宋_GBK" w:hAnsi="方正仿宋_GBK" w:eastAsia="方正仿宋_GBK" w:cs="方正仿宋_GBK"/>
                 <w:color w:val="000000"/>
@@ -4864,7 +5005,7 @@
           <w:p>
             <w:pPr>
               <w:spacing w:before="0" w:after="0" w:line="320" w:lineRule="exact"/>
-              <w:jc w:val="center"/>
+              <w:jc w:val="left"/>
               <w:rPr>
                 <w:rFonts w:ascii="方正仿宋_GBK" w:hAnsi="方正仿宋_GBK" w:eastAsia="方正仿宋_GBK" w:cs="方正仿宋_GBK"/>
                 <w:color w:val="000000"/>
@@ -4883,7 +5024,7 @@
           <w:p>
             <w:pPr>
               <w:spacing w:before="0" w:after="0" w:line="320" w:lineRule="exact"/>
-              <w:jc w:val="center"/>
+              <w:jc w:val="left"/>
               <w:rPr>
                 <w:rFonts w:ascii="方正仿宋_GBK" w:hAnsi="方正仿宋_GBK" w:eastAsia="方正仿宋_GBK" w:cs="方正仿宋_GBK"/>
                 <w:color w:val="000000"/>
@@ -4917,7 +5058,7 @@
           <w:p>
             <w:pPr>
               <w:spacing w:before="0" w:after="0" w:line="320" w:lineRule="exact"/>
-              <w:jc w:val="center"/>
+              <w:jc w:val="left"/>
               <w:rPr>
                 <w:rFonts w:ascii="方正仿宋_GBK" w:hAnsi="方正仿宋_GBK" w:eastAsia="方正仿宋_GBK" w:cs="方正仿宋_GBK"/>
                 <w:b/>
@@ -4949,7 +5090,7 @@
           <w:p>
             <w:pPr>
               <w:spacing w:before="0" w:after="0" w:line="320" w:lineRule="exact"/>
-              <w:jc w:val="center"/>
+              <w:jc w:val="left"/>
               <w:rPr>
                 <w:rFonts w:ascii="方正仿宋_GBK" w:hAnsi="方正仿宋_GBK" w:eastAsia="方正仿宋_GBK" w:cs="方正仿宋_GBK"/>
                 <w:color w:val="000000"/>
@@ -4970,7 +5111,7 @@
           <w:p>
             <w:pPr>
               <w:spacing w:before="0" w:after="0" w:line="320" w:lineRule="exact"/>
-              <w:jc w:val="center"/>
+              <w:jc w:val="left"/>
               <w:rPr>
                 <w:rFonts w:ascii="方正仿宋_GBK" w:hAnsi="方正仿宋_GBK" w:eastAsia="方正仿宋_GBK" w:cs="方正仿宋_GBK"/>
                 <w:color w:val="000000"/>
@@ -4991,7 +5132,7 @@
           <w:p>
             <w:pPr>
               <w:spacing w:before="0" w:after="0" w:line="320" w:lineRule="exact"/>
-              <w:jc w:val="center"/>
+              <w:jc w:val="left"/>
               <w:rPr>
                 <w:rFonts w:ascii="方正仿宋_GBK" w:hAnsi="方正仿宋_GBK" w:eastAsia="方正仿宋_GBK" w:cs="方正仿宋_GBK"/>
                 <w:color w:val="000000"/>
@@ -5025,7 +5166,7 @@
           <w:p>
             <w:pPr>
               <w:spacing w:before="0" w:after="0" w:line="320" w:lineRule="exact"/>
-              <w:jc w:val="center"/>
+              <w:jc w:val="left"/>
               <w:rPr>
                 <w:rFonts w:ascii="方正仿宋_GBK" w:hAnsi="方正仿宋_GBK" w:eastAsia="方正仿宋_GBK" w:cs="方正仿宋_GBK"/>
                 <w:b/>
@@ -5057,7 +5198,7 @@
           <w:p>
             <w:pPr>
               <w:spacing w:before="0" w:after="0" w:line="320" w:lineRule="exact"/>
-              <w:jc w:val="center"/>
+              <w:jc w:val="left"/>
               <w:rPr>
                 <w:rFonts w:ascii="方正仿宋_GBK" w:hAnsi="方正仿宋_GBK" w:eastAsia="方正仿宋_GBK" w:cs="方正仿宋_GBK"/>
                 <w:color w:val="000000"/>
@@ -5078,7 +5219,7 @@
           <w:p>
             <w:pPr>
               <w:spacing w:before="0" w:after="0" w:line="320" w:lineRule="exact"/>
-              <w:jc w:val="center"/>
+              <w:jc w:val="left"/>
               <w:rPr>
                 <w:rFonts w:ascii="方正仿宋_GBK" w:hAnsi="方正仿宋_GBK" w:eastAsia="方正仿宋_GBK" w:cs="方正仿宋_GBK"/>
                 <w:color w:val="000000"/>
@@ -5099,7 +5240,7 @@
           <w:p>
             <w:pPr>
               <w:spacing w:before="0" w:after="0" w:line="320" w:lineRule="exact"/>
-              <w:jc w:val="center"/>
+              <w:jc w:val="left"/>
               <w:rPr>
                 <w:rFonts w:ascii="方正仿宋_GBK" w:hAnsi="方正仿宋_GBK" w:eastAsia="方正仿宋_GBK" w:cs="方正仿宋_GBK"/>
                 <w:color w:val="000000"/>
@@ -5133,7 +5274,7 @@
           <w:p>
             <w:pPr>
               <w:spacing w:before="0" w:after="0" w:line="320" w:lineRule="exact"/>
-              <w:jc w:val="center"/>
+              <w:jc w:val="left"/>
               <w:rPr>
                 <w:rFonts w:ascii="方正仿宋_GBK" w:hAnsi="方正仿宋_GBK" w:eastAsia="方正仿宋_GBK" w:cs="方正仿宋_GBK"/>
                 <w:b/>
@@ -5165,7 +5306,7 @@
           <w:p>
             <w:pPr>
               <w:spacing w:before="0" w:after="0" w:line="320" w:lineRule="exact"/>
-              <w:jc w:val="center"/>
+              <w:jc w:val="left"/>
               <w:rPr>
                 <w:rFonts w:ascii="方正仿宋_GBK" w:hAnsi="方正仿宋_GBK" w:eastAsia="方正仿宋_GBK" w:cs="方正仿宋_GBK"/>
                 <w:color w:val="000000"/>
@@ -5186,7 +5327,7 @@
           <w:p>
             <w:pPr>
               <w:spacing w:before="0" w:after="0" w:line="320" w:lineRule="exact"/>
-              <w:jc w:val="center"/>
+              <w:jc w:val="left"/>
               <w:rPr>
                 <w:rFonts w:ascii="方正仿宋_GBK" w:hAnsi="方正仿宋_GBK" w:eastAsia="方正仿宋_GBK" w:cs="方正仿宋_GBK"/>
                 <w:color w:val="000000"/>
@@ -5207,7 +5348,7 @@
           <w:p>
             <w:pPr>
               <w:spacing w:before="0" w:after="0" w:line="320" w:lineRule="exact"/>
-              <w:jc w:val="center"/>
+              <w:jc w:val="left"/>
               <w:rPr>
                 <w:rFonts w:ascii="方正仿宋_GBK" w:hAnsi="方正仿宋_GBK" w:eastAsia="方正仿宋_GBK" w:cs="方正仿宋_GBK"/>
                 <w:color w:val="000000"/>
@@ -5228,7 +5369,7 @@
           <w:p>
             <w:pPr>
               <w:spacing w:before="0" w:after="0" w:line="320" w:lineRule="exact"/>
-              <w:jc w:val="center"/>
+              <w:jc w:val="left"/>
               <w:rPr>
                 <w:rFonts w:ascii="方正仿宋_GBK" w:hAnsi="方正仿宋_GBK" w:eastAsia="方正仿宋_GBK" w:cs="方正仿宋_GBK"/>
                 <w:color w:val="000000"/>
@@ -5262,7 +5403,7 @@
           <w:p>
             <w:pPr>
               <w:spacing w:before="0" w:after="0" w:line="320" w:lineRule="exact"/>
-              <w:jc w:val="center"/>
+              <w:jc w:val="left"/>
               <w:rPr>
                 <w:rFonts w:ascii="方正仿宋_GBK" w:hAnsi="方正仿宋_GBK" w:eastAsia="方正仿宋_GBK" w:cs="方正仿宋_GBK"/>
                 <w:b/>
@@ -5294,7 +5435,7 @@
           <w:p>
             <w:pPr>
               <w:spacing w:before="0" w:after="0" w:line="320" w:lineRule="exact"/>
-              <w:jc w:val="center"/>
+              <w:jc w:val="left"/>
               <w:rPr>
                 <w:rFonts w:ascii="方正仿宋_GBK" w:hAnsi="方正仿宋_GBK" w:eastAsia="方正仿宋_GBK" w:cs="方正仿宋_GBK"/>
                 <w:color w:val="000000"/>
@@ -5315,7 +5456,7 @@
           <w:p>
             <w:pPr>
               <w:spacing w:before="0" w:after="0" w:line="320" w:lineRule="exact"/>
-              <w:jc w:val="center"/>
+              <w:jc w:val="left"/>
               <w:rPr>
                 <w:rFonts w:ascii="方正仿宋_GBK" w:hAnsi="方正仿宋_GBK" w:eastAsia="方正仿宋_GBK" w:cs="方正仿宋_GBK"/>
                 <w:color w:val="000000"/>
@@ -5336,7 +5477,7 @@
           <w:p>
             <w:pPr>
               <w:spacing w:before="0" w:after="0" w:line="320" w:lineRule="exact"/>
-              <w:jc w:val="center"/>
+              <w:jc w:val="left"/>
               <w:rPr>
                 <w:rFonts w:ascii="方正仿宋_GBK" w:hAnsi="方正仿宋_GBK" w:eastAsia="方正仿宋_GBK" w:cs="方正仿宋_GBK"/>
                 <w:color w:val="000000"/>
@@ -5370,7 +5511,7 @@
           <w:p>
             <w:pPr>
               <w:spacing w:before="0" w:after="0" w:line="320" w:lineRule="exact"/>
-              <w:jc w:val="center"/>
+              <w:jc w:val="left"/>
               <w:rPr>
                 <w:rFonts w:ascii="方正仿宋_GBK" w:hAnsi="方正仿宋_GBK" w:eastAsia="方正仿宋_GBK" w:cs="方正仿宋_GBK"/>
                 <w:b/>
@@ -5402,7 +5543,7 @@
           <w:p>
             <w:pPr>
               <w:spacing w:before="0" w:after="0" w:line="320" w:lineRule="exact"/>
-              <w:jc w:val="center"/>
+              <w:jc w:val="left"/>
               <w:rPr>
                 <w:rFonts w:ascii="方正仿宋_GBK" w:hAnsi="方正仿宋_GBK" w:eastAsia="方正仿宋_GBK" w:cs="方正仿宋_GBK"/>
                 <w:color w:val="000000"/>
@@ -5423,7 +5564,7 @@
           <w:p>
             <w:pPr>
               <w:spacing w:before="0" w:after="0" w:line="320" w:lineRule="exact"/>
-              <w:jc w:val="center"/>
+              <w:jc w:val="left"/>
               <w:rPr>
                 <w:rFonts w:ascii="方正仿宋_GBK" w:hAnsi="方正仿宋_GBK" w:eastAsia="方正仿宋_GBK" w:cs="方正仿宋_GBK"/>
                 <w:color w:val="000000"/>
@@ -5444,7 +5585,7 @@
           <w:p>
             <w:pPr>
               <w:spacing w:before="0" w:after="0" w:line="320" w:lineRule="exact"/>
-              <w:jc w:val="center"/>
+              <w:jc w:val="left"/>
               <w:rPr>
                 <w:rFonts w:ascii="方正仿宋_GBK" w:hAnsi="方正仿宋_GBK" w:eastAsia="方正仿宋_GBK" w:cs="方正仿宋_GBK"/>
                 <w:color w:val="000000"/>
@@ -5465,7 +5606,7 @@
           <w:p>
             <w:pPr>
               <w:spacing w:before="0" w:after="0" w:line="320" w:lineRule="exact"/>
-              <w:jc w:val="center"/>
+              <w:jc w:val="left"/>
               <w:rPr>
                 <w:rFonts w:ascii="方正仿宋_GBK" w:hAnsi="方正仿宋_GBK" w:eastAsia="方正仿宋_GBK" w:cs="方正仿宋_GBK"/>
                 <w:color w:val="000000"/>
@@ -5499,7 +5640,7 @@
           <w:p>
             <w:pPr>
               <w:spacing w:before="0" w:after="0" w:line="320" w:lineRule="exact"/>
-              <w:jc w:val="center"/>
+              <w:jc w:val="left"/>
               <w:rPr>
                 <w:rFonts w:ascii="方正仿宋_GBK" w:hAnsi="方正仿宋_GBK" w:eastAsia="方正仿宋_GBK" w:cs="方正仿宋_GBK"/>
                 <w:b/>
@@ -5531,7 +5672,7 @@
           <w:p>
             <w:pPr>
               <w:spacing w:before="0" w:after="0" w:line="320" w:lineRule="exact"/>
-              <w:jc w:val="center"/>
+              <w:jc w:val="left"/>
               <w:rPr>
                 <w:rFonts w:ascii="方正仿宋_GBK" w:hAnsi="方正仿宋_GBK" w:eastAsia="方正仿宋_GBK" w:cs="方正仿宋_GBK"/>
                 <w:color w:val="000000"/>
@@ -5552,7 +5693,7 @@
           <w:p>
             <w:pPr>
               <w:spacing w:before="0" w:after="0" w:line="320" w:lineRule="exact"/>
-              <w:jc w:val="center"/>
+              <w:jc w:val="left"/>
               <w:rPr>
                 <w:rFonts w:ascii="方正仿宋_GBK" w:hAnsi="方正仿宋_GBK" w:eastAsia="方正仿宋_GBK" w:cs="方正仿宋_GBK"/>
                 <w:color w:val="000000"/>
@@ -5586,7 +5727,7 @@
           <w:p>
             <w:pPr>
               <w:spacing w:before="0" w:after="0" w:line="320" w:lineRule="exact"/>
-              <w:jc w:val="center"/>
+              <w:jc w:val="left"/>
               <w:rPr>
                 <w:rFonts w:ascii="方正仿宋_GBK" w:hAnsi="方正仿宋_GBK" w:eastAsia="方正仿宋_GBK" w:cs="方正仿宋_GBK"/>
                 <w:b/>
@@ -5779,7 +5920,7 @@
           <w:p>
             <w:pPr>
               <w:spacing w:before="0" w:after="0" w:line="320" w:lineRule="exact"/>
-              <w:jc w:val="center"/>
+              <w:jc w:val="left"/>
               <w:rPr>
                 <w:rFonts w:ascii="方正仿宋_GBK" w:hAnsi="方正仿宋_GBK" w:eastAsia="方正仿宋_GBK" w:cs="方正仿宋_GBK"/>
                 <w:color w:val="000000"/>
@@ -5797,7 +5938,7 @@
           <w:p>
             <w:pPr>
               <w:spacing w:before="0" w:after="0" w:line="320" w:lineRule="exact"/>
-              <w:jc w:val="center"/>
+              <w:jc w:val="left"/>
               <w:rPr>
                 <w:rFonts w:ascii="方正仿宋_GBK" w:hAnsi="方正仿宋_GBK" w:eastAsia="方正仿宋_GBK" w:cs="方正仿宋_GBK"/>
                 <w:color w:val="000000"/>
@@ -5824,7 +5965,7 @@
           <w:p>
             <w:pPr>
               <w:spacing w:before="0" w:after="0" w:line="320" w:lineRule="exact"/>
-              <w:jc w:val="center"/>
+              <w:jc w:val="left"/>
               <w:rPr>
                 <w:rFonts w:ascii="方正仿宋_GBK" w:hAnsi="方正仿宋_GBK" w:eastAsia="方正仿宋_GBK" w:cs="方正仿宋_GBK"/>
                 <w:color w:val="000000"/>
@@ -5851,22 +5992,43 @@
           <w:p>
             <w:pPr>
               <w:spacing w:before="0" w:after="0" w:line="320" w:lineRule="exact"/>
-              <w:jc w:val="center"/>
-              <w:rPr>
-                <w:rFonts w:ascii="方正仿宋_GBK" w:hAnsi="方正仿宋_GBK" w:eastAsia="方正仿宋_GBK" w:cs="方正仿宋_GBK"/>
-                <w:color w:val="000000"/>
-                <w:sz w:val="24"/>
-                <w:szCs w:val="24"/>
-              </w:rPr>
-            </w:pPr>
-            <w:r>
-              <w:rPr>
-                <w:rFonts w:ascii="方正仿宋_GBK" w:hAnsi="方正仿宋_GBK" w:eastAsia="方正仿宋_GBK" w:cs="方正仿宋_GBK"/>
-                <w:color w:val="000000"/>
-                <w:sz w:val="24"/>
-                <w:szCs w:val="24"/>
-              </w:rPr>
-              <w:t>[师]：展示实验对比图； [生]：讨论数据差异，猜测模型不收敛的原因。</w:t>
+              <w:jc w:val="left"/>
+              <w:rPr>
+                <w:rFonts w:ascii="方正仿宋_GBK" w:hAnsi="方正仿宋_GBK" w:eastAsia="方正仿宋_GBK" w:cs="方正仿宋_GBK"/>
+                <w:color w:val="000000"/>
+                <w:sz w:val="24"/>
+                <w:szCs w:val="24"/>
+              </w:rPr>
+            </w:pPr>
+            <w:r>
+              <w:rPr>
+                <w:rFonts w:ascii="方正仿宋_GBK" w:hAnsi="方正仿宋_GBK" w:eastAsia="方正仿宋_GBK" w:cs="方正仿宋_GBK"/>
+                <w:color w:val="000000"/>
+                <w:sz w:val="24"/>
+                <w:szCs w:val="24"/>
+              </w:rPr>
+              <w:t xml:space="preserve">[师]：展示实验对比图；</w:t>
+            </w:r>
+          </w:p>
+          <w:p>
+            <w:pPr>
+              <w:spacing w:before="0" w:after="0" w:line="320" w:lineRule="exact"/>
+              <w:jc w:val="left"/>
+              <w:rPr>
+                <w:rFonts w:ascii="方正仿宋_GBK" w:hAnsi="方正仿宋_GBK" w:eastAsia="方正仿宋_GBK" w:cs="方正仿宋_GBK"/>
+                <w:color w:val="000000"/>
+                <w:sz w:val="24"/>
+                <w:szCs w:val="24"/>
+              </w:rPr>
+            </w:pPr>
+            <w:r>
+              <w:rPr>
+                <w:rFonts w:ascii="方正仿宋_GBK" w:hAnsi="方正仿宋_GBK" w:eastAsia="方正仿宋_GBK" w:cs="方正仿宋_GBK"/>
+                <w:color w:val="000000"/>
+                <w:sz w:val="24"/>
+                <w:szCs w:val="24"/>
+              </w:rPr>
+              <w:t xml:space="preserve">[生]：讨论数据差异，猜测模型不收敛的原因。</w:t>
             </w:r>
           </w:p>
         </w:tc>
@@ -5878,7 +6040,7 @@
           <w:p>
             <w:pPr>
               <w:spacing w:before="0" w:after="0" w:line="320" w:lineRule="exact"/>
-              <w:jc w:val="center"/>
+              <w:jc w:val="left"/>
               <w:rPr>
                 <w:rFonts w:ascii="方正仿宋_GBK" w:hAnsi="方正仿宋_GBK" w:eastAsia="方正仿宋_GBK" w:cs="方正仿宋_GBK"/>
                 <w:color w:val="000000"/>
@@ -5905,7 +6067,7 @@
           <w:p>
             <w:pPr>
               <w:spacing w:before="0" w:after="0" w:line="320" w:lineRule="exact"/>
-              <w:jc w:val="center"/>
+              <w:jc w:val="left"/>
               <w:rPr>
                 <w:rFonts w:ascii="方正仿宋_GBK" w:hAnsi="方正仿宋_GBK" w:eastAsia="方正仿宋_GBK" w:cs="方正仿宋_GBK"/>
                 <w:color w:val="000000"/>
@@ -5939,7 +6101,7 @@
           <w:p>
             <w:pPr>
               <w:spacing w:before="0" w:after="0" w:line="320" w:lineRule="exact"/>
-              <w:jc w:val="center"/>
+              <w:jc w:val="left"/>
               <w:rPr>
                 <w:rFonts w:ascii="方正仿宋_GBK" w:hAnsi="方正仿宋_GBK" w:eastAsia="方正仿宋_GBK" w:cs="方正仿宋_GBK"/>
                 <w:color w:val="000000"/>
@@ -5957,7 +6119,7 @@
           <w:p>
             <w:pPr>
               <w:spacing w:before="0" w:after="0" w:line="320" w:lineRule="exact"/>
-              <w:jc w:val="center"/>
+              <w:jc w:val="left"/>
               <w:rPr>
                 <w:rFonts w:ascii="方正仿宋_GBK" w:hAnsi="方正仿宋_GBK" w:eastAsia="方正仿宋_GBK" w:cs="方正仿宋_GBK"/>
                 <w:color w:val="000000"/>
@@ -5984,31 +6146,85 @@
           <w:p>
             <w:pPr>
               <w:spacing w:before="0" w:after="0" w:line="320" w:lineRule="exact"/>
-              <w:jc w:val="center"/>
-              <w:rPr>
-                <w:rFonts w:ascii="方正仿宋_GBK" w:hAnsi="方正仿宋_GBK" w:eastAsia="方正仿宋_GBK" w:cs="方正仿宋_GBK"/>
-                <w:color w:val="000000"/>
-                <w:sz w:val="24"/>
-                <w:szCs w:val="24"/>
-              </w:rPr>
-            </w:pPr>
-            <w:r>
-              <w:rPr>
-                <w:rFonts w:ascii="方正仿宋_GBK" w:hAnsi="方正仿宋_GBK" w:eastAsia="方正仿宋_GBK" w:cs="方正仿宋_GBK"/>
-                <w:color w:val="000000"/>
-                <w:sz w:val="24"/>
-                <w:szCs w:val="24"/>
-              </w:rPr>
-              <w:t xml:space="preserve">（1）tf.data.Dataset 或 torch.utils.data.DataLoader 管道构建技术； </w:t>
-            </w:r>
-            <w:r>
-              <w:rPr>
-                <w:rFonts w:ascii="方正仿宋_GBK" w:hAnsi="方正仿宋_GBK" w:eastAsia="方正仿宋_GBK" w:cs="方正仿宋_GBK"/>
-                <w:color w:val="000000"/>
-                <w:sz w:val="24"/>
-                <w:szCs w:val="24"/>
-              </w:rPr>
-              <w:t>（2）标准化（StandardScaler）与归一化（MinMaxScaler）的算法区别及应用； （3）搭建模型结构（Sequential 或 nn.Module），配置 optimizer、loss、metrics； （4）使用 ModelCheckpoint / torch.save 进行模型持久化保存与加载。</w:t>
+              <w:jc w:val="left"/>
+              <w:rPr>
+                <w:rFonts w:ascii="方正仿宋_GBK" w:hAnsi="方正仿宋_GBK" w:eastAsia="方正仿宋_GBK" w:cs="方正仿宋_GBK"/>
+                <w:color w:val="000000"/>
+                <w:sz w:val="24"/>
+                <w:szCs w:val="24"/>
+              </w:rPr>
+            </w:pPr>
+            <w:r>
+              <w:rPr>
+                <w:rFonts w:ascii="方正仿宋_GBK" w:hAnsi="方正仿宋_GBK" w:eastAsia="方正仿宋_GBK" w:cs="方正仿宋_GBK"/>
+                <w:color w:val="000000"/>
+                <w:sz w:val="24"/>
+                <w:szCs w:val="24"/>
+              </w:rPr>
+              <w:t xml:space="preserve">（1）tf.data.Dataset 或 torch.utils.data.DataLoader 管道构建技术；</w:t>
+            </w:r>
+          </w:p>
+          <w:p>
+            <w:pPr>
+              <w:spacing w:before="0" w:after="0" w:line="320" w:lineRule="exact"/>
+              <w:jc w:val="left"/>
+              <w:rPr>
+                <w:rFonts w:ascii="方正仿宋_GBK" w:hAnsi="方正仿宋_GBK" w:eastAsia="方正仿宋_GBK" w:cs="方正仿宋_GBK"/>
+                <w:color w:val="000000"/>
+                <w:sz w:val="24"/>
+                <w:szCs w:val="24"/>
+              </w:rPr>
+            </w:pPr>
+            <w:r>
+              <w:rPr>
+                <w:rFonts w:ascii="方正仿宋_GBK" w:hAnsi="方正仿宋_GBK" w:eastAsia="方正仿宋_GBK" w:cs="方正仿宋_GBK"/>
+                <w:color w:val="000000"/>
+                <w:sz w:val="24"/>
+                <w:szCs w:val="24"/>
+              </w:rPr>
+              <w:t xml:space="preserve">（2）标准化（StandardScaler）与归一化（MinMaxScaler）的算法区别及应用；</w:t>
+            </w:r>
+          </w:p>
+          <w:p>
+            <w:pPr>
+              <w:spacing w:before="0" w:after="0" w:line="320" w:lineRule="exact"/>
+              <w:jc w:val="left"/>
+              <w:rPr>
+                <w:rFonts w:ascii="方正仿宋_GBK" w:hAnsi="方正仿宋_GBK" w:eastAsia="方正仿宋_GBK" w:cs="方正仿宋_GBK"/>
+                <w:color w:val="000000"/>
+                <w:sz w:val="24"/>
+                <w:szCs w:val="24"/>
+              </w:rPr>
+            </w:pPr>
+            <w:r>
+              <w:rPr>
+                <w:rFonts w:ascii="方正仿宋_GBK" w:hAnsi="方正仿宋_GBK" w:eastAsia="方正仿宋_GBK" w:cs="方正仿宋_GBK"/>
+                <w:color w:val="000000"/>
+                <w:sz w:val="24"/>
+                <w:szCs w:val="24"/>
+              </w:rPr>
+              <w:t xml:space="preserve">（3）搭建模型结构（Sequential 或 nn.Module），配置 optimizer、loss、metrics；</w:t>
+            </w:r>
+          </w:p>
+          <w:p>
+            <w:pPr>
+              <w:spacing w:before="0" w:after="0" w:line="320" w:lineRule="exact"/>
+              <w:jc w:val="left"/>
+              <w:rPr>
+                <w:rFonts w:ascii="方正仿宋_GBK" w:hAnsi="方正仿宋_GBK" w:eastAsia="方正仿宋_GBK" w:cs="方正仿宋_GBK"/>
+                <w:color w:val="000000"/>
+                <w:sz w:val="24"/>
+                <w:szCs w:val="24"/>
+              </w:rPr>
+            </w:pPr>
+            <w:r>
+              <w:rPr>
+                <w:rFonts w:ascii="方正仿宋_GBK" w:hAnsi="方正仿宋_GBK" w:eastAsia="方正仿宋_GBK" w:cs="方正仿宋_GBK"/>
+                <w:color w:val="000000"/>
+                <w:sz w:val="24"/>
+                <w:szCs w:val="24"/>
+              </w:rPr>
+              <w:t xml:space="preserve">（4）使用 ModelCheckpoint / torch.save 进行模型持久化保存与加载。</w:t>
             </w:r>
           </w:p>
         </w:tc>
@@ -6020,31 +6236,43 @@
           <w:p>
             <w:pPr>
               <w:spacing w:before="0" w:after="0" w:line="320" w:lineRule="exact"/>
-              <w:jc w:val="center"/>
-              <w:rPr>
-                <w:rFonts w:ascii="方正仿宋_GBK" w:hAnsi="方正仿宋_GBK" w:eastAsia="方正仿宋_GBK" w:cs="方正仿宋_GBK"/>
-                <w:color w:val="000000"/>
-                <w:sz w:val="24"/>
-                <w:szCs w:val="24"/>
-              </w:rPr>
-            </w:pPr>
-            <w:r>
-              <w:rPr>
-                <w:rFonts w:ascii="方正仿宋_GBK" w:hAnsi="方正仿宋_GBK" w:eastAsia="方正仿宋_GBK" w:cs="方正仿宋_GBK"/>
-                <w:color w:val="000000"/>
-                <w:sz w:val="24"/>
-                <w:szCs w:val="24"/>
-              </w:rPr>
-              <w:t>[师]：配合 Jupyter Notebook 同步演示完整的工业级代码； [生]：一边记录关</w:t>
-            </w:r>
-            <w:r>
-              <w:rPr>
-                <w:rFonts w:ascii="方正仿宋_GBK" w:hAnsi="方正仿宋_GBK" w:eastAsia="方正仿宋_GBK" w:cs="方正仿宋_GBK"/>
-                <w:color w:val="000000"/>
-                <w:sz w:val="24"/>
-                <w:szCs w:val="24"/>
-              </w:rPr>
-              <w:t>键 API 参数，一边思考为什么要设置这些超参数。</w:t>
+              <w:jc w:val="left"/>
+              <w:rPr>
+                <w:rFonts w:ascii="方正仿宋_GBK" w:hAnsi="方正仿宋_GBK" w:eastAsia="方正仿宋_GBK" w:cs="方正仿宋_GBK"/>
+                <w:color w:val="000000"/>
+                <w:sz w:val="24"/>
+                <w:szCs w:val="24"/>
+              </w:rPr>
+            </w:pPr>
+            <w:r>
+              <w:rPr>
+                <w:rFonts w:ascii="方正仿宋_GBK" w:hAnsi="方正仿宋_GBK" w:eastAsia="方正仿宋_GBK" w:cs="方正仿宋_GBK"/>
+                <w:color w:val="000000"/>
+                <w:sz w:val="24"/>
+                <w:szCs w:val="24"/>
+              </w:rPr>
+              <w:t xml:space="preserve">[师]：配合 Jupyter Notebook 同步演示完整的工业级代码；</w:t>
+            </w:r>
+          </w:p>
+          <w:p>
+            <w:pPr>
+              <w:spacing w:before="0" w:after="0" w:line="320" w:lineRule="exact"/>
+              <w:jc w:val="left"/>
+              <w:rPr>
+                <w:rFonts w:ascii="方正仿宋_GBK" w:hAnsi="方正仿宋_GBK" w:eastAsia="方正仿宋_GBK" w:cs="方正仿宋_GBK"/>
+                <w:color w:val="000000"/>
+                <w:sz w:val="24"/>
+                <w:szCs w:val="24"/>
+              </w:rPr>
+            </w:pPr>
+            <w:r>
+              <w:rPr>
+                <w:rFonts w:ascii="方正仿宋_GBK" w:hAnsi="方正仿宋_GBK" w:eastAsia="方正仿宋_GBK" w:cs="方正仿宋_GBK"/>
+                <w:color w:val="000000"/>
+                <w:sz w:val="24"/>
+                <w:szCs w:val="24"/>
+              </w:rPr>
+              <w:t xml:space="preserve">[生]：一边记录关键 API 参数，一边思考为什么要设置这些超参数。</w:t>
             </w:r>
           </w:p>
         </w:tc>
@@ -6056,7 +6284,7 @@
           <w:p>
             <w:pPr>
               <w:spacing w:before="0" w:after="0" w:line="320" w:lineRule="exact"/>
-              <w:jc w:val="center"/>
+              <w:jc w:val="left"/>
               <w:rPr>
                 <w:rFonts w:ascii="方正仿宋_GBK" w:hAnsi="方正仿宋_GBK" w:eastAsia="方正仿宋_GBK" w:cs="方正仿宋_GBK"/>
                 <w:color w:val="000000"/>
@@ -6083,7 +6311,7 @@
           <w:p>
             <w:pPr>
               <w:spacing w:before="0" w:after="0" w:line="320" w:lineRule="exact"/>
-              <w:jc w:val="center"/>
+              <w:jc w:val="left"/>
               <w:rPr>
                 <w:rFonts w:ascii="方正仿宋_GBK" w:hAnsi="方正仿宋_GBK" w:eastAsia="方正仿宋_GBK" w:cs="方正仿宋_GBK"/>
                 <w:color w:val="000000"/>
@@ -6117,7 +6345,7 @@
           <w:p>
             <w:pPr>
               <w:spacing w:before="0" w:after="0" w:line="320" w:lineRule="exact"/>
-              <w:jc w:val="center"/>
+              <w:jc w:val="left"/>
               <w:rPr>
                 <w:rFonts w:ascii="方正仿宋_GBK" w:hAnsi="方正仿宋_GBK" w:eastAsia="方正仿宋_GBK" w:cs="方正仿宋_GBK"/>
                 <w:color w:val="000000"/>
@@ -6135,7 +6363,7 @@
           <w:p>
             <w:pPr>
               <w:spacing w:before="0" w:after="0" w:line="320" w:lineRule="exact"/>
-              <w:jc w:val="center"/>
+              <w:jc w:val="left"/>
               <w:rPr>
                 <w:rFonts w:ascii="方正仿宋_GBK" w:hAnsi="方正仿宋_GBK" w:eastAsia="方正仿宋_GBK" w:cs="方正仿宋_GBK"/>
                 <w:color w:val="000000"/>
@@ -6162,7 +6390,7 @@
           <w:p>
             <w:pPr>
               <w:spacing w:before="0" w:after="0" w:line="320" w:lineRule="exact"/>
-              <w:jc w:val="center"/>
+              <w:jc w:val="left"/>
               <w:rPr>
                 <w:rFonts w:ascii="方正仿宋_GBK" w:hAnsi="方正仿宋_GBK" w:eastAsia="方正仿宋_GBK" w:cs="方正仿宋_GBK"/>
                 <w:color w:val="000000"/>
@@ -6198,31 +6426,43 @@
           <w:p>
             <w:pPr>
               <w:spacing w:before="0" w:after="0" w:line="320" w:lineRule="exact"/>
-              <w:jc w:val="center"/>
-              <w:rPr>
-                <w:rFonts w:ascii="方正仿宋_GBK" w:hAnsi="方正仿宋_GBK" w:eastAsia="方正仿宋_GBK" w:cs="方正仿宋_GBK"/>
-                <w:color w:val="000000"/>
-                <w:sz w:val="24"/>
-                <w:szCs w:val="24"/>
-              </w:rPr>
-            </w:pPr>
-            <w:r>
-              <w:rPr>
-                <w:rFonts w:ascii="方正仿宋_GBK" w:hAnsi="方正仿宋_GBK" w:eastAsia="方正仿宋_GBK" w:cs="方正仿宋_GBK"/>
-                <w:color w:val="000000"/>
-                <w:sz w:val="24"/>
-                <w:szCs w:val="24"/>
-              </w:rPr>
-              <w:t>[师]：发布任务，在实训室中巡回检查各组代码，指出批次维度（Batch Size）和输入维度（Input Shape）的匹配错误； [生]：分组完成代码，互相查找逻辑漏</w:t>
-            </w:r>
-            <w:r>
-              <w:rPr>
-                <w:rFonts w:ascii="方正仿宋_GBK" w:hAnsi="方正仿宋_GBK" w:eastAsia="方正仿宋_GBK" w:cs="方正仿宋_GBK"/>
-                <w:color w:val="000000"/>
-                <w:sz w:val="24"/>
-                <w:szCs w:val="24"/>
-              </w:rPr>
-              <w:t>洞，在实战中反复调试。</w:t>
+              <w:jc w:val="left"/>
+              <w:rPr>
+                <w:rFonts w:ascii="方正仿宋_GBK" w:hAnsi="方正仿宋_GBK" w:eastAsia="方正仿宋_GBK" w:cs="方正仿宋_GBK"/>
+                <w:color w:val="000000"/>
+                <w:sz w:val="24"/>
+                <w:szCs w:val="24"/>
+              </w:rPr>
+            </w:pPr>
+            <w:r>
+              <w:rPr>
+                <w:rFonts w:ascii="方正仿宋_GBK" w:hAnsi="方正仿宋_GBK" w:eastAsia="方正仿宋_GBK" w:cs="方正仿宋_GBK"/>
+                <w:color w:val="000000"/>
+                <w:sz w:val="24"/>
+                <w:szCs w:val="24"/>
+              </w:rPr>
+              <w:t xml:space="preserve">[师]：发布任务，在实训室中巡回检查各组代码，指出批次维度（Batch Size）和输入维度（Input Shape）的匹配错误；</w:t>
+            </w:r>
+          </w:p>
+          <w:p>
+            <w:pPr>
+              <w:spacing w:before="0" w:after="0" w:line="320" w:lineRule="exact"/>
+              <w:jc w:val="left"/>
+              <w:rPr>
+                <w:rFonts w:ascii="方正仿宋_GBK" w:hAnsi="方正仿宋_GBK" w:eastAsia="方正仿宋_GBK" w:cs="方正仿宋_GBK"/>
+                <w:color w:val="000000"/>
+                <w:sz w:val="24"/>
+                <w:szCs w:val="24"/>
+              </w:rPr>
+            </w:pPr>
+            <w:r>
+              <w:rPr>
+                <w:rFonts w:ascii="方正仿宋_GBK" w:hAnsi="方正仿宋_GBK" w:eastAsia="方正仿宋_GBK" w:cs="方正仿宋_GBK"/>
+                <w:color w:val="000000"/>
+                <w:sz w:val="24"/>
+                <w:szCs w:val="24"/>
+              </w:rPr>
+              <w:t xml:space="preserve">[生]：分组完成代码，互相查找逻辑漏洞，在实战中反复调试。</w:t>
             </w:r>
           </w:p>
         </w:tc>
@@ -6234,7 +6474,7 @@
           <w:p>
             <w:pPr>
               <w:spacing w:before="0" w:after="0" w:line="320" w:lineRule="exact"/>
-              <w:jc w:val="center"/>
+              <w:jc w:val="left"/>
               <w:rPr>
                 <w:rFonts w:ascii="方正仿宋_GBK" w:hAnsi="方正仿宋_GBK" w:eastAsia="方正仿宋_GBK" w:cs="方正仿宋_GBK"/>
                 <w:color w:val="000000"/>
@@ -6261,7 +6501,7 @@
           <w:p>
             <w:pPr>
               <w:spacing w:before="0" w:after="0" w:line="320" w:lineRule="exact"/>
-              <w:jc w:val="center"/>
+              <w:jc w:val="left"/>
               <w:rPr>
                 <w:rFonts w:ascii="方正仿宋_GBK" w:hAnsi="方正仿宋_GBK" w:eastAsia="方正仿宋_GBK" w:cs="方正仿宋_GBK"/>
                 <w:color w:val="000000"/>
@@ -6295,7 +6535,7 @@
           <w:p>
             <w:pPr>
               <w:spacing w:before="0" w:after="0" w:line="320" w:lineRule="exact"/>
-              <w:jc w:val="center"/>
+              <w:jc w:val="left"/>
               <w:rPr>
                 <w:rFonts w:ascii="方正仿宋_GBK" w:hAnsi="方正仿宋_GBK" w:eastAsia="方正仿宋_GBK" w:cs="方正仿宋_GBK"/>
                 <w:color w:val="000000"/>
@@ -6313,7 +6553,7 @@
           <w:p>
             <w:pPr>
               <w:spacing w:before="0" w:after="0" w:line="320" w:lineRule="exact"/>
-              <w:jc w:val="center"/>
+              <w:jc w:val="left"/>
               <w:rPr>
                 <w:rFonts w:ascii="方正仿宋_GBK" w:hAnsi="方正仿宋_GBK" w:eastAsia="方正仿宋_GBK" w:cs="方正仿宋_GBK"/>
                 <w:color w:val="000000"/>
@@ -6340,7 +6580,7 @@
           <w:p>
             <w:pPr>
               <w:spacing w:before="0" w:after="0" w:line="320" w:lineRule="exact"/>
-              <w:jc w:val="center"/>
+              <w:jc w:val="left"/>
               <w:rPr>
                 <w:rFonts w:ascii="方正仿宋_GBK" w:hAnsi="方正仿宋_GBK" w:eastAsia="方正仿宋_GBK" w:cs="方正仿宋_GBK"/>
                 <w:color w:val="000000"/>
@@ -6367,22 +6607,43 @@
           <w:p>
             <w:pPr>
               <w:spacing w:before="0" w:after="0" w:line="320" w:lineRule="exact"/>
-              <w:jc w:val="center"/>
-              <w:rPr>
-                <w:rFonts w:ascii="方正仿宋_GBK" w:hAnsi="方正仿宋_GBK" w:eastAsia="方正仿宋_GBK" w:cs="方正仿宋_GBK"/>
-                <w:color w:val="000000"/>
-                <w:sz w:val="24"/>
-                <w:szCs w:val="24"/>
-              </w:rPr>
-            </w:pPr>
-            <w:r>
-              <w:rPr>
-                <w:rFonts w:ascii="方正仿宋_GBK" w:hAnsi="方正仿宋_GBK" w:eastAsia="方正仿宋_GBK" w:cs="方正仿宋_GBK"/>
-                <w:color w:val="000000"/>
-                <w:sz w:val="24"/>
-                <w:szCs w:val="24"/>
-              </w:rPr>
-              <w:t>[师]：回顾重点，点评各组的实操报告和遇到的常见报错； [生]：回顾自己的调试过程，总结知识点。</w:t>
+              <w:jc w:val="left"/>
+              <w:rPr>
+                <w:rFonts w:ascii="方正仿宋_GBK" w:hAnsi="方正仿宋_GBK" w:eastAsia="方正仿宋_GBK" w:cs="方正仿宋_GBK"/>
+                <w:color w:val="000000"/>
+                <w:sz w:val="24"/>
+                <w:szCs w:val="24"/>
+              </w:rPr>
+            </w:pPr>
+            <w:r>
+              <w:rPr>
+                <w:rFonts w:ascii="方正仿宋_GBK" w:hAnsi="方正仿宋_GBK" w:eastAsia="方正仿宋_GBK" w:cs="方正仿宋_GBK"/>
+                <w:color w:val="000000"/>
+                <w:sz w:val="24"/>
+                <w:szCs w:val="24"/>
+              </w:rPr>
+              <w:t xml:space="preserve">[师]：回顾重点，点评各组的实操报告和遇到的常见报错；</w:t>
+            </w:r>
+          </w:p>
+          <w:p>
+            <w:pPr>
+              <w:spacing w:before="0" w:after="0" w:line="320" w:lineRule="exact"/>
+              <w:jc w:val="left"/>
+              <w:rPr>
+                <w:rFonts w:ascii="方正仿宋_GBK" w:hAnsi="方正仿宋_GBK" w:eastAsia="方正仿宋_GBK" w:cs="方正仿宋_GBK"/>
+                <w:color w:val="000000"/>
+                <w:sz w:val="24"/>
+                <w:szCs w:val="24"/>
+              </w:rPr>
+            </w:pPr>
+            <w:r>
+              <w:rPr>
+                <w:rFonts w:ascii="方正仿宋_GBK" w:hAnsi="方正仿宋_GBK" w:eastAsia="方正仿宋_GBK" w:cs="方正仿宋_GBK"/>
+                <w:color w:val="000000"/>
+                <w:sz w:val="24"/>
+                <w:szCs w:val="24"/>
+              </w:rPr>
+              <w:t xml:space="preserve">[生]：回顾自己的调试过程，总结知识点。</w:t>
             </w:r>
           </w:p>
         </w:tc>
@@ -6394,7 +6655,7 @@
           <w:p>
             <w:pPr>
               <w:spacing w:before="0" w:after="0" w:line="320" w:lineRule="exact"/>
-              <w:jc w:val="center"/>
+              <w:jc w:val="left"/>
               <w:rPr>
                 <w:rFonts w:ascii="方正仿宋_GBK" w:hAnsi="方正仿宋_GBK" w:eastAsia="方正仿宋_GBK" w:cs="方正仿宋_GBK"/>
                 <w:color w:val="000000"/>
@@ -6421,7 +6682,7 @@
           <w:p>
             <w:pPr>
               <w:spacing w:before="0" w:after="0" w:line="320" w:lineRule="exact"/>
-              <w:jc w:val="center"/>
+              <w:jc w:val="left"/>
               <w:rPr>
                 <w:rFonts w:ascii="方正仿宋_GBK" w:hAnsi="方正仿宋_GBK" w:eastAsia="方正仿宋_GBK" w:cs="方正仿宋_GBK"/>
                 <w:color w:val="000000"/>
@@ -6454,7 +6715,7 @@
           <w:p>
             <w:pPr>
               <w:spacing w:before="0" w:after="0" w:line="320" w:lineRule="exact"/>
-              <w:jc w:val="center"/>
+              <w:jc w:val="left"/>
               <w:rPr>
                 <w:rFonts w:ascii="方正仿宋_GBK" w:hAnsi="方正仿宋_GBK" w:eastAsia="方正仿宋_GBK" w:cs="方正仿宋_GBK"/>
                 <w:b/>
@@ -6486,7 +6747,7 @@
           <w:p>
             <w:pPr>
               <w:spacing w:before="0" w:after="0" w:line="320" w:lineRule="exact"/>
-              <w:jc w:val="center"/>
+              <w:jc w:val="left"/>
               <w:rPr>
                 <w:rFonts w:ascii="方正仿宋_GBK" w:hAnsi="方正仿宋_GBK" w:eastAsia="方正仿宋_GBK" w:cs="方正仿宋_GBK"/>
                 <w:color w:val="000000"/>
@@ -6507,7 +6768,7 @@
           <w:p>
             <w:pPr>
               <w:spacing w:before="0" w:after="0" w:line="320" w:lineRule="exact"/>
-              <w:jc w:val="center"/>
+              <w:jc w:val="left"/>
               <w:rPr>
                 <w:rFonts w:ascii="方正仿宋_GBK" w:hAnsi="方正仿宋_GBK" w:eastAsia="方正仿宋_GBK" w:cs="方正仿宋_GBK"/>
                 <w:color w:val="000000"/>
@@ -6528,7 +6789,7 @@
           <w:p>
             <w:pPr>
               <w:spacing w:before="0" w:after="0" w:line="320" w:lineRule="exact"/>
-              <w:jc w:val="center"/>
+              <w:jc w:val="left"/>
               <w:rPr>
                 <w:rFonts w:ascii="方正仿宋_GBK" w:hAnsi="方正仿宋_GBK" w:eastAsia="方正仿宋_GBK" w:cs="方正仿宋_GBK"/>
                 <w:color w:val="000000"/>
@@ -6549,7 +6810,7 @@
           <w:p>
             <w:pPr>
               <w:spacing w:before="0" w:after="0" w:line="320" w:lineRule="exact"/>
-              <w:jc w:val="center"/>
+              <w:jc w:val="left"/>
               <w:rPr>
                 <w:rFonts w:ascii="方正仿宋_GBK" w:hAnsi="方正仿宋_GBK" w:eastAsia="方正仿宋_GBK" w:cs="方正仿宋_GBK"/>
                 <w:color w:val="000000"/>
@@ -6570,7 +6831,7 @@
           <w:p>
             <w:pPr>
               <w:spacing w:before="0" w:after="0" w:line="320" w:lineRule="exact"/>
-              <w:jc w:val="center"/>
+              <w:jc w:val="left"/>
               <w:rPr>
                 <w:rFonts w:ascii="方正仿宋_GBK" w:hAnsi="方正仿宋_GBK" w:eastAsia="方正仿宋_GBK" w:cs="方正仿宋_GBK"/>
                 <w:color w:val="000000"/>
@@ -6591,7 +6852,7 @@
           <w:p>
             <w:pPr>
               <w:spacing w:before="0" w:after="0" w:line="320" w:lineRule="exact"/>
-              <w:jc w:val="center"/>
+              <w:jc w:val="left"/>
               <w:rPr>
                 <w:rFonts w:ascii="方正仿宋_GBK" w:hAnsi="方正仿宋_GBK" w:eastAsia="方正仿宋_GBK" w:cs="方正仿宋_GBK"/>
                 <w:color w:val="000000"/>
@@ -6625,7 +6886,7 @@
           <w:p>
             <w:pPr>
               <w:spacing w:before="0" w:after="0" w:line="320" w:lineRule="exact"/>
-              <w:jc w:val="center"/>
+              <w:jc w:val="left"/>
               <w:rPr>
                 <w:rFonts w:ascii="方正仿宋_GBK" w:hAnsi="方正仿宋_GBK" w:eastAsia="方正仿宋_GBK" w:cs="方正仿宋_GBK"/>
                 <w:b/>
@@ -6657,7 +6918,7 @@
           <w:p>
             <w:pPr>
               <w:spacing w:before="0" w:after="0" w:line="320" w:lineRule="exact"/>
-              <w:jc w:val="center"/>
+              <w:jc w:val="left"/>
               <w:rPr>
                 <w:rFonts w:ascii="方正仿宋_GBK" w:hAnsi="方正仿宋_GBK" w:eastAsia="方正仿宋_GBK" w:cs="方正仿宋_GBK"/>
                 <w:color w:val="000000"/>
@@ -6678,7 +6939,7 @@
           <w:p>
             <w:pPr>
               <w:spacing w:before="0" w:after="0" w:line="320" w:lineRule="exact"/>
-              <w:jc w:val="center"/>
+              <w:jc w:val="left"/>
               <w:rPr>
                 <w:rFonts w:ascii="方正仿宋_GBK" w:hAnsi="方正仿宋_GBK" w:eastAsia="方正仿宋_GBK" w:cs="方正仿宋_GBK"/>
                 <w:color w:val="000000"/>
@@ -6699,7 +6960,7 @@
           <w:p>
             <w:pPr>
               <w:spacing w:before="0" w:after="0" w:line="320" w:lineRule="exact"/>
-              <w:jc w:val="center"/>
+              <w:jc w:val="left"/>
               <w:rPr>
                 <w:rFonts w:ascii="方正仿宋_GBK" w:hAnsi="方正仿宋_GBK" w:eastAsia="方正仿宋_GBK" w:cs="方正仿宋_GBK"/>
                 <w:color w:val="000000"/>
@@ -6733,7 +6994,7 @@
           <w:p>
             <w:pPr>
               <w:spacing w:before="0" w:after="0" w:line="320" w:lineRule="exact"/>
-              <w:jc w:val="center"/>
+              <w:jc w:val="left"/>
               <w:rPr>
                 <w:rFonts w:ascii="方正仿宋_GBK" w:hAnsi="方正仿宋_GBK" w:eastAsia="方正仿宋_GBK" w:cs="方正仿宋_GBK"/>
                 <w:b/>
@@ -6765,37 +7026,49 @@
           <w:p>
             <w:pPr>
               <w:spacing w:before="0" w:after="0" w:line="320" w:lineRule="exact"/>
-              <w:jc w:val="center"/>
-              <w:rPr>
-                <w:rFonts w:ascii="方正仿宋_GBK" w:hAnsi="方正仿宋_GBK" w:eastAsia="方正仿宋_GBK" w:cs="方正仿宋_GBK"/>
-                <w:color w:val="000000"/>
-                <w:sz w:val="24"/>
-                <w:szCs w:val="24"/>
-              </w:rPr>
-            </w:pPr>
-            <w:r>
-              <w:rPr>
-                <w:rFonts w:ascii="方正仿宋_GBK" w:hAnsi="方正仿宋_GBK" w:eastAsia="方正仿宋_GBK" w:cs="方正仿宋_GBK"/>
-                <w:color w:val="000000"/>
-                <w:sz w:val="24"/>
-                <w:szCs w:val="24"/>
-              </w:rPr>
-              <w:t>教学反思</w:t>
-            </w:r>
-            <w:r>
-              <w:rPr>
-                <w:rFonts w:ascii="方正仿宋_GBK" w:hAnsi="方正仿宋_GBK" w:eastAsia="方正仿宋_GBK" w:cs="方正仿宋_GBK"/>
-                <w:color w:val="000000"/>
-                <w:sz w:val="24"/>
-                <w:szCs w:val="24"/>
-              </w:rPr>
-              <w:t>讲授经验小结：本模块结束后，大部分学生都能完整跑通一个深度学习的标准流程，获得了极大的成就感，实训目标的达成情况良好。</w:t>
-            </w:r>
-          </w:p>
-          <w:p>
-            <w:pPr>
-              <w:spacing w:before="0" w:after="0" w:line="320" w:lineRule="exact"/>
-              <w:jc w:val="center"/>
+              <w:jc w:val="left"/>
+              <w:rPr>
+                <w:rFonts w:ascii="方正仿宋_GBK" w:hAnsi="方正仿宋_GBK" w:eastAsia="方正仿宋_GBK" w:cs="方正仿宋_GBK"/>
+                <w:color w:val="000000"/>
+                <w:sz w:val="24"/>
+                <w:szCs w:val="24"/>
+              </w:rPr>
+            </w:pPr>
+            <w:r>
+              <w:rPr>
+                <w:rFonts w:ascii="方正仿宋_GBK" w:hAnsi="方正仿宋_GBK" w:eastAsia="方正仿宋_GBK" w:cs="方正仿宋_GBK"/>
+                <w:color w:val="000000"/>
+                <w:sz w:val="24"/>
+                <w:szCs w:val="24"/>
+              </w:rPr>
+              <w:t xml:space="preserve">教学反思</w:t>
+            </w:r>
+          </w:p>
+          <w:p>
+            <w:pPr>
+              <w:spacing w:before="0" w:after="0" w:line="320" w:lineRule="exact"/>
+              <w:jc w:val="left"/>
+              <w:rPr>
+                <w:rFonts w:ascii="方正仿宋_GBK" w:hAnsi="方正仿宋_GBK" w:eastAsia="方正仿宋_GBK" w:cs="方正仿宋_GBK"/>
+                <w:color w:val="000000"/>
+                <w:sz w:val="24"/>
+                <w:szCs w:val="24"/>
+              </w:rPr>
+            </w:pPr>
+            <w:r>
+              <w:rPr>
+                <w:rFonts w:ascii="方正仿宋_GBK" w:hAnsi="方正仿宋_GBK" w:eastAsia="方正仿宋_GBK" w:cs="方正仿宋_GBK"/>
+                <w:color w:val="000000"/>
+                <w:sz w:val="24"/>
+                <w:szCs w:val="24"/>
+              </w:rPr>
+              <w:t xml:space="preserve">讲授经验小结：本模块结束后，大部分学生都能完整跑通一个深度学习的标准流程，获得了极大的成就感，实训目标的达成情况良好。</w:t>
+            </w:r>
+          </w:p>
+          <w:p>
+            <w:pPr>
+              <w:spacing w:before="0" w:after="0" w:line="320" w:lineRule="exact"/>
+              <w:jc w:val="left"/>
               <w:rPr>
                 <w:rFonts w:ascii="方正仿宋_GBK" w:hAnsi="方正仿宋_GBK" w:eastAsia="方正仿宋_GBK" w:cs="方正仿宋_GBK"/>
                 <w:color w:val="000000"/>
@@ -6816,7 +7089,7 @@
           <w:p>
             <w:pPr>
               <w:spacing w:before="0" w:after="0" w:line="320" w:lineRule="exact"/>
-              <w:jc w:val="center"/>
+              <w:jc w:val="left"/>
               <w:rPr>
                 <w:rFonts w:ascii="方正仿宋_GBK" w:hAnsi="方正仿宋_GBK" w:eastAsia="方正仿宋_GBK" w:cs="方正仿宋_GBK"/>
                 <w:color w:val="000000"/>
@@ -6903,7 +7176,7 @@
           <w:p>
             <w:pPr>
               <w:spacing w:before="0" w:after="0" w:line="320" w:lineRule="exact"/>
-              <w:jc w:val="center"/>
+              <w:jc w:val="left"/>
               <w:rPr>
                 <w:rFonts w:ascii="方正仿宋_GBK" w:hAnsi="方正仿宋_GBK" w:eastAsia="方正仿宋_GBK" w:cs="方正仿宋_GBK"/>
                 <w:b/>
@@ -6934,7 +7207,7 @@
           <w:p>
             <w:pPr>
               <w:spacing w:before="0" w:after="0" w:line="320" w:lineRule="exact"/>
-              <w:jc w:val="center"/>
+              <w:jc w:val="left"/>
               <w:rPr>
                 <w:rFonts w:ascii="方正仿宋_GBK" w:hAnsi="方正仿宋_GBK" w:eastAsia="方正仿宋_GBK" w:cs="方正仿宋_GBK"/>
                 <w:b/>
@@ -6965,7 +7238,7 @@
           <w:p>
             <w:pPr>
               <w:spacing w:before="0" w:after="0" w:line="320" w:lineRule="exact"/>
-              <w:jc w:val="center"/>
+              <w:jc w:val="left"/>
               <w:rPr>
                 <w:rFonts w:ascii="方正仿宋_GBK" w:hAnsi="方正仿宋_GBK" w:eastAsia="方正仿宋_GBK" w:cs="方正仿宋_GBK"/>
                 <w:b/>
@@ -6996,7 +7269,7 @@
           <w:p>
             <w:pPr>
               <w:spacing w:before="0" w:after="0" w:line="320" w:lineRule="exact"/>
-              <w:jc w:val="center"/>
+              <w:jc w:val="left"/>
               <w:rPr>
                 <w:rFonts w:ascii="方正仿宋_GBK" w:hAnsi="方正仿宋_GBK" w:eastAsia="方正仿宋_GBK" w:cs="方正仿宋_GBK"/>
                 <w:color w:val="000000"/>
@@ -7023,7 +7296,7 @@
           <w:p>
             <w:pPr>
               <w:spacing w:before="0" w:after="0" w:line="320" w:lineRule="exact"/>
-              <w:jc w:val="center"/>
+              <w:jc w:val="left"/>
               <w:rPr>
                 <w:rFonts w:ascii="方正仿宋_GBK" w:hAnsi="方正仿宋_GBK" w:eastAsia="方正仿宋_GBK" w:cs="方正仿宋_GBK"/>
                 <w:b/>
@@ -7054,7 +7327,7 @@
           <w:p>
             <w:pPr>
               <w:spacing w:before="0" w:after="0" w:line="320" w:lineRule="exact"/>
-              <w:jc w:val="center"/>
+              <w:jc w:val="left"/>
               <w:rPr>
                 <w:rFonts w:ascii="方正仿宋_GBK" w:hAnsi="方正仿宋_GBK" w:eastAsia="方正仿宋_GBK" w:cs="方正仿宋_GBK"/>
                 <w:color w:val="000000"/>
@@ -7088,7 +7361,7 @@
           <w:p>
             <w:pPr>
               <w:spacing w:before="0" w:after="0" w:line="320" w:lineRule="exact"/>
-              <w:jc w:val="center"/>
+              <w:jc w:val="left"/>
               <w:rPr>
                 <w:rFonts w:ascii="方正仿宋_GBK" w:hAnsi="方正仿宋_GBK" w:eastAsia="方正仿宋_GBK" w:cs="方正仿宋_GBK"/>
                 <w:b/>
@@ -7120,7 +7393,7 @@
           <w:p>
             <w:pPr>
               <w:spacing w:before="0" w:after="0" w:line="320" w:lineRule="exact"/>
-              <w:jc w:val="center"/>
+              <w:jc w:val="left"/>
               <w:rPr>
                 <w:rFonts w:ascii="方正仿宋_GBK" w:hAnsi="方正仿宋_GBK" w:eastAsia="方正仿宋_GBK" w:cs="方正仿宋_GBK"/>
                 <w:color w:val="000000"/>
@@ -7147,7 +7420,7 @@
           <w:p>
             <w:pPr>
               <w:spacing w:before="0" w:after="0" w:line="320" w:lineRule="exact"/>
-              <w:jc w:val="center"/>
+              <w:jc w:val="left"/>
               <w:rPr>
                 <w:rFonts w:ascii="方正仿宋_GBK" w:hAnsi="方正仿宋_GBK" w:eastAsia="方正仿宋_GBK" w:cs="方正仿宋_GBK"/>
                 <w:b/>
@@ -7178,7 +7451,7 @@
           <w:p>
             <w:pPr>
               <w:spacing w:before="0" w:after="0" w:line="320" w:lineRule="exact"/>
-              <w:jc w:val="center"/>
+              <w:jc w:val="left"/>
               <w:rPr>
                 <w:rFonts w:ascii="方正仿宋_GBK" w:hAnsi="方正仿宋_GBK" w:eastAsia="方正仿宋_GBK" w:cs="方正仿宋_GBK"/>
                 <w:color w:val="000000"/>
@@ -7212,7 +7485,7 @@
           <w:p>
             <w:pPr>
               <w:spacing w:before="0" w:after="0" w:line="320" w:lineRule="exact"/>
-              <w:jc w:val="center"/>
+              <w:jc w:val="left"/>
               <w:rPr>
                 <w:rFonts w:ascii="方正仿宋_GBK" w:hAnsi="方正仿宋_GBK" w:eastAsia="方正仿宋_GBK" w:cs="方正仿宋_GBK"/>
                 <w:b/>
@@ -7271,7 +7544,7 @@
           <w:p>
             <w:pPr>
               <w:spacing w:before="0" w:after="0" w:line="320" w:lineRule="exact"/>
-              <w:jc w:val="center"/>
+              <w:jc w:val="left"/>
               <w:rPr>
                 <w:rFonts w:ascii="方正仿宋_GBK" w:hAnsi="方正仿宋_GBK" w:eastAsia="方正仿宋_GBK" w:cs="方正仿宋_GBK"/>
                 <w:b/>
@@ -7302,7 +7575,7 @@
           <w:p>
             <w:pPr>
               <w:spacing w:before="0" w:after="0" w:line="320" w:lineRule="exact"/>
-              <w:jc w:val="center"/>
+              <w:jc w:val="left"/>
               <w:rPr>
                 <w:rFonts w:ascii="方正仿宋_GBK" w:hAnsi="方正仿宋_GBK" w:eastAsia="方正仿宋_GBK" w:cs="方正仿宋_GBK"/>
                 <w:color w:val="000000"/>
@@ -7337,7 +7610,7 @@
           <w:p>
             <w:pPr>
               <w:spacing w:before="0" w:after="0" w:line="320" w:lineRule="exact"/>
-              <w:jc w:val="center"/>
+              <w:jc w:val="left"/>
               <w:rPr>
                 <w:rFonts w:ascii="方正仿宋_GBK" w:hAnsi="方正仿宋_GBK" w:eastAsia="方正仿宋_GBK" w:cs="方正仿宋_GBK"/>
                 <w:b/>
@@ -7369,7 +7642,7 @@
           <w:p>
             <w:pPr>
               <w:spacing w:before="0" w:after="0" w:line="320" w:lineRule="exact"/>
-              <w:jc w:val="center"/>
+              <w:jc w:val="left"/>
               <w:rPr>
                 <w:rFonts w:ascii="方正仿宋_GBK" w:hAnsi="方正仿宋_GBK" w:eastAsia="方正仿宋_GBK" w:cs="方正仿宋_GBK"/>
                 <w:color w:val="000000"/>
@@ -7404,7 +7677,7 @@
           <w:p>
             <w:pPr>
               <w:spacing w:before="0" w:after="0" w:line="320" w:lineRule="exact"/>
-              <w:jc w:val="center"/>
+              <w:jc w:val="left"/>
               <w:rPr>
                 <w:rFonts w:ascii="方正仿宋_GBK" w:hAnsi="方正仿宋_GBK" w:eastAsia="方正仿宋_GBK" w:cs="方正仿宋_GBK"/>
                 <w:color w:val="000000"/>
@@ -7423,7 +7696,7 @@
           <w:p>
             <w:pPr>
               <w:spacing w:before="0" w:after="0" w:line="320" w:lineRule="exact"/>
-              <w:jc w:val="center"/>
+              <w:jc w:val="left"/>
               <w:rPr>
                 <w:rFonts w:ascii="方正仿宋_GBK" w:hAnsi="方正仿宋_GBK" w:eastAsia="方正仿宋_GBK" w:cs="方正仿宋_GBK"/>
                 <w:color w:val="000000"/>
@@ -7458,7 +7731,7 @@
           <w:p>
             <w:pPr>
               <w:spacing w:before="0" w:after="0" w:line="320" w:lineRule="exact"/>
-              <w:jc w:val="center"/>
+              <w:jc w:val="left"/>
               <w:rPr>
                 <w:rFonts w:ascii="方正仿宋_GBK" w:hAnsi="方正仿宋_GBK" w:eastAsia="方正仿宋_GBK" w:cs="方正仿宋_GBK"/>
                 <w:color w:val="000000"/>
@@ -7477,7 +7750,7 @@
           <w:p>
             <w:pPr>
               <w:spacing w:before="0" w:after="0" w:line="320" w:lineRule="exact"/>
-              <w:jc w:val="center"/>
+              <w:jc w:val="left"/>
               <w:rPr>
                 <w:rFonts w:ascii="方正仿宋_GBK" w:hAnsi="方正仿宋_GBK" w:eastAsia="方正仿宋_GBK" w:cs="方正仿宋_GBK"/>
                 <w:color w:val="000000"/>
@@ -7511,7 +7784,7 @@
           <w:p>
             <w:pPr>
               <w:spacing w:before="0" w:after="0" w:line="320" w:lineRule="exact"/>
-              <w:jc w:val="center"/>
+              <w:jc w:val="left"/>
               <w:rPr>
                 <w:rFonts w:ascii="方正仿宋_GBK" w:hAnsi="方正仿宋_GBK" w:eastAsia="方正仿宋_GBK" w:cs="方正仿宋_GBK"/>
                 <w:b/>
@@ -7543,7 +7816,7 @@
           <w:p>
             <w:pPr>
               <w:spacing w:before="0" w:after="0" w:line="320" w:lineRule="exact"/>
-              <w:jc w:val="center"/>
+              <w:jc w:val="left"/>
               <w:rPr>
                 <w:rFonts w:ascii="方正仿宋_GBK" w:hAnsi="方正仿宋_GBK" w:eastAsia="方正仿宋_GBK" w:cs="方正仿宋_GBK"/>
                 <w:color w:val="000000"/>
@@ -7564,7 +7837,7 @@
           <w:p>
             <w:pPr>
               <w:spacing w:before="0" w:after="0" w:line="320" w:lineRule="exact"/>
-              <w:jc w:val="center"/>
+              <w:jc w:val="left"/>
               <w:rPr>
                 <w:rFonts w:ascii="方正仿宋_GBK" w:hAnsi="方正仿宋_GBK" w:eastAsia="方正仿宋_GBK" w:cs="方正仿宋_GBK"/>
                 <w:color w:val="000000"/>
@@ -7585,7 +7858,7 @@
           <w:p>
             <w:pPr>
               <w:spacing w:before="0" w:after="0" w:line="320" w:lineRule="exact"/>
-              <w:jc w:val="center"/>
+              <w:jc w:val="left"/>
               <w:rPr>
                 <w:rFonts w:ascii="方正仿宋_GBK" w:hAnsi="方正仿宋_GBK" w:eastAsia="方正仿宋_GBK" w:cs="方正仿宋_GBK"/>
                 <w:color w:val="000000"/>
@@ -7619,7 +7892,7 @@
           <w:p>
             <w:pPr>
               <w:spacing w:before="0" w:after="0" w:line="320" w:lineRule="exact"/>
-              <w:jc w:val="center"/>
+              <w:jc w:val="left"/>
               <w:rPr>
                 <w:rFonts w:ascii="方正仿宋_GBK" w:hAnsi="方正仿宋_GBK" w:eastAsia="方正仿宋_GBK" w:cs="方正仿宋_GBK"/>
                 <w:b/>
@@ -7651,7 +7924,7 @@
           <w:p>
             <w:pPr>
               <w:spacing w:before="0" w:after="0" w:line="320" w:lineRule="exact"/>
-              <w:jc w:val="center"/>
+              <w:jc w:val="left"/>
               <w:rPr>
                 <w:rFonts w:ascii="方正仿宋_GBK" w:hAnsi="方正仿宋_GBK" w:eastAsia="方正仿宋_GBK" w:cs="方正仿宋_GBK"/>
                 <w:color w:val="000000"/>
@@ -7672,7 +7945,7 @@
           <w:p>
             <w:pPr>
               <w:spacing w:before="0" w:after="0" w:line="320" w:lineRule="exact"/>
-              <w:jc w:val="center"/>
+              <w:jc w:val="left"/>
               <w:rPr>
                 <w:rFonts w:ascii="方正仿宋_GBK" w:hAnsi="方正仿宋_GBK" w:eastAsia="方正仿宋_GBK" w:cs="方正仿宋_GBK"/>
                 <w:color w:val="000000"/>
@@ -7693,7 +7966,7 @@
           <w:p>
             <w:pPr>
               <w:spacing w:before="0" w:after="0" w:line="320" w:lineRule="exact"/>
-              <w:jc w:val="center"/>
+              <w:jc w:val="left"/>
               <w:rPr>
                 <w:rFonts w:ascii="方正仿宋_GBK" w:hAnsi="方正仿宋_GBK" w:eastAsia="方正仿宋_GBK" w:cs="方正仿宋_GBK"/>
                 <w:color w:val="000000"/>
@@ -7727,7 +8000,7 @@
           <w:p>
             <w:pPr>
               <w:spacing w:before="0" w:after="0" w:line="320" w:lineRule="exact"/>
-              <w:jc w:val="center"/>
+              <w:jc w:val="left"/>
               <w:rPr>
                 <w:rFonts w:ascii="方正仿宋_GBK" w:hAnsi="方正仿宋_GBK" w:eastAsia="方正仿宋_GBK" w:cs="方正仿宋_GBK"/>
                 <w:b/>
@@ -7759,7 +8032,7 @@
           <w:p>
             <w:pPr>
               <w:spacing w:before="0" w:after="0" w:line="320" w:lineRule="exact"/>
-              <w:jc w:val="center"/>
+              <w:jc w:val="left"/>
               <w:rPr>
                 <w:rFonts w:ascii="方正仿宋_GBK" w:hAnsi="方正仿宋_GBK" w:eastAsia="方正仿宋_GBK" w:cs="方正仿宋_GBK"/>
                 <w:color w:val="000000"/>
@@ -7780,7 +8053,7 @@
           <w:p>
             <w:pPr>
               <w:spacing w:before="0" w:after="0" w:line="320" w:lineRule="exact"/>
-              <w:jc w:val="center"/>
+              <w:jc w:val="left"/>
               <w:rPr>
                 <w:rFonts w:ascii="方正仿宋_GBK" w:hAnsi="方正仿宋_GBK" w:eastAsia="方正仿宋_GBK" w:cs="方正仿宋_GBK"/>
                 <w:color w:val="000000"/>
@@ -7801,7 +8074,7 @@
           <w:p>
             <w:pPr>
               <w:spacing w:before="0" w:after="0" w:line="320" w:lineRule="exact"/>
-              <w:jc w:val="center"/>
+              <w:jc w:val="left"/>
               <w:rPr>
                 <w:rFonts w:ascii="方正仿宋_GBK" w:hAnsi="方正仿宋_GBK" w:eastAsia="方正仿宋_GBK" w:cs="方正仿宋_GBK"/>
                 <w:color w:val="000000"/>
@@ -7822,7 +8095,7 @@
           <w:p>
             <w:pPr>
               <w:spacing w:before="0" w:after="0" w:line="320" w:lineRule="exact"/>
-              <w:jc w:val="center"/>
+              <w:jc w:val="left"/>
               <w:rPr>
                 <w:rFonts w:ascii="方正仿宋_GBK" w:hAnsi="方正仿宋_GBK" w:eastAsia="方正仿宋_GBK" w:cs="方正仿宋_GBK"/>
                 <w:color w:val="000000"/>
@@ -7856,7 +8129,7 @@
           <w:p>
             <w:pPr>
               <w:spacing w:before="0" w:after="0" w:line="320" w:lineRule="exact"/>
-              <w:jc w:val="center"/>
+              <w:jc w:val="left"/>
               <w:rPr>
                 <w:rFonts w:ascii="方正仿宋_GBK" w:hAnsi="方正仿宋_GBK" w:eastAsia="方正仿宋_GBK" w:cs="方正仿宋_GBK"/>
                 <w:b/>
@@ -7888,7 +8161,7 @@
           <w:p>
             <w:pPr>
               <w:spacing w:before="0" w:after="0" w:line="320" w:lineRule="exact"/>
-              <w:jc w:val="center"/>
+              <w:jc w:val="left"/>
               <w:rPr>
                 <w:rFonts w:ascii="方正仿宋_GBK" w:hAnsi="方正仿宋_GBK" w:eastAsia="方正仿宋_GBK" w:cs="方正仿宋_GBK"/>
                 <w:color w:val="000000"/>
@@ -7909,7 +8182,7 @@
           <w:p>
             <w:pPr>
               <w:spacing w:before="0" w:after="0" w:line="320" w:lineRule="exact"/>
-              <w:jc w:val="center"/>
+              <w:jc w:val="left"/>
               <w:rPr>
                 <w:rFonts w:ascii="方正仿宋_GBK" w:hAnsi="方正仿宋_GBK" w:eastAsia="方正仿宋_GBK" w:cs="方正仿宋_GBK"/>
                 <w:color w:val="000000"/>
@@ -7930,7 +8203,7 @@
           <w:p>
             <w:pPr>
               <w:spacing w:before="0" w:after="0" w:line="320" w:lineRule="exact"/>
-              <w:jc w:val="center"/>
+              <w:jc w:val="left"/>
               <w:rPr>
                 <w:rFonts w:ascii="方正仿宋_GBK" w:hAnsi="方正仿宋_GBK" w:eastAsia="方正仿宋_GBK" w:cs="方正仿宋_GBK"/>
                 <w:color w:val="000000"/>
@@ -7964,7 +8237,7 @@
           <w:p>
             <w:pPr>
               <w:spacing w:before="0" w:after="0" w:line="320" w:lineRule="exact"/>
-              <w:jc w:val="center"/>
+              <w:jc w:val="left"/>
               <w:rPr>
                 <w:rFonts w:ascii="方正仿宋_GBK" w:hAnsi="方正仿宋_GBK" w:eastAsia="方正仿宋_GBK" w:cs="方正仿宋_GBK"/>
                 <w:b/>
@@ -7996,7 +8269,7 @@
           <w:p>
             <w:pPr>
               <w:spacing w:before="0" w:after="0" w:line="320" w:lineRule="exact"/>
-              <w:jc w:val="center"/>
+              <w:jc w:val="left"/>
               <w:rPr>
                 <w:rFonts w:ascii="方正仿宋_GBK" w:hAnsi="方正仿宋_GBK" w:eastAsia="方正仿宋_GBK" w:cs="方正仿宋_GBK"/>
                 <w:color w:val="000000"/>
@@ -8017,7 +8290,7 @@
           <w:p>
             <w:pPr>
               <w:spacing w:before="0" w:after="0" w:line="320" w:lineRule="exact"/>
-              <w:jc w:val="center"/>
+              <w:jc w:val="left"/>
               <w:rPr>
                 <w:rFonts w:ascii="方正仿宋_GBK" w:hAnsi="方正仿宋_GBK" w:eastAsia="方正仿宋_GBK" w:cs="方正仿宋_GBK"/>
                 <w:color w:val="000000"/>
@@ -8038,7 +8311,7 @@
           <w:p>
             <w:pPr>
               <w:spacing w:before="0" w:after="0" w:line="320" w:lineRule="exact"/>
-              <w:jc w:val="center"/>
+              <w:jc w:val="left"/>
               <w:rPr>
                 <w:rFonts w:ascii="方正仿宋_GBK" w:hAnsi="方正仿宋_GBK" w:eastAsia="方正仿宋_GBK" w:cs="方正仿宋_GBK"/>
                 <w:color w:val="000000"/>
@@ -8059,7 +8332,7 @@
           <w:p>
             <w:pPr>
               <w:spacing w:before="0" w:after="0" w:line="320" w:lineRule="exact"/>
-              <w:jc w:val="center"/>
+              <w:jc w:val="left"/>
               <w:rPr>
                 <w:rFonts w:ascii="方正仿宋_GBK" w:hAnsi="方正仿宋_GBK" w:eastAsia="方正仿宋_GBK" w:cs="方正仿宋_GBK"/>
                 <w:color w:val="000000"/>
@@ -8080,7 +8353,7 @@
           <w:p>
             <w:pPr>
               <w:spacing w:before="0" w:after="0" w:line="320" w:lineRule="exact"/>
-              <w:jc w:val="center"/>
+              <w:jc w:val="left"/>
               <w:rPr>
                 <w:rFonts w:ascii="方正仿宋_GBK" w:hAnsi="方正仿宋_GBK" w:eastAsia="方正仿宋_GBK" w:cs="方正仿宋_GBK"/>
                 <w:color w:val="000000"/>
@@ -8114,7 +8387,7 @@
           <w:p>
             <w:pPr>
               <w:spacing w:before="0" w:after="0" w:line="320" w:lineRule="exact"/>
-              <w:jc w:val="center"/>
+              <w:jc w:val="left"/>
               <w:rPr>
                 <w:rFonts w:ascii="方正仿宋_GBK" w:hAnsi="方正仿宋_GBK" w:eastAsia="方正仿宋_GBK" w:cs="方正仿宋_GBK"/>
                 <w:b/>
@@ -8146,7 +8419,7 @@
           <w:p>
             <w:pPr>
               <w:spacing w:before="0" w:after="0" w:line="320" w:lineRule="exact"/>
-              <w:jc w:val="center"/>
+              <w:jc w:val="left"/>
               <w:rPr>
                 <w:rFonts w:ascii="方正仿宋_GBK" w:hAnsi="方正仿宋_GBK" w:eastAsia="方正仿宋_GBK" w:cs="方正仿宋_GBK"/>
                 <w:color w:val="000000"/>
@@ -8167,7 +8440,7 @@
           <w:p>
             <w:pPr>
               <w:spacing w:before="0" w:after="0" w:line="320" w:lineRule="exact"/>
-              <w:jc w:val="center"/>
+              <w:jc w:val="left"/>
               <w:rPr>
                 <w:rFonts w:ascii="方正仿宋_GBK" w:hAnsi="方正仿宋_GBK" w:eastAsia="方正仿宋_GBK" w:cs="方正仿宋_GBK"/>
                 <w:color w:val="000000"/>
@@ -8201,7 +8474,7 @@
           <w:p>
             <w:pPr>
               <w:spacing w:before="0" w:after="0" w:line="320" w:lineRule="exact"/>
-              <w:jc w:val="center"/>
+              <w:jc w:val="left"/>
               <w:rPr>
                 <w:rFonts w:ascii="方正仿宋_GBK" w:hAnsi="方正仿宋_GBK" w:eastAsia="方正仿宋_GBK" w:cs="方正仿宋_GBK"/>
                 <w:b/>
@@ -8394,7 +8667,7 @@
           <w:p>
             <w:pPr>
               <w:spacing w:before="0" w:after="0" w:line="320" w:lineRule="exact"/>
-              <w:jc w:val="center"/>
+              <w:jc w:val="left"/>
               <w:rPr>
                 <w:rFonts w:ascii="方正仿宋_GBK" w:hAnsi="方正仿宋_GBK" w:eastAsia="方正仿宋_GBK" w:cs="方正仿宋_GBK"/>
                 <w:color w:val="000000"/>
@@ -8412,7 +8685,7 @@
           <w:p>
             <w:pPr>
               <w:spacing w:before="0" w:after="0" w:line="320" w:lineRule="exact"/>
-              <w:jc w:val="center"/>
+              <w:jc w:val="left"/>
               <w:rPr>
                 <w:rFonts w:ascii="方正仿宋_GBK" w:hAnsi="方正仿宋_GBK" w:eastAsia="方正仿宋_GBK" w:cs="方正仿宋_GBK"/>
                 <w:color w:val="000000"/>
@@ -8439,7 +8712,7 @@
           <w:p>
             <w:pPr>
               <w:spacing w:before="0" w:after="0" w:line="320" w:lineRule="exact"/>
-              <w:jc w:val="center"/>
+              <w:jc w:val="left"/>
               <w:rPr>
                 <w:rFonts w:ascii="方正仿宋_GBK" w:hAnsi="方正仿宋_GBK" w:eastAsia="方正仿宋_GBK" w:cs="方正仿宋_GBK"/>
                 <w:color w:val="000000"/>
@@ -8466,22 +8739,43 @@
           <w:p>
             <w:pPr>
               <w:spacing w:before="0" w:after="0" w:line="320" w:lineRule="exact"/>
-              <w:jc w:val="center"/>
-              <w:rPr>
-                <w:rFonts w:ascii="方正仿宋_GBK" w:hAnsi="方正仿宋_GBK" w:eastAsia="方正仿宋_GBK" w:cs="方正仿宋_GBK"/>
-                <w:color w:val="000000"/>
-                <w:sz w:val="24"/>
-                <w:szCs w:val="24"/>
-              </w:rPr>
-            </w:pPr>
-            <w:r>
-              <w:rPr>
-                <w:rFonts w:ascii="方正仿宋_GBK" w:hAnsi="方正仿宋_GBK" w:eastAsia="方正仿宋_GBK" w:cs="方正仿宋_GBK"/>
-                <w:color w:val="000000"/>
-                <w:sz w:val="24"/>
-                <w:szCs w:val="24"/>
-              </w:rPr>
-              <w:t>[师]：播放这三个效果惊艳的演示视频； [生]：观察并讨论这三种任务在数据形态上有什么不同。</w:t>
+              <w:jc w:val="left"/>
+              <w:rPr>
+                <w:rFonts w:ascii="方正仿宋_GBK" w:hAnsi="方正仿宋_GBK" w:eastAsia="方正仿宋_GBK" w:cs="方正仿宋_GBK"/>
+                <w:color w:val="000000"/>
+                <w:sz w:val="24"/>
+                <w:szCs w:val="24"/>
+              </w:rPr>
+            </w:pPr>
+            <w:r>
+              <w:rPr>
+                <w:rFonts w:ascii="方正仿宋_GBK" w:hAnsi="方正仿宋_GBK" w:eastAsia="方正仿宋_GBK" w:cs="方正仿宋_GBK"/>
+                <w:color w:val="000000"/>
+                <w:sz w:val="24"/>
+                <w:szCs w:val="24"/>
+              </w:rPr>
+              <w:t xml:space="preserve">[师]：播放这三个效果惊艳的演示视频；</w:t>
+            </w:r>
+          </w:p>
+          <w:p>
+            <w:pPr>
+              <w:spacing w:before="0" w:after="0" w:line="320" w:lineRule="exact"/>
+              <w:jc w:val="left"/>
+              <w:rPr>
+                <w:rFonts w:ascii="方正仿宋_GBK" w:hAnsi="方正仿宋_GBK" w:eastAsia="方正仿宋_GBK" w:cs="方正仿宋_GBK"/>
+                <w:color w:val="000000"/>
+                <w:sz w:val="24"/>
+                <w:szCs w:val="24"/>
+              </w:rPr>
+            </w:pPr>
+            <w:r>
+              <w:rPr>
+                <w:rFonts w:ascii="方正仿宋_GBK" w:hAnsi="方正仿宋_GBK" w:eastAsia="方正仿宋_GBK" w:cs="方正仿宋_GBK"/>
+                <w:color w:val="000000"/>
+                <w:sz w:val="24"/>
+                <w:szCs w:val="24"/>
+              </w:rPr>
+              <w:t xml:space="preserve">[生]：观察并讨论这三种任务在数据形态上有什么不同。</w:t>
             </w:r>
           </w:p>
         </w:tc>
@@ -8493,7 +8787,7 @@
           <w:p>
             <w:pPr>
               <w:spacing w:before="0" w:after="0" w:line="320" w:lineRule="exact"/>
-              <w:jc w:val="center"/>
+              <w:jc w:val="left"/>
               <w:rPr>
                 <w:rFonts w:ascii="方正仿宋_GBK" w:hAnsi="方正仿宋_GBK" w:eastAsia="方正仿宋_GBK" w:cs="方正仿宋_GBK"/>
                 <w:color w:val="000000"/>
@@ -8520,7 +8814,7 @@
           <w:p>
             <w:pPr>
               <w:spacing w:before="0" w:after="0" w:line="320" w:lineRule="exact"/>
-              <w:jc w:val="center"/>
+              <w:jc w:val="left"/>
               <w:rPr>
                 <w:rFonts w:ascii="方正仿宋_GBK" w:hAnsi="方正仿宋_GBK" w:eastAsia="方正仿宋_GBK" w:cs="方正仿宋_GBK"/>
                 <w:color w:val="000000"/>
@@ -8554,7 +8848,7 @@
           <w:p>
             <w:pPr>
               <w:spacing w:before="0" w:after="0" w:line="320" w:lineRule="exact"/>
-              <w:jc w:val="center"/>
+              <w:jc w:val="left"/>
               <w:rPr>
                 <w:rFonts w:ascii="方正仿宋_GBK" w:hAnsi="方正仿宋_GBK" w:eastAsia="方正仿宋_GBK" w:cs="方正仿宋_GBK"/>
                 <w:color w:val="000000"/>
@@ -8572,7 +8866,7 @@
           <w:p>
             <w:pPr>
               <w:spacing w:before="0" w:after="0" w:line="320" w:lineRule="exact"/>
-              <w:jc w:val="center"/>
+              <w:jc w:val="left"/>
               <w:rPr>
                 <w:rFonts w:ascii="方正仿宋_GBK" w:hAnsi="方正仿宋_GBK" w:eastAsia="方正仿宋_GBK" w:cs="方正仿宋_GBK"/>
                 <w:color w:val="000000"/>
@@ -8599,31 +8893,64 @@
           <w:p>
             <w:pPr>
               <w:spacing w:before="0" w:after="0" w:line="320" w:lineRule="exact"/>
-              <w:jc w:val="center"/>
-              <w:rPr>
-                <w:rFonts w:ascii="方正仿宋_GBK" w:hAnsi="方正仿宋_GBK" w:eastAsia="方正仿宋_GBK" w:cs="方正仿宋_GBK"/>
-                <w:color w:val="000000"/>
-                <w:sz w:val="24"/>
-                <w:szCs w:val="24"/>
-              </w:rPr>
-            </w:pPr>
-            <w:r>
-              <w:rPr>
-                <w:rFonts w:ascii="方正仿宋_GBK" w:hAnsi="方正仿宋_GBK" w:eastAsia="方正仿宋_GBK" w:cs="方正仿宋_GBK"/>
-                <w:color w:val="000000"/>
-                <w:sz w:val="24"/>
-                <w:szCs w:val="24"/>
-              </w:rPr>
-              <w:t>（1）CNN：卷积层提取空间特征，池化层降维，全连接层输出； （2）RNN：LSTM/GRU 的门控机制，处</w:t>
-            </w:r>
-            <w:r>
-              <w:rPr>
-                <w:rFonts w:ascii="方正仿宋_GBK" w:hAnsi="方正仿宋_GBK" w:eastAsia="方正仿宋_GBK" w:cs="方正仿宋_GBK"/>
-                <w:color w:val="000000"/>
-                <w:sz w:val="24"/>
-                <w:szCs w:val="24"/>
-              </w:rPr>
-              <w:t>理时序依赖； （3）GAN：生成器与判别器的定义、对抗损失（Adversarial Loss）和交替训练流程。</w:t>
+              <w:jc w:val="left"/>
+              <w:rPr>
+                <w:rFonts w:ascii="方正仿宋_GBK" w:hAnsi="方正仿宋_GBK" w:eastAsia="方正仿宋_GBK" w:cs="方正仿宋_GBK"/>
+                <w:color w:val="000000"/>
+                <w:sz w:val="24"/>
+                <w:szCs w:val="24"/>
+              </w:rPr>
+            </w:pPr>
+            <w:r>
+              <w:rPr>
+                <w:rFonts w:ascii="方正仿宋_GBK" w:hAnsi="方正仿宋_GBK" w:eastAsia="方正仿宋_GBK" w:cs="方正仿宋_GBK"/>
+                <w:color w:val="000000"/>
+                <w:sz w:val="24"/>
+                <w:szCs w:val="24"/>
+              </w:rPr>
+              <w:t xml:space="preserve">（1）CNN：卷积层提取空间特征，池化层降维，全连接层输出；</w:t>
+            </w:r>
+          </w:p>
+          <w:p>
+            <w:pPr>
+              <w:spacing w:before="0" w:after="0" w:line="320" w:lineRule="exact"/>
+              <w:jc w:val="left"/>
+              <w:rPr>
+                <w:rFonts w:ascii="方正仿宋_GBK" w:hAnsi="方正仿宋_GBK" w:eastAsia="方正仿宋_GBK" w:cs="方正仿宋_GBK"/>
+                <w:color w:val="000000"/>
+                <w:sz w:val="24"/>
+                <w:szCs w:val="24"/>
+              </w:rPr>
+            </w:pPr>
+            <w:r>
+              <w:rPr>
+                <w:rFonts w:ascii="方正仿宋_GBK" w:hAnsi="方正仿宋_GBK" w:eastAsia="方正仿宋_GBK" w:cs="方正仿宋_GBK"/>
+                <w:color w:val="000000"/>
+                <w:sz w:val="24"/>
+                <w:szCs w:val="24"/>
+              </w:rPr>
+              <w:t xml:space="preserve">（2）RNN：LSTM/GRU 的门控机制，处理时序依赖；</w:t>
+            </w:r>
+          </w:p>
+          <w:p>
+            <w:pPr>
+              <w:spacing w:before="0" w:after="0" w:line="320" w:lineRule="exact"/>
+              <w:jc w:val="left"/>
+              <w:rPr>
+                <w:rFonts w:ascii="方正仿宋_GBK" w:hAnsi="方正仿宋_GBK" w:eastAsia="方正仿宋_GBK" w:cs="方正仿宋_GBK"/>
+                <w:color w:val="000000"/>
+                <w:sz w:val="24"/>
+                <w:szCs w:val="24"/>
+              </w:rPr>
+            </w:pPr>
+            <w:r>
+              <w:rPr>
+                <w:rFonts w:ascii="方正仿宋_GBK" w:hAnsi="方正仿宋_GBK" w:eastAsia="方正仿宋_GBK" w:cs="方正仿宋_GBK"/>
+                <w:color w:val="000000"/>
+                <w:sz w:val="24"/>
+                <w:szCs w:val="24"/>
+              </w:rPr>
+              <w:t xml:space="preserve">（3）GAN：生成器与判别器的定义、对抗损失（Adversarial Loss）和交替训练流程。</w:t>
             </w:r>
           </w:p>
         </w:tc>
@@ -8635,31 +8962,43 @@
           <w:p>
             <w:pPr>
               <w:spacing w:before="0" w:after="0" w:line="320" w:lineRule="exact"/>
-              <w:jc w:val="center"/>
-              <w:rPr>
-                <w:rFonts w:ascii="方正仿宋_GBK" w:hAnsi="方正仿宋_GBK" w:eastAsia="方正仿宋_GBK" w:cs="方正仿宋_GBK"/>
-                <w:color w:val="000000"/>
-                <w:sz w:val="24"/>
-                <w:szCs w:val="24"/>
-              </w:rPr>
-            </w:pPr>
-            <w:r>
-              <w:rPr>
-                <w:rFonts w:ascii="方正仿宋_GBK" w:hAnsi="方正仿宋_GBK" w:eastAsia="方正仿宋_GBK" w:cs="方正仿宋_GBK"/>
-                <w:color w:val="000000"/>
-                <w:sz w:val="24"/>
-                <w:szCs w:val="24"/>
-              </w:rPr>
-              <w:t>[师]：结合网络结构动画和框架代码讲授原理； [生]：跟随教师的思路，理解从输入到输出的数据</w:t>
-            </w:r>
-            <w:r>
-              <w:rPr>
-                <w:rFonts w:ascii="方正仿宋_GBK" w:hAnsi="方正仿宋_GBK" w:eastAsia="方正仿宋_GBK" w:cs="方正仿宋_GBK"/>
-                <w:color w:val="000000"/>
-                <w:sz w:val="24"/>
-                <w:szCs w:val="24"/>
-              </w:rPr>
-              <w:t>流向。</w:t>
+              <w:jc w:val="left"/>
+              <w:rPr>
+                <w:rFonts w:ascii="方正仿宋_GBK" w:hAnsi="方正仿宋_GBK" w:eastAsia="方正仿宋_GBK" w:cs="方正仿宋_GBK"/>
+                <w:color w:val="000000"/>
+                <w:sz w:val="24"/>
+                <w:szCs w:val="24"/>
+              </w:rPr>
+            </w:pPr>
+            <w:r>
+              <w:rPr>
+                <w:rFonts w:ascii="方正仿宋_GBK" w:hAnsi="方正仿宋_GBK" w:eastAsia="方正仿宋_GBK" w:cs="方正仿宋_GBK"/>
+                <w:color w:val="000000"/>
+                <w:sz w:val="24"/>
+                <w:szCs w:val="24"/>
+              </w:rPr>
+              <w:t xml:space="preserve">[师]：结合网络结构动画和框架代码讲授原理；</w:t>
+            </w:r>
+          </w:p>
+          <w:p>
+            <w:pPr>
+              <w:spacing w:before="0" w:after="0" w:line="320" w:lineRule="exact"/>
+              <w:jc w:val="left"/>
+              <w:rPr>
+                <w:rFonts w:ascii="方正仿宋_GBK" w:hAnsi="方正仿宋_GBK" w:eastAsia="方正仿宋_GBK" w:cs="方正仿宋_GBK"/>
+                <w:color w:val="000000"/>
+                <w:sz w:val="24"/>
+                <w:szCs w:val="24"/>
+              </w:rPr>
+            </w:pPr>
+            <w:r>
+              <w:rPr>
+                <w:rFonts w:ascii="方正仿宋_GBK" w:hAnsi="方正仿宋_GBK" w:eastAsia="方正仿宋_GBK" w:cs="方正仿宋_GBK"/>
+                <w:color w:val="000000"/>
+                <w:sz w:val="24"/>
+                <w:szCs w:val="24"/>
+              </w:rPr>
+              <w:t xml:space="preserve">[生]：跟随教师的思路，理解从输入到输出的数据流向。</w:t>
             </w:r>
           </w:p>
         </w:tc>
@@ -8671,7 +9010,7 @@
           <w:p>
             <w:pPr>
               <w:spacing w:before="0" w:after="0" w:line="320" w:lineRule="exact"/>
-              <w:jc w:val="center"/>
+              <w:jc w:val="left"/>
               <w:rPr>
                 <w:rFonts w:ascii="方正仿宋_GBK" w:hAnsi="方正仿宋_GBK" w:eastAsia="方正仿宋_GBK" w:cs="方正仿宋_GBK"/>
                 <w:color w:val="000000"/>
@@ -8698,7 +9037,7 @@
           <w:p>
             <w:pPr>
               <w:spacing w:before="0" w:after="0" w:line="320" w:lineRule="exact"/>
-              <w:jc w:val="center"/>
+              <w:jc w:val="left"/>
               <w:rPr>
                 <w:rFonts w:ascii="方正仿宋_GBK" w:hAnsi="方正仿宋_GBK" w:eastAsia="方正仿宋_GBK" w:cs="方正仿宋_GBK"/>
                 <w:color w:val="000000"/>
@@ -8732,7 +9071,7 @@
           <w:p>
             <w:pPr>
               <w:spacing w:before="0" w:after="0" w:line="320" w:lineRule="exact"/>
-              <w:jc w:val="center"/>
+              <w:jc w:val="left"/>
               <w:rPr>
                 <w:rFonts w:ascii="方正仿宋_GBK" w:hAnsi="方正仿宋_GBK" w:eastAsia="方正仿宋_GBK" w:cs="方正仿宋_GBK"/>
                 <w:color w:val="000000"/>
@@ -8750,7 +9089,7 @@
           <w:p>
             <w:pPr>
               <w:spacing w:before="0" w:after="0" w:line="320" w:lineRule="exact"/>
-              <w:jc w:val="center"/>
+              <w:jc w:val="left"/>
               <w:rPr>
                 <w:rFonts w:ascii="方正仿宋_GBK" w:hAnsi="方正仿宋_GBK" w:eastAsia="方正仿宋_GBK" w:cs="方正仿宋_GBK"/>
                 <w:color w:val="000000"/>
@@ -8777,7 +9116,7 @@
           <w:p>
             <w:pPr>
               <w:spacing w:before="0" w:after="0" w:line="320" w:lineRule="exact"/>
-              <w:jc w:val="center"/>
+              <w:jc w:val="left"/>
               <w:rPr>
                 <w:rFonts w:ascii="方正仿宋_GBK" w:hAnsi="方正仿宋_GBK" w:eastAsia="方正仿宋_GBK" w:cs="方正仿宋_GBK"/>
                 <w:color w:val="000000"/>
@@ -8804,22 +9143,43 @@
           <w:p>
             <w:pPr>
               <w:spacing w:before="0" w:after="0" w:line="320" w:lineRule="exact"/>
-              <w:jc w:val="center"/>
-              <w:rPr>
-                <w:rFonts w:ascii="方正仿宋_GBK" w:hAnsi="方正仿宋_GBK" w:eastAsia="方正仿宋_GBK" w:cs="方正仿宋_GBK"/>
-                <w:color w:val="000000"/>
-                <w:sz w:val="24"/>
-                <w:szCs w:val="24"/>
-              </w:rPr>
-            </w:pPr>
-            <w:r>
-              <w:rPr>
-                <w:rFonts w:ascii="方正仿宋_GBK" w:hAnsi="方正仿宋_GBK" w:eastAsia="方正仿宋_GBK" w:cs="方正仿宋_GBK"/>
-                <w:color w:val="000000"/>
-                <w:sz w:val="24"/>
-                <w:szCs w:val="24"/>
-              </w:rPr>
-              <w:t>[师]：为各组提供基础代码框架，巡回指导各组遇到的维度不匹配问题； [生]：组内分工，调参并记录训练过程。</w:t>
+              <w:jc w:val="left"/>
+              <w:rPr>
+                <w:rFonts w:ascii="方正仿宋_GBK" w:hAnsi="方正仿宋_GBK" w:eastAsia="方正仿宋_GBK" w:cs="方正仿宋_GBK"/>
+                <w:color w:val="000000"/>
+                <w:sz w:val="24"/>
+                <w:szCs w:val="24"/>
+              </w:rPr>
+            </w:pPr>
+            <w:r>
+              <w:rPr>
+                <w:rFonts w:ascii="方正仿宋_GBK" w:hAnsi="方正仿宋_GBK" w:eastAsia="方正仿宋_GBK" w:cs="方正仿宋_GBK"/>
+                <w:color w:val="000000"/>
+                <w:sz w:val="24"/>
+                <w:szCs w:val="24"/>
+              </w:rPr>
+              <w:t xml:space="preserve">[师]：为各组提供基础代码框架，巡回指导各组遇到的维度不匹配问题；</w:t>
+            </w:r>
+          </w:p>
+          <w:p>
+            <w:pPr>
+              <w:spacing w:before="0" w:after="0" w:line="320" w:lineRule="exact"/>
+              <w:jc w:val="left"/>
+              <w:rPr>
+                <w:rFonts w:ascii="方正仿宋_GBK" w:hAnsi="方正仿宋_GBK" w:eastAsia="方正仿宋_GBK" w:cs="方正仿宋_GBK"/>
+                <w:color w:val="000000"/>
+                <w:sz w:val="24"/>
+                <w:szCs w:val="24"/>
+              </w:rPr>
+            </w:pPr>
+            <w:r>
+              <w:rPr>
+                <w:rFonts w:ascii="方正仿宋_GBK" w:hAnsi="方正仿宋_GBK" w:eastAsia="方正仿宋_GBK" w:cs="方正仿宋_GBK"/>
+                <w:color w:val="000000"/>
+                <w:sz w:val="24"/>
+                <w:szCs w:val="24"/>
+              </w:rPr>
+              <w:t xml:space="preserve">[生]：组内分工，调参并记录训练过程。</w:t>
             </w:r>
           </w:p>
         </w:tc>
@@ -8831,7 +9191,7 @@
           <w:p>
             <w:pPr>
               <w:spacing w:before="0" w:after="0" w:line="320" w:lineRule="exact"/>
-              <w:jc w:val="center"/>
+              <w:jc w:val="left"/>
               <w:rPr>
                 <w:rFonts w:ascii="方正仿宋_GBK" w:hAnsi="方正仿宋_GBK" w:eastAsia="方正仿宋_GBK" w:cs="方正仿宋_GBK"/>
                 <w:color w:val="000000"/>
@@ -8858,7 +9218,7 @@
           <w:p>
             <w:pPr>
               <w:spacing w:before="0" w:after="0" w:line="320" w:lineRule="exact"/>
-              <w:jc w:val="center"/>
+              <w:jc w:val="left"/>
               <w:rPr>
                 <w:rFonts w:ascii="方正仿宋_GBK" w:hAnsi="方正仿宋_GBK" w:eastAsia="方正仿宋_GBK" w:cs="方正仿宋_GBK"/>
                 <w:color w:val="000000"/>
@@ -8892,7 +9252,7 @@
           <w:p>
             <w:pPr>
               <w:spacing w:before="0" w:after="0" w:line="320" w:lineRule="exact"/>
-              <w:jc w:val="center"/>
+              <w:jc w:val="left"/>
               <w:rPr>
                 <w:rFonts w:ascii="方正仿宋_GBK" w:hAnsi="方正仿宋_GBK" w:eastAsia="方正仿宋_GBK" w:cs="方正仿宋_GBK"/>
                 <w:color w:val="000000"/>
@@ -8910,7 +9270,7 @@
           <w:p>
             <w:pPr>
               <w:spacing w:before="0" w:after="0" w:line="320" w:lineRule="exact"/>
-              <w:jc w:val="center"/>
+              <w:jc w:val="left"/>
               <w:rPr>
                 <w:rFonts w:ascii="方正仿宋_GBK" w:hAnsi="方正仿宋_GBK" w:eastAsia="方正仿宋_GBK" w:cs="方正仿宋_GBK"/>
                 <w:color w:val="000000"/>
@@ -8937,7 +9297,7 @@
           <w:p>
             <w:pPr>
               <w:spacing w:before="0" w:after="0" w:line="320" w:lineRule="exact"/>
-              <w:jc w:val="center"/>
+              <w:jc w:val="left"/>
               <w:rPr>
                 <w:rFonts w:ascii="方正仿宋_GBK" w:hAnsi="方正仿宋_GBK" w:eastAsia="方正仿宋_GBK" w:cs="方正仿宋_GBK"/>
                 <w:color w:val="000000"/>
@@ -8964,22 +9324,43 @@
           <w:p>
             <w:pPr>
               <w:spacing w:before="0" w:after="0" w:line="320" w:lineRule="exact"/>
-              <w:jc w:val="center"/>
-              <w:rPr>
-                <w:rFonts w:ascii="方正仿宋_GBK" w:hAnsi="方正仿宋_GBK" w:eastAsia="方正仿宋_GBK" w:cs="方正仿宋_GBK"/>
-                <w:color w:val="000000"/>
-                <w:sz w:val="24"/>
-                <w:szCs w:val="24"/>
-              </w:rPr>
-            </w:pPr>
-            <w:r>
-              <w:rPr>
-                <w:rFonts w:ascii="方正仿宋_GBK" w:hAnsi="方正仿宋_GBK" w:eastAsia="方正仿宋_GBK" w:cs="方正仿宋_GBK"/>
-                <w:color w:val="000000"/>
-                <w:sz w:val="24"/>
-                <w:szCs w:val="24"/>
-              </w:rPr>
-              <w:t>[师]：归纳知识体系，总结各组的完成度； [生]：听取点评，查漏补缺。</w:t>
+              <w:jc w:val="left"/>
+              <w:rPr>
+                <w:rFonts w:ascii="方正仿宋_GBK" w:hAnsi="方正仿宋_GBK" w:eastAsia="方正仿宋_GBK" w:cs="方正仿宋_GBK"/>
+                <w:color w:val="000000"/>
+                <w:sz w:val="24"/>
+                <w:szCs w:val="24"/>
+              </w:rPr>
+            </w:pPr>
+            <w:r>
+              <w:rPr>
+                <w:rFonts w:ascii="方正仿宋_GBK" w:hAnsi="方正仿宋_GBK" w:eastAsia="方正仿宋_GBK" w:cs="方正仿宋_GBK"/>
+                <w:color w:val="000000"/>
+                <w:sz w:val="24"/>
+                <w:szCs w:val="24"/>
+              </w:rPr>
+              <w:t xml:space="preserve">[师]：归纳知识体系，总结各组的完成度；</w:t>
+            </w:r>
+          </w:p>
+          <w:p>
+            <w:pPr>
+              <w:spacing w:before="0" w:after="0" w:line="320" w:lineRule="exact"/>
+              <w:jc w:val="left"/>
+              <w:rPr>
+                <w:rFonts w:ascii="方正仿宋_GBK" w:hAnsi="方正仿宋_GBK" w:eastAsia="方正仿宋_GBK" w:cs="方正仿宋_GBK"/>
+                <w:color w:val="000000"/>
+                <w:sz w:val="24"/>
+                <w:szCs w:val="24"/>
+              </w:rPr>
+            </w:pPr>
+            <w:r>
+              <w:rPr>
+                <w:rFonts w:ascii="方正仿宋_GBK" w:hAnsi="方正仿宋_GBK" w:eastAsia="方正仿宋_GBK" w:cs="方正仿宋_GBK"/>
+                <w:color w:val="000000"/>
+                <w:sz w:val="24"/>
+                <w:szCs w:val="24"/>
+              </w:rPr>
+              <w:t xml:space="preserve">[生]：听取点评，查漏补缺。</w:t>
             </w:r>
           </w:p>
         </w:tc>
@@ -8991,7 +9372,7 @@
           <w:p>
             <w:pPr>
               <w:spacing w:before="0" w:after="0" w:line="320" w:lineRule="exact"/>
-              <w:jc w:val="center"/>
+              <w:jc w:val="left"/>
               <w:rPr>
                 <w:rFonts w:ascii="方正仿宋_GBK" w:hAnsi="方正仿宋_GBK" w:eastAsia="方正仿宋_GBK" w:cs="方正仿宋_GBK"/>
                 <w:color w:val="000000"/>
@@ -9018,7 +9399,7 @@
           <w:p>
             <w:pPr>
               <w:spacing w:before="0" w:after="0" w:line="320" w:lineRule="exact"/>
-              <w:jc w:val="center"/>
+              <w:jc w:val="left"/>
               <w:rPr>
                 <w:rFonts w:ascii="方正仿宋_GBK" w:hAnsi="方正仿宋_GBK" w:eastAsia="方正仿宋_GBK" w:cs="方正仿宋_GBK"/>
                 <w:color w:val="000000"/>
@@ -9051,7 +9432,7 @@
           <w:p>
             <w:pPr>
               <w:spacing w:before="0" w:after="0" w:line="320" w:lineRule="exact"/>
-              <w:jc w:val="center"/>
+              <w:jc w:val="left"/>
               <w:rPr>
                 <w:rFonts w:ascii="方正仿宋_GBK" w:hAnsi="方正仿宋_GBK" w:eastAsia="方正仿宋_GBK" w:cs="方正仿宋_GBK"/>
                 <w:b/>
@@ -9083,7 +9464,7 @@
           <w:p>
             <w:pPr>
               <w:spacing w:before="0" w:after="0" w:line="320" w:lineRule="exact"/>
-              <w:jc w:val="center"/>
+              <w:jc w:val="left"/>
               <w:rPr>
                 <w:rFonts w:ascii="方正仿宋_GBK" w:hAnsi="方正仿宋_GBK" w:eastAsia="方正仿宋_GBK" w:cs="方正仿宋_GBK"/>
                 <w:color w:val="000000"/>
@@ -9104,7 +9485,7 @@
           <w:p>
             <w:pPr>
               <w:spacing w:before="0" w:after="0" w:line="320" w:lineRule="exact"/>
-              <w:jc w:val="center"/>
+              <w:jc w:val="left"/>
               <w:rPr>
                 <w:rFonts w:ascii="方正仿宋_GBK" w:hAnsi="方正仿宋_GBK" w:eastAsia="方正仿宋_GBK" w:cs="方正仿宋_GBK"/>
                 <w:color w:val="000000"/>
@@ -9134,7 +9515,7 @@
           <w:p>
             <w:pPr>
               <w:spacing w:before="0" w:after="0" w:line="320" w:lineRule="exact"/>
-              <w:jc w:val="center"/>
+              <w:jc w:val="left"/>
               <w:rPr>
                 <w:rFonts w:ascii="方正仿宋_GBK" w:hAnsi="方正仿宋_GBK" w:eastAsia="方正仿宋_GBK" w:cs="方正仿宋_GBK"/>
                 <w:color w:val="000000"/>
@@ -9155,7 +9536,7 @@
           <w:p>
             <w:pPr>
               <w:spacing w:before="0" w:after="0" w:line="320" w:lineRule="exact"/>
-              <w:jc w:val="center"/>
+              <w:jc w:val="left"/>
               <w:rPr>
                 <w:rFonts w:ascii="方正仿宋_GBK" w:hAnsi="方正仿宋_GBK" w:eastAsia="方正仿宋_GBK" w:cs="方正仿宋_GBK"/>
                 <w:color w:val="000000"/>
@@ -9176,7 +9557,7 @@
           <w:p>
             <w:pPr>
               <w:spacing w:before="0" w:after="0" w:line="320" w:lineRule="exact"/>
-              <w:jc w:val="center"/>
+              <w:jc w:val="left"/>
               <w:rPr>
                 <w:rFonts w:ascii="方正仿宋_GBK" w:hAnsi="方正仿宋_GBK" w:eastAsia="方正仿宋_GBK" w:cs="方正仿宋_GBK"/>
                 <w:color w:val="000000"/>
@@ -9197,7 +9578,7 @@
           <w:p>
             <w:pPr>
               <w:spacing w:before="0" w:after="0" w:line="320" w:lineRule="exact"/>
-              <w:jc w:val="center"/>
+              <w:jc w:val="left"/>
               <w:rPr>
                 <w:rFonts w:ascii="方正仿宋_GBK" w:hAnsi="方正仿宋_GBK" w:eastAsia="方正仿宋_GBK" w:cs="方正仿宋_GBK"/>
                 <w:color w:val="000000"/>
@@ -9231,7 +9612,7 @@
           <w:p>
             <w:pPr>
               <w:spacing w:before="0" w:after="0" w:line="320" w:lineRule="exact"/>
-              <w:jc w:val="center"/>
+              <w:jc w:val="left"/>
               <w:rPr>
                 <w:rFonts w:ascii="方正仿宋_GBK" w:hAnsi="方正仿宋_GBK" w:eastAsia="方正仿宋_GBK" w:cs="方正仿宋_GBK"/>
                 <w:b/>
@@ -9263,7 +9644,7 @@
           <w:p>
             <w:pPr>
               <w:spacing w:before="0" w:after="0" w:line="320" w:lineRule="exact"/>
-              <w:jc w:val="center"/>
+              <w:jc w:val="left"/>
               <w:rPr>
                 <w:rFonts w:ascii="方正仿宋_GBK" w:hAnsi="方正仿宋_GBK" w:eastAsia="方正仿宋_GBK" w:cs="方正仿宋_GBK"/>
                 <w:color w:val="000000"/>
@@ -9284,7 +9665,7 @@
           <w:p>
             <w:pPr>
               <w:spacing w:before="0" w:after="0" w:line="320" w:lineRule="exact"/>
-              <w:jc w:val="center"/>
+              <w:jc w:val="left"/>
               <w:rPr>
                 <w:rFonts w:ascii="方正仿宋_GBK" w:hAnsi="方正仿宋_GBK" w:eastAsia="方正仿宋_GBK" w:cs="方正仿宋_GBK"/>
                 <w:color w:val="000000"/>
@@ -9305,7 +9686,7 @@
           <w:p>
             <w:pPr>
               <w:spacing w:before="0" w:after="0" w:line="320" w:lineRule="exact"/>
-              <w:jc w:val="center"/>
+              <w:jc w:val="left"/>
               <w:rPr>
                 <w:rFonts w:ascii="方正仿宋_GBK" w:hAnsi="方正仿宋_GBK" w:eastAsia="方正仿宋_GBK" w:cs="方正仿宋_GBK"/>
                 <w:color w:val="000000"/>
@@ -9339,7 +9720,7 @@
           <w:p>
             <w:pPr>
               <w:spacing w:before="0" w:after="0" w:line="320" w:lineRule="exact"/>
-              <w:jc w:val="center"/>
+              <w:jc w:val="left"/>
               <w:rPr>
                 <w:rFonts w:ascii="方正仿宋_GBK" w:hAnsi="方正仿宋_GBK" w:eastAsia="方正仿宋_GBK" w:cs="方正仿宋_GBK"/>
                 <w:b/>
@@ -9371,37 +9752,49 @@
           <w:p>
             <w:pPr>
               <w:spacing w:before="0" w:after="0" w:line="320" w:lineRule="exact"/>
-              <w:jc w:val="center"/>
-              <w:rPr>
-                <w:rFonts w:ascii="方正仿宋_GBK" w:hAnsi="方正仿宋_GBK" w:eastAsia="方正仿宋_GBK" w:cs="方正仿宋_GBK"/>
-                <w:color w:val="000000"/>
-                <w:sz w:val="24"/>
-                <w:szCs w:val="24"/>
-              </w:rPr>
-            </w:pPr>
-            <w:r>
-              <w:rPr>
-                <w:rFonts w:ascii="方正仿宋_GBK" w:hAnsi="方正仿宋_GBK" w:eastAsia="方正仿宋_GBK" w:cs="方正仿宋_GBK"/>
-                <w:color w:val="000000"/>
-                <w:sz w:val="24"/>
-                <w:szCs w:val="24"/>
-              </w:rPr>
-              <w:t>教学反思</w:t>
-            </w:r>
-            <w:r>
-              <w:rPr>
-                <w:rFonts w:ascii="方正仿宋_GBK" w:hAnsi="方正仿宋_GBK" w:eastAsia="方正仿宋_GBK" w:cs="方正仿宋_GBK"/>
-                <w:color w:val="000000"/>
-                <w:sz w:val="24"/>
-                <w:szCs w:val="24"/>
-              </w:rPr>
-              <w:t>讲授经验小结：三种模型带来的冲击比较大，但结合生动的案例和比喻（伪造者与警察），学生对原理的理解情况尚可。</w:t>
-            </w:r>
-          </w:p>
-          <w:p>
-            <w:pPr>
-              <w:spacing w:before="0" w:after="0" w:line="320" w:lineRule="exact"/>
-              <w:jc w:val="center"/>
+              <w:jc w:val="left"/>
+              <w:rPr>
+                <w:rFonts w:ascii="方正仿宋_GBK" w:hAnsi="方正仿宋_GBK" w:eastAsia="方正仿宋_GBK" w:cs="方正仿宋_GBK"/>
+                <w:color w:val="000000"/>
+                <w:sz w:val="24"/>
+                <w:szCs w:val="24"/>
+              </w:rPr>
+            </w:pPr>
+            <w:r>
+              <w:rPr>
+                <w:rFonts w:ascii="方正仿宋_GBK" w:hAnsi="方正仿宋_GBK" w:eastAsia="方正仿宋_GBK" w:cs="方正仿宋_GBK"/>
+                <w:color w:val="000000"/>
+                <w:sz w:val="24"/>
+                <w:szCs w:val="24"/>
+              </w:rPr>
+              <w:t xml:space="preserve">教学反思</w:t>
+            </w:r>
+          </w:p>
+          <w:p>
+            <w:pPr>
+              <w:spacing w:before="0" w:after="0" w:line="320" w:lineRule="exact"/>
+              <w:jc w:val="left"/>
+              <w:rPr>
+                <w:rFonts w:ascii="方正仿宋_GBK" w:hAnsi="方正仿宋_GBK" w:eastAsia="方正仿宋_GBK" w:cs="方正仿宋_GBK"/>
+                <w:color w:val="000000"/>
+                <w:sz w:val="24"/>
+                <w:szCs w:val="24"/>
+              </w:rPr>
+            </w:pPr>
+            <w:r>
+              <w:rPr>
+                <w:rFonts w:ascii="方正仿宋_GBK" w:hAnsi="方正仿宋_GBK" w:eastAsia="方正仿宋_GBK" w:cs="方正仿宋_GBK"/>
+                <w:color w:val="000000"/>
+                <w:sz w:val="24"/>
+                <w:szCs w:val="24"/>
+              </w:rPr>
+              <w:t xml:space="preserve">讲授经验小结：三种模型带来的冲击比较大，但结合生动的案例和比喻（伪造者与警察），学生对原理的理解情况尚可。</w:t>
+            </w:r>
+          </w:p>
+          <w:p>
+            <w:pPr>
+              <w:spacing w:before="0" w:after="0" w:line="320" w:lineRule="exact"/>
+              <w:jc w:val="left"/>
               <w:rPr>
                 <w:rFonts w:ascii="方正仿宋_GBK" w:hAnsi="方正仿宋_GBK" w:eastAsia="方正仿宋_GBK" w:cs="方正仿宋_GBK"/>
                 <w:color w:val="000000"/>
@@ -9422,7 +9815,7 @@
           <w:p>
             <w:pPr>
               <w:spacing w:before="0" w:after="0" w:line="320" w:lineRule="exact"/>
-              <w:jc w:val="center"/>
+              <w:jc w:val="left"/>
               <w:rPr>
                 <w:rFonts w:ascii="方正仿宋_GBK" w:hAnsi="方正仿宋_GBK" w:eastAsia="方正仿宋_GBK" w:cs="方正仿宋_GBK"/>
                 <w:color w:val="000000"/>
@@ -9500,7 +9893,7 @@
           <w:p>
             <w:pPr>
               <w:spacing w:before="0" w:after="0" w:line="320" w:lineRule="exact"/>
-              <w:jc w:val="center"/>
+              <w:jc w:val="left"/>
               <w:rPr>
                 <w:rFonts w:ascii="方正仿宋_GBK" w:hAnsi="方正仿宋_GBK" w:eastAsia="方正仿宋_GBK" w:cs="方正仿宋_GBK"/>
                 <w:b/>
@@ -9531,7 +9924,7 @@
           <w:p>
             <w:pPr>
               <w:spacing w:before="0" w:after="0" w:line="320" w:lineRule="exact"/>
-              <w:jc w:val="center"/>
+              <w:jc w:val="left"/>
               <w:rPr>
                 <w:rFonts w:ascii="方正仿宋_GBK" w:hAnsi="方正仿宋_GBK" w:eastAsia="方正仿宋_GBK" w:cs="方正仿宋_GBK"/>
                 <w:b/>
@@ -9562,7 +9955,7 @@
           <w:p>
             <w:pPr>
               <w:spacing w:before="0" w:after="0" w:line="320" w:lineRule="exact"/>
-              <w:jc w:val="center"/>
+              <w:jc w:val="left"/>
               <w:rPr>
                 <w:rFonts w:ascii="方正仿宋_GBK" w:hAnsi="方正仿宋_GBK" w:eastAsia="方正仿宋_GBK" w:cs="方正仿宋_GBK"/>
                 <w:b/>
@@ -9593,7 +9986,7 @@
           <w:p>
             <w:pPr>
               <w:spacing w:before="0" w:after="0" w:line="320" w:lineRule="exact"/>
-              <w:jc w:val="center"/>
+              <w:jc w:val="left"/>
               <w:rPr>
                 <w:rFonts w:ascii="方正仿宋_GBK" w:hAnsi="方正仿宋_GBK" w:eastAsia="方正仿宋_GBK" w:cs="方正仿宋_GBK"/>
                 <w:color w:val="000000"/>
@@ -9620,7 +10013,7 @@
           <w:p>
             <w:pPr>
               <w:spacing w:before="0" w:after="0" w:line="320" w:lineRule="exact"/>
-              <w:jc w:val="center"/>
+              <w:jc w:val="left"/>
               <w:rPr>
                 <w:rFonts w:ascii="方正仿宋_GBK" w:hAnsi="方正仿宋_GBK" w:eastAsia="方正仿宋_GBK" w:cs="方正仿宋_GBK"/>
                 <w:b/>
@@ -9651,7 +10044,7 @@
           <w:p>
             <w:pPr>
               <w:spacing w:before="0" w:after="0" w:line="320" w:lineRule="exact"/>
-              <w:jc w:val="center"/>
+              <w:jc w:val="left"/>
               <w:rPr>
                 <w:rFonts w:ascii="方正仿宋_GBK" w:hAnsi="方正仿宋_GBK" w:eastAsia="方正仿宋_GBK" w:cs="方正仿宋_GBK"/>
                 <w:color w:val="000000"/>
@@ -9685,7 +10078,7 @@
           <w:p>
             <w:pPr>
               <w:spacing w:before="0" w:after="0" w:line="320" w:lineRule="exact"/>
-              <w:jc w:val="center"/>
+              <w:jc w:val="left"/>
               <w:rPr>
                 <w:rFonts w:ascii="方正仿宋_GBK" w:hAnsi="方正仿宋_GBK" w:eastAsia="方正仿宋_GBK" w:cs="方正仿宋_GBK"/>
                 <w:b/>
@@ -9717,7 +10110,7 @@
           <w:p>
             <w:pPr>
               <w:spacing w:before="0" w:after="0" w:line="320" w:lineRule="exact"/>
-              <w:jc w:val="center"/>
+              <w:jc w:val="left"/>
               <w:rPr>
                 <w:rFonts w:ascii="方正仿宋_GBK" w:hAnsi="方正仿宋_GBK" w:eastAsia="方正仿宋_GBK" w:cs="方正仿宋_GBK"/>
                 <w:color w:val="000000"/>
@@ -9744,7 +10137,7 @@
           <w:p>
             <w:pPr>
               <w:spacing w:before="0" w:after="0" w:line="320" w:lineRule="exact"/>
-              <w:jc w:val="center"/>
+              <w:jc w:val="left"/>
               <w:rPr>
                 <w:rFonts w:ascii="方正仿宋_GBK" w:hAnsi="方正仿宋_GBK" w:eastAsia="方正仿宋_GBK" w:cs="方正仿宋_GBK"/>
                 <w:b/>
@@ -9775,7 +10168,7 @@
           <w:p>
             <w:pPr>
               <w:spacing w:before="0" w:after="0" w:line="320" w:lineRule="exact"/>
-              <w:jc w:val="center"/>
+              <w:jc w:val="left"/>
               <w:rPr>
                 <w:rFonts w:ascii="方正仿宋_GBK" w:hAnsi="方正仿宋_GBK" w:eastAsia="方正仿宋_GBK" w:cs="方正仿宋_GBK"/>
                 <w:color w:val="000000"/>
@@ -9809,7 +10202,7 @@
           <w:p>
             <w:pPr>
               <w:spacing w:before="0" w:after="0" w:line="320" w:lineRule="exact"/>
-              <w:jc w:val="center"/>
+              <w:jc w:val="left"/>
               <w:rPr>
                 <w:rFonts w:ascii="方正仿宋_GBK" w:hAnsi="方正仿宋_GBK" w:eastAsia="方正仿宋_GBK" w:cs="方正仿宋_GBK"/>
                 <w:b/>
@@ -9868,7 +10261,7 @@
           <w:p>
             <w:pPr>
               <w:spacing w:before="0" w:after="0" w:line="320" w:lineRule="exact"/>
-              <w:jc w:val="center"/>
+              <w:jc w:val="left"/>
               <w:rPr>
                 <w:rFonts w:ascii="方正仿宋_GBK" w:hAnsi="方正仿宋_GBK" w:eastAsia="方正仿宋_GBK" w:cs="方正仿宋_GBK"/>
                 <w:b/>
@@ -9899,7 +10292,7 @@
           <w:p>
             <w:pPr>
               <w:spacing w:before="0" w:after="0" w:line="320" w:lineRule="exact"/>
-              <w:jc w:val="center"/>
+              <w:jc w:val="left"/>
               <w:rPr>
                 <w:rFonts w:ascii="方正仿宋_GBK" w:hAnsi="方正仿宋_GBK" w:eastAsia="方正仿宋_GBK" w:cs="方正仿宋_GBK"/>
                 <w:color w:val="000000"/>
@@ -9934,7 +10327,7 @@
           <w:p>
             <w:pPr>
               <w:spacing w:before="0" w:after="0" w:line="320" w:lineRule="exact"/>
-              <w:jc w:val="center"/>
+              <w:jc w:val="left"/>
               <w:rPr>
                 <w:rFonts w:ascii="方正仿宋_GBK" w:hAnsi="方正仿宋_GBK" w:eastAsia="方正仿宋_GBK" w:cs="方正仿宋_GBK"/>
                 <w:b/>
@@ -9966,7 +10359,7 @@
           <w:p>
             <w:pPr>
               <w:spacing w:before="0" w:after="0" w:line="320" w:lineRule="exact"/>
-              <w:jc w:val="center"/>
+              <w:jc w:val="left"/>
               <w:rPr>
                 <w:rFonts w:ascii="方正仿宋_GBK" w:hAnsi="方正仿宋_GBK" w:eastAsia="方正仿宋_GBK" w:cs="方正仿宋_GBK"/>
                 <w:color w:val="000000"/>
@@ -10001,7 +10394,7 @@
           <w:p>
             <w:pPr>
               <w:spacing w:before="0" w:after="0" w:line="320" w:lineRule="exact"/>
-              <w:jc w:val="center"/>
+              <w:jc w:val="left"/>
               <w:rPr>
                 <w:rFonts w:ascii="方正仿宋_GBK" w:hAnsi="方正仿宋_GBK" w:eastAsia="方正仿宋_GBK" w:cs="方正仿宋_GBK"/>
                 <w:color w:val="000000"/>
@@ -10020,7 +10413,7 @@
           <w:p>
             <w:pPr>
               <w:spacing w:before="0" w:after="0" w:line="320" w:lineRule="exact"/>
-              <w:jc w:val="center"/>
+              <w:jc w:val="left"/>
               <w:rPr>
                 <w:rFonts w:ascii="方正仿宋_GBK" w:hAnsi="方正仿宋_GBK" w:eastAsia="方正仿宋_GBK" w:cs="方正仿宋_GBK"/>
                 <w:color w:val="000000"/>
@@ -10055,7 +10448,7 @@
           <w:p>
             <w:pPr>
               <w:spacing w:before="0" w:after="0" w:line="320" w:lineRule="exact"/>
-              <w:jc w:val="center"/>
+              <w:jc w:val="left"/>
               <w:rPr>
                 <w:rFonts w:ascii="方正仿宋_GBK" w:hAnsi="方正仿宋_GBK" w:eastAsia="方正仿宋_GBK" w:cs="方正仿宋_GBK"/>
                 <w:color w:val="000000"/>
@@ -10074,7 +10467,7 @@
           <w:p>
             <w:pPr>
               <w:spacing w:before="0" w:after="0" w:line="320" w:lineRule="exact"/>
-              <w:jc w:val="center"/>
+              <w:jc w:val="left"/>
               <w:rPr>
                 <w:rFonts w:ascii="方正仿宋_GBK" w:hAnsi="方正仿宋_GBK" w:eastAsia="方正仿宋_GBK" w:cs="方正仿宋_GBK"/>
                 <w:color w:val="000000"/>
@@ -10108,7 +10501,7 @@
           <w:p>
             <w:pPr>
               <w:spacing w:before="0" w:after="0" w:line="320" w:lineRule="exact"/>
-              <w:jc w:val="center"/>
+              <w:jc w:val="left"/>
               <w:rPr>
                 <w:rFonts w:ascii="方正仿宋_GBK" w:hAnsi="方正仿宋_GBK" w:eastAsia="方正仿宋_GBK" w:cs="方正仿宋_GBK"/>
                 <w:b/>
@@ -10140,7 +10533,7 @@
           <w:p>
             <w:pPr>
               <w:spacing w:before="0" w:after="0" w:line="320" w:lineRule="exact"/>
-              <w:jc w:val="center"/>
+              <w:jc w:val="left"/>
               <w:rPr>
                 <w:rFonts w:ascii="方正仿宋_GBK" w:hAnsi="方正仿宋_GBK" w:eastAsia="方正仿宋_GBK" w:cs="方正仿宋_GBK"/>
                 <w:color w:val="000000"/>
@@ -10161,7 +10554,7 @@
           <w:p>
             <w:pPr>
               <w:spacing w:before="0" w:after="0" w:line="320" w:lineRule="exact"/>
-              <w:jc w:val="center"/>
+              <w:jc w:val="left"/>
               <w:rPr>
                 <w:rFonts w:ascii="方正仿宋_GBK" w:hAnsi="方正仿宋_GBK" w:eastAsia="方正仿宋_GBK" w:cs="方正仿宋_GBK"/>
                 <w:color w:val="000000"/>
@@ -10182,7 +10575,7 @@
           <w:p>
             <w:pPr>
               <w:spacing w:before="0" w:after="0" w:line="320" w:lineRule="exact"/>
-              <w:jc w:val="center"/>
+              <w:jc w:val="left"/>
               <w:rPr>
                 <w:rFonts w:ascii="方正仿宋_GBK" w:hAnsi="方正仿宋_GBK" w:eastAsia="方正仿宋_GBK" w:cs="方正仿宋_GBK"/>
                 <w:color w:val="000000"/>
@@ -10216,7 +10609,7 @@
           <w:p>
             <w:pPr>
               <w:spacing w:before="0" w:after="0" w:line="320" w:lineRule="exact"/>
-              <w:jc w:val="center"/>
+              <w:jc w:val="left"/>
               <w:rPr>
                 <w:rFonts w:ascii="方正仿宋_GBK" w:hAnsi="方正仿宋_GBK" w:eastAsia="方正仿宋_GBK" w:cs="方正仿宋_GBK"/>
                 <w:b/>
@@ -10248,7 +10641,7 @@
           <w:p>
             <w:pPr>
               <w:spacing w:before="0" w:after="0" w:line="320" w:lineRule="exact"/>
-              <w:jc w:val="center"/>
+              <w:jc w:val="left"/>
               <w:rPr>
                 <w:rFonts w:ascii="方正仿宋_GBK" w:hAnsi="方正仿宋_GBK" w:eastAsia="方正仿宋_GBK" w:cs="方正仿宋_GBK"/>
                 <w:color w:val="000000"/>
@@ -10269,7 +10662,7 @@
           <w:p>
             <w:pPr>
               <w:spacing w:before="0" w:after="0" w:line="320" w:lineRule="exact"/>
-              <w:jc w:val="center"/>
+              <w:jc w:val="left"/>
               <w:rPr>
                 <w:rFonts w:ascii="方正仿宋_GBK" w:hAnsi="方正仿宋_GBK" w:eastAsia="方正仿宋_GBK" w:cs="方正仿宋_GBK"/>
                 <w:color w:val="000000"/>
@@ -10290,7 +10683,7 @@
           <w:p>
             <w:pPr>
               <w:spacing w:before="0" w:after="0" w:line="320" w:lineRule="exact"/>
-              <w:jc w:val="center"/>
+              <w:jc w:val="left"/>
               <w:rPr>
                 <w:rFonts w:ascii="方正仿宋_GBK" w:hAnsi="方正仿宋_GBK" w:eastAsia="方正仿宋_GBK" w:cs="方正仿宋_GBK"/>
                 <w:color w:val="000000"/>
@@ -10324,7 +10717,7 @@
           <w:p>
             <w:pPr>
               <w:spacing w:before="0" w:after="0" w:line="320" w:lineRule="exact"/>
-              <w:jc w:val="center"/>
+              <w:jc w:val="left"/>
               <w:rPr>
                 <w:rFonts w:ascii="方正仿宋_GBK" w:hAnsi="方正仿宋_GBK" w:eastAsia="方正仿宋_GBK" w:cs="方正仿宋_GBK"/>
                 <w:b/>
@@ -10356,7 +10749,7 @@
           <w:p>
             <w:pPr>
               <w:spacing w:before="0" w:after="0" w:line="320" w:lineRule="exact"/>
-              <w:jc w:val="center"/>
+              <w:jc w:val="left"/>
               <w:rPr>
                 <w:rFonts w:ascii="方正仿宋_GBK" w:hAnsi="方正仿宋_GBK" w:eastAsia="方正仿宋_GBK" w:cs="方正仿宋_GBK"/>
                 <w:color w:val="000000"/>
@@ -10377,7 +10770,7 @@
           <w:p>
             <w:pPr>
               <w:spacing w:before="0" w:after="0" w:line="320" w:lineRule="exact"/>
-              <w:jc w:val="center"/>
+              <w:jc w:val="left"/>
               <w:rPr>
                 <w:rFonts w:ascii="方正仿宋_GBK" w:hAnsi="方正仿宋_GBK" w:eastAsia="方正仿宋_GBK" w:cs="方正仿宋_GBK"/>
                 <w:color w:val="000000"/>
@@ -10398,7 +10791,7 @@
           <w:p>
             <w:pPr>
               <w:spacing w:before="0" w:after="0" w:line="320" w:lineRule="exact"/>
-              <w:jc w:val="center"/>
+              <w:jc w:val="left"/>
               <w:rPr>
                 <w:rFonts w:ascii="方正仿宋_GBK" w:hAnsi="方正仿宋_GBK" w:eastAsia="方正仿宋_GBK" w:cs="方正仿宋_GBK"/>
                 <w:color w:val="000000"/>
@@ -10419,7 +10812,7 @@
           <w:p>
             <w:pPr>
               <w:spacing w:before="0" w:after="0" w:line="320" w:lineRule="exact"/>
-              <w:jc w:val="center"/>
+              <w:jc w:val="left"/>
               <w:rPr>
                 <w:rFonts w:ascii="方正仿宋_GBK" w:hAnsi="方正仿宋_GBK" w:eastAsia="方正仿宋_GBK" w:cs="方正仿宋_GBK"/>
                 <w:color w:val="000000"/>
@@ -10453,7 +10846,7 @@
           <w:p>
             <w:pPr>
               <w:spacing w:before="0" w:after="0" w:line="320" w:lineRule="exact"/>
-              <w:jc w:val="center"/>
+              <w:jc w:val="left"/>
               <w:rPr>
                 <w:rFonts w:ascii="方正仿宋_GBK" w:hAnsi="方正仿宋_GBK" w:eastAsia="方正仿宋_GBK" w:cs="方正仿宋_GBK"/>
                 <w:b/>
@@ -10485,7 +10878,7 @@
           <w:p>
             <w:pPr>
               <w:spacing w:before="0" w:after="0" w:line="320" w:lineRule="exact"/>
-              <w:jc w:val="center"/>
+              <w:jc w:val="left"/>
               <w:rPr>
                 <w:rFonts w:ascii="方正仿宋_GBK" w:hAnsi="方正仿宋_GBK" w:eastAsia="方正仿宋_GBK" w:cs="方正仿宋_GBK"/>
                 <w:color w:val="000000"/>
@@ -10506,7 +10899,7 @@
           <w:p>
             <w:pPr>
               <w:spacing w:before="0" w:after="0" w:line="320" w:lineRule="exact"/>
-              <w:jc w:val="center"/>
+              <w:jc w:val="left"/>
               <w:rPr>
                 <w:rFonts w:ascii="方正仿宋_GBK" w:hAnsi="方正仿宋_GBK" w:eastAsia="方正仿宋_GBK" w:cs="方正仿宋_GBK"/>
                 <w:color w:val="000000"/>
@@ -10527,7 +10920,7 @@
           <w:p>
             <w:pPr>
               <w:spacing w:before="0" w:after="0" w:line="320" w:lineRule="exact"/>
-              <w:jc w:val="center"/>
+              <w:jc w:val="left"/>
               <w:rPr>
                 <w:rFonts w:ascii="方正仿宋_GBK" w:hAnsi="方正仿宋_GBK" w:eastAsia="方正仿宋_GBK" w:cs="方正仿宋_GBK"/>
                 <w:color w:val="000000"/>
@@ -10561,7 +10954,7 @@
           <w:p>
             <w:pPr>
               <w:spacing w:before="0" w:after="0" w:line="320" w:lineRule="exact"/>
-              <w:jc w:val="center"/>
+              <w:jc w:val="left"/>
               <w:rPr>
                 <w:rFonts w:ascii="方正仿宋_GBK" w:hAnsi="方正仿宋_GBK" w:eastAsia="方正仿宋_GBK" w:cs="方正仿宋_GBK"/>
                 <w:b/>
@@ -10593,7 +10986,7 @@
           <w:p>
             <w:pPr>
               <w:spacing w:before="0" w:after="0" w:line="320" w:lineRule="exact"/>
-              <w:jc w:val="center"/>
+              <w:jc w:val="left"/>
               <w:rPr>
                 <w:rFonts w:ascii="方正仿宋_GBK" w:hAnsi="方正仿宋_GBK" w:eastAsia="方正仿宋_GBK" w:cs="方正仿宋_GBK"/>
                 <w:color w:val="000000"/>
@@ -10614,7 +11007,7 @@
           <w:p>
             <w:pPr>
               <w:spacing w:before="0" w:after="0" w:line="320" w:lineRule="exact"/>
-              <w:jc w:val="center"/>
+              <w:jc w:val="left"/>
               <w:rPr>
                 <w:rFonts w:ascii="方正仿宋_GBK" w:hAnsi="方正仿宋_GBK" w:eastAsia="方正仿宋_GBK" w:cs="方正仿宋_GBK"/>
                 <w:color w:val="000000"/>
@@ -10635,7 +11028,7 @@
           <w:p>
             <w:pPr>
               <w:spacing w:before="0" w:after="0" w:line="320" w:lineRule="exact"/>
-              <w:jc w:val="center"/>
+              <w:jc w:val="left"/>
               <w:rPr>
                 <w:rFonts w:ascii="方正仿宋_GBK" w:hAnsi="方正仿宋_GBK" w:eastAsia="方正仿宋_GBK" w:cs="方正仿宋_GBK"/>
                 <w:color w:val="000000"/>
@@ -10656,7 +11049,7 @@
           <w:p>
             <w:pPr>
               <w:spacing w:before="0" w:after="0" w:line="320" w:lineRule="exact"/>
-              <w:jc w:val="center"/>
+              <w:jc w:val="left"/>
               <w:rPr>
                 <w:rFonts w:ascii="方正仿宋_GBK" w:hAnsi="方正仿宋_GBK" w:eastAsia="方正仿宋_GBK" w:cs="方正仿宋_GBK"/>
                 <w:color w:val="000000"/>
@@ -10677,7 +11070,7 @@
           <w:p>
             <w:pPr>
               <w:spacing w:before="0" w:after="0" w:line="320" w:lineRule="exact"/>
-              <w:jc w:val="center"/>
+              <w:jc w:val="left"/>
               <w:rPr>
                 <w:rFonts w:ascii="方正仿宋_GBK" w:hAnsi="方正仿宋_GBK" w:eastAsia="方正仿宋_GBK" w:cs="方正仿宋_GBK"/>
                 <w:color w:val="000000"/>
@@ -10711,7 +11104,7 @@
           <w:p>
             <w:pPr>
               <w:spacing w:before="0" w:after="0" w:line="320" w:lineRule="exact"/>
-              <w:jc w:val="center"/>
+              <w:jc w:val="left"/>
               <w:rPr>
                 <w:rFonts w:ascii="方正仿宋_GBK" w:hAnsi="方正仿宋_GBK" w:eastAsia="方正仿宋_GBK" w:cs="方正仿宋_GBK"/>
                 <w:b/>
@@ -10743,7 +11136,7 @@
           <w:p>
             <w:pPr>
               <w:spacing w:before="0" w:after="0" w:line="320" w:lineRule="exact"/>
-              <w:jc w:val="center"/>
+              <w:jc w:val="left"/>
               <w:rPr>
                 <w:rFonts w:ascii="方正仿宋_GBK" w:hAnsi="方正仿宋_GBK" w:eastAsia="方正仿宋_GBK" w:cs="方正仿宋_GBK"/>
                 <w:color w:val="000000"/>
@@ -10764,7 +11157,7 @@
           <w:p>
             <w:pPr>
               <w:spacing w:before="0" w:after="0" w:line="320" w:lineRule="exact"/>
-              <w:jc w:val="center"/>
+              <w:jc w:val="left"/>
               <w:rPr>
                 <w:rFonts w:ascii="方正仿宋_GBK" w:hAnsi="方正仿宋_GBK" w:eastAsia="方正仿宋_GBK" w:cs="方正仿宋_GBK"/>
                 <w:color w:val="000000"/>
@@ -10798,7 +11191,7 @@
           <w:p>
             <w:pPr>
               <w:spacing w:before="0" w:after="0" w:line="320" w:lineRule="exact"/>
-              <w:jc w:val="center"/>
+              <w:jc w:val="left"/>
               <w:rPr>
                 <w:rFonts w:ascii="方正仿宋_GBK" w:hAnsi="方正仿宋_GBK" w:eastAsia="方正仿宋_GBK" w:cs="方正仿宋_GBK"/>
                 <w:b/>
@@ -10991,7 +11384,7 @@
           <w:p>
             <w:pPr>
               <w:spacing w:before="0" w:after="0" w:line="320" w:lineRule="exact"/>
-              <w:jc w:val="center"/>
+              <w:jc w:val="left"/>
               <w:rPr>
                 <w:rFonts w:ascii="方正仿宋_GBK" w:hAnsi="方正仿宋_GBK" w:eastAsia="方正仿宋_GBK" w:cs="方正仿宋_GBK"/>
                 <w:color w:val="000000"/>
@@ -11009,7 +11402,7 @@
           <w:p>
             <w:pPr>
               <w:spacing w:before="0" w:after="0" w:line="320" w:lineRule="exact"/>
-              <w:jc w:val="center"/>
+              <w:jc w:val="left"/>
               <w:rPr>
                 <w:rFonts w:ascii="方正仿宋_GBK" w:hAnsi="方正仿宋_GBK" w:eastAsia="方正仿宋_GBK" w:cs="方正仿宋_GBK"/>
                 <w:color w:val="000000"/>
@@ -11036,7 +11429,7 @@
           <w:p>
             <w:pPr>
               <w:spacing w:before="0" w:after="0" w:line="320" w:lineRule="exact"/>
-              <w:jc w:val="center"/>
+              <w:jc w:val="left"/>
               <w:rPr>
                 <w:rFonts w:ascii="方正仿宋_GBK" w:hAnsi="方正仿宋_GBK" w:eastAsia="方正仿宋_GBK" w:cs="方正仿宋_GBK"/>
                 <w:color w:val="000000"/>
@@ -11063,22 +11456,43 @@
           <w:p>
             <w:pPr>
               <w:spacing w:before="0" w:after="0" w:line="320" w:lineRule="exact"/>
-              <w:jc w:val="center"/>
-              <w:rPr>
-                <w:rFonts w:ascii="方正仿宋_GBK" w:hAnsi="方正仿宋_GBK" w:eastAsia="方正仿宋_GBK" w:cs="方正仿宋_GBK"/>
-                <w:color w:val="000000"/>
-                <w:sz w:val="24"/>
-                <w:szCs w:val="24"/>
-              </w:rPr>
-            </w:pPr>
-            <w:r>
-              <w:rPr>
-                <w:rFonts w:ascii="方正仿宋_GBK" w:hAnsi="方正仿宋_GBK" w:eastAsia="方正仿宋_GBK" w:cs="方正仿宋_GBK"/>
-                <w:color w:val="000000"/>
-                <w:sz w:val="24"/>
-                <w:szCs w:val="24"/>
-              </w:rPr>
-              <w:t>[师]：展示 SVHN 数据集，提出工程难点； [生]：思考图像中文字识别的挑战，如“倾斜”、“遮挡”和“背景干扰”。</w:t>
+              <w:jc w:val="left"/>
+              <w:rPr>
+                <w:rFonts w:ascii="方正仿宋_GBK" w:hAnsi="方正仿宋_GBK" w:eastAsia="方正仿宋_GBK" w:cs="方正仿宋_GBK"/>
+                <w:color w:val="000000"/>
+                <w:sz w:val="24"/>
+                <w:szCs w:val="24"/>
+              </w:rPr>
+            </w:pPr>
+            <w:r>
+              <w:rPr>
+                <w:rFonts w:ascii="方正仿宋_GBK" w:hAnsi="方正仿宋_GBK" w:eastAsia="方正仿宋_GBK" w:cs="方正仿宋_GBK"/>
+                <w:color w:val="000000"/>
+                <w:sz w:val="24"/>
+                <w:szCs w:val="24"/>
+              </w:rPr>
+              <w:t xml:space="preserve">[师]：展示 SVHN 数据集，提出工程难点；</w:t>
+            </w:r>
+          </w:p>
+          <w:p>
+            <w:pPr>
+              <w:spacing w:before="0" w:after="0" w:line="320" w:lineRule="exact"/>
+              <w:jc w:val="left"/>
+              <w:rPr>
+                <w:rFonts w:ascii="方正仿宋_GBK" w:hAnsi="方正仿宋_GBK" w:eastAsia="方正仿宋_GBK" w:cs="方正仿宋_GBK"/>
+                <w:color w:val="000000"/>
+                <w:sz w:val="24"/>
+                <w:szCs w:val="24"/>
+              </w:rPr>
+            </w:pPr>
+            <w:r>
+              <w:rPr>
+                <w:rFonts w:ascii="方正仿宋_GBK" w:hAnsi="方正仿宋_GBK" w:eastAsia="方正仿宋_GBK" w:cs="方正仿宋_GBK"/>
+                <w:color w:val="000000"/>
+                <w:sz w:val="24"/>
+                <w:szCs w:val="24"/>
+              </w:rPr>
+              <w:t xml:space="preserve">[生]：思考图像中文字识别的挑战，如“倾斜”、“遮挡”和“背景干扰”。</w:t>
             </w:r>
           </w:p>
         </w:tc>
@@ -11090,7 +11504,7 @@
           <w:p>
             <w:pPr>
               <w:spacing w:before="0" w:after="0" w:line="320" w:lineRule="exact"/>
-              <w:jc w:val="center"/>
+              <w:jc w:val="left"/>
               <w:rPr>
                 <w:rFonts w:ascii="方正仿宋_GBK" w:hAnsi="方正仿宋_GBK" w:eastAsia="方正仿宋_GBK" w:cs="方正仿宋_GBK"/>
                 <w:color w:val="000000"/>
@@ -11117,7 +11531,7 @@
           <w:p>
             <w:pPr>
               <w:spacing w:before="0" w:after="0" w:line="320" w:lineRule="exact"/>
-              <w:jc w:val="center"/>
+              <w:jc w:val="left"/>
               <w:rPr>
                 <w:rFonts w:ascii="方正仿宋_GBK" w:hAnsi="方正仿宋_GBK" w:eastAsia="方正仿宋_GBK" w:cs="方正仿宋_GBK"/>
                 <w:color w:val="000000"/>
@@ -11151,7 +11565,7 @@
           <w:p>
             <w:pPr>
               <w:spacing w:before="0" w:after="0" w:line="320" w:lineRule="exact"/>
-              <w:jc w:val="center"/>
+              <w:jc w:val="left"/>
               <w:rPr>
                 <w:rFonts w:ascii="方正仿宋_GBK" w:hAnsi="方正仿宋_GBK" w:eastAsia="方正仿宋_GBK" w:cs="方正仿宋_GBK"/>
                 <w:color w:val="000000"/>
@@ -11169,7 +11583,7 @@
           <w:p>
             <w:pPr>
               <w:spacing w:before="0" w:after="0" w:line="320" w:lineRule="exact"/>
-              <w:jc w:val="center"/>
+              <w:jc w:val="left"/>
               <w:rPr>
                 <w:rFonts w:ascii="方正仿宋_GBK" w:hAnsi="方正仿宋_GBK" w:eastAsia="方正仿宋_GBK" w:cs="方正仿宋_GBK"/>
                 <w:color w:val="000000"/>
@@ -11196,31 +11610,64 @@
           <w:p>
             <w:pPr>
               <w:spacing w:before="0" w:after="0" w:line="320" w:lineRule="exact"/>
-              <w:jc w:val="center"/>
-              <w:rPr>
-                <w:rFonts w:ascii="方正仿宋_GBK" w:hAnsi="方正仿宋_GBK" w:eastAsia="方正仿宋_GBK" w:cs="方正仿宋_GBK"/>
-                <w:color w:val="000000"/>
-                <w:sz w:val="24"/>
-                <w:szCs w:val="24"/>
-              </w:rPr>
-            </w:pPr>
-            <w:r>
-              <w:rPr>
-                <w:rFonts w:ascii="方正仿宋_GBK" w:hAnsi="方正仿宋_GBK" w:eastAsia="方正仿宋_GBK" w:cs="方正仿宋_GBK"/>
-                <w:color w:val="000000"/>
-                <w:sz w:val="24"/>
-                <w:szCs w:val="24"/>
-              </w:rPr>
-              <w:t>（1）项目背景及工程整体结构梳理，数据集划分原则（训练集/验证集/测</w:t>
-            </w:r>
-            <w:r>
-              <w:rPr>
-                <w:rFonts w:ascii="方正仿宋_GBK" w:hAnsi="方正仿宋_GBK" w:eastAsia="方正仿宋_GBK" w:cs="方正仿宋_GBK"/>
-                <w:color w:val="000000"/>
-                <w:sz w:val="24"/>
-                <w:szCs w:val="24"/>
-              </w:rPr>
-              <w:t>试集）； （2）HOG（方向梯度直方图）特征提取原理，基于 OpenCV/Sklearn 的 HOG+SVM 检测器实现； （3）基于 CNN 的端到端门牌号识别网络构建。</w:t>
+              <w:jc w:val="left"/>
+              <w:rPr>
+                <w:rFonts w:ascii="方正仿宋_GBK" w:hAnsi="方正仿宋_GBK" w:eastAsia="方正仿宋_GBK" w:cs="方正仿宋_GBK"/>
+                <w:color w:val="000000"/>
+                <w:sz w:val="24"/>
+                <w:szCs w:val="24"/>
+              </w:rPr>
+            </w:pPr>
+            <w:r>
+              <w:rPr>
+                <w:rFonts w:ascii="方正仿宋_GBK" w:hAnsi="方正仿宋_GBK" w:eastAsia="方正仿宋_GBK" w:cs="方正仿宋_GBK"/>
+                <w:color w:val="000000"/>
+                <w:sz w:val="24"/>
+                <w:szCs w:val="24"/>
+              </w:rPr>
+              <w:t xml:space="preserve">（1）项目背景及工程整体结构梳理，数据集划分原则（训练集/验证集/测试集）；</w:t>
+            </w:r>
+          </w:p>
+          <w:p>
+            <w:pPr>
+              <w:spacing w:before="0" w:after="0" w:line="320" w:lineRule="exact"/>
+              <w:jc w:val="left"/>
+              <w:rPr>
+                <w:rFonts w:ascii="方正仿宋_GBK" w:hAnsi="方正仿宋_GBK" w:eastAsia="方正仿宋_GBK" w:cs="方正仿宋_GBK"/>
+                <w:color w:val="000000"/>
+                <w:sz w:val="24"/>
+                <w:szCs w:val="24"/>
+              </w:rPr>
+            </w:pPr>
+            <w:r>
+              <w:rPr>
+                <w:rFonts w:ascii="方正仿宋_GBK" w:hAnsi="方正仿宋_GBK" w:eastAsia="方正仿宋_GBK" w:cs="方正仿宋_GBK"/>
+                <w:color w:val="000000"/>
+                <w:sz w:val="24"/>
+                <w:szCs w:val="24"/>
+              </w:rPr>
+              <w:t xml:space="preserve">（2）HOG（方向梯度直方图）特征提取原理，基于 OpenCV/Sklearn 的 HOG+SVM 检测器实现；</w:t>
+            </w:r>
+          </w:p>
+          <w:p>
+            <w:pPr>
+              <w:spacing w:before="0" w:after="0" w:line="320" w:lineRule="exact"/>
+              <w:jc w:val="left"/>
+              <w:rPr>
+                <w:rFonts w:ascii="方正仿宋_GBK" w:hAnsi="方正仿宋_GBK" w:eastAsia="方正仿宋_GBK" w:cs="方正仿宋_GBK"/>
+                <w:color w:val="000000"/>
+                <w:sz w:val="24"/>
+                <w:szCs w:val="24"/>
+              </w:rPr>
+            </w:pPr>
+            <w:r>
+              <w:rPr>
+                <w:rFonts w:ascii="方正仿宋_GBK" w:hAnsi="方正仿宋_GBK" w:eastAsia="方正仿宋_GBK" w:cs="方正仿宋_GBK"/>
+                <w:color w:val="000000"/>
+                <w:sz w:val="24"/>
+                <w:szCs w:val="24"/>
+              </w:rPr>
+              <w:t xml:space="preserve">（3）基于 CNN 的端到端门牌号识别网络构建。</w:t>
             </w:r>
           </w:p>
         </w:tc>
@@ -11232,31 +11679,43 @@
           <w:p>
             <w:pPr>
               <w:spacing w:before="0" w:after="0" w:line="320" w:lineRule="exact"/>
-              <w:jc w:val="center"/>
-              <w:rPr>
-                <w:rFonts w:ascii="方正仿宋_GBK" w:hAnsi="方正仿宋_GBK" w:eastAsia="方正仿宋_GBK" w:cs="方正仿宋_GBK"/>
-                <w:color w:val="000000"/>
-                <w:sz w:val="24"/>
-                <w:szCs w:val="24"/>
-              </w:rPr>
-            </w:pPr>
-            <w:r>
-              <w:rPr>
-                <w:rFonts w:ascii="方正仿宋_GBK" w:hAnsi="方正仿宋_GBK" w:eastAsia="方正仿宋_GBK" w:cs="方正仿宋_GBK"/>
-                <w:color w:val="000000"/>
-                <w:sz w:val="24"/>
-                <w:szCs w:val="24"/>
-              </w:rPr>
-              <w:t>[师]：画出项目工程结构图，结合代码讲解数据流向； [生]：记录项目数</w:t>
-            </w:r>
-            <w:r>
-              <w:rPr>
-                <w:rFonts w:ascii="方正仿宋_GBK" w:hAnsi="方正仿宋_GBK" w:eastAsia="方正仿宋_GBK" w:cs="方正仿宋_GBK"/>
-                <w:color w:val="000000"/>
-                <w:sz w:val="24"/>
-                <w:szCs w:val="24"/>
-              </w:rPr>
-              <w:t>据管道搭建的每一步骤。</w:t>
+              <w:jc w:val="left"/>
+              <w:rPr>
+                <w:rFonts w:ascii="方正仿宋_GBK" w:hAnsi="方正仿宋_GBK" w:eastAsia="方正仿宋_GBK" w:cs="方正仿宋_GBK"/>
+                <w:color w:val="000000"/>
+                <w:sz w:val="24"/>
+                <w:szCs w:val="24"/>
+              </w:rPr>
+            </w:pPr>
+            <w:r>
+              <w:rPr>
+                <w:rFonts w:ascii="方正仿宋_GBK" w:hAnsi="方正仿宋_GBK" w:eastAsia="方正仿宋_GBK" w:cs="方正仿宋_GBK"/>
+                <w:color w:val="000000"/>
+                <w:sz w:val="24"/>
+                <w:szCs w:val="24"/>
+              </w:rPr>
+              <w:t xml:space="preserve">[师]：画出项目工程结构图，结合代码讲解数据流向；</w:t>
+            </w:r>
+          </w:p>
+          <w:p>
+            <w:pPr>
+              <w:spacing w:before="0" w:after="0" w:line="320" w:lineRule="exact"/>
+              <w:jc w:val="left"/>
+              <w:rPr>
+                <w:rFonts w:ascii="方正仿宋_GBK" w:hAnsi="方正仿宋_GBK" w:eastAsia="方正仿宋_GBK" w:cs="方正仿宋_GBK"/>
+                <w:color w:val="000000"/>
+                <w:sz w:val="24"/>
+                <w:szCs w:val="24"/>
+              </w:rPr>
+            </w:pPr>
+            <w:r>
+              <w:rPr>
+                <w:rFonts w:ascii="方正仿宋_GBK" w:hAnsi="方正仿宋_GBK" w:eastAsia="方正仿宋_GBK" w:cs="方正仿宋_GBK"/>
+                <w:color w:val="000000"/>
+                <w:sz w:val="24"/>
+                <w:szCs w:val="24"/>
+              </w:rPr>
+              <w:t xml:space="preserve">[生]：记录项目数据管道搭建的每一步骤。</w:t>
             </w:r>
           </w:p>
         </w:tc>
@@ -11268,7 +11727,7 @@
           <w:p>
             <w:pPr>
               <w:spacing w:before="0" w:after="0" w:line="320" w:lineRule="exact"/>
-              <w:jc w:val="center"/>
+              <w:jc w:val="left"/>
               <w:rPr>
                 <w:rFonts w:ascii="方正仿宋_GBK" w:hAnsi="方正仿宋_GBK" w:eastAsia="方正仿宋_GBK" w:cs="方正仿宋_GBK"/>
                 <w:color w:val="000000"/>
@@ -11295,7 +11754,7 @@
           <w:p>
             <w:pPr>
               <w:spacing w:before="0" w:after="0" w:line="320" w:lineRule="exact"/>
-              <w:jc w:val="center"/>
+              <w:jc w:val="left"/>
               <w:rPr>
                 <w:rFonts w:ascii="方正仿宋_GBK" w:hAnsi="方正仿宋_GBK" w:eastAsia="方正仿宋_GBK" w:cs="方正仿宋_GBK"/>
                 <w:color w:val="000000"/>
@@ -11329,7 +11788,7 @@
           <w:p>
             <w:pPr>
               <w:spacing w:before="0" w:after="0" w:line="320" w:lineRule="exact"/>
-              <w:jc w:val="center"/>
+              <w:jc w:val="left"/>
               <w:rPr>
                 <w:rFonts w:ascii="方正仿宋_GBK" w:hAnsi="方正仿宋_GBK" w:eastAsia="方正仿宋_GBK" w:cs="方正仿宋_GBK"/>
                 <w:color w:val="000000"/>
@@ -11347,7 +11806,7 @@
           <w:p>
             <w:pPr>
               <w:spacing w:before="0" w:after="0" w:line="320" w:lineRule="exact"/>
-              <w:jc w:val="center"/>
+              <w:jc w:val="left"/>
               <w:rPr>
                 <w:rFonts w:ascii="方正仿宋_GBK" w:hAnsi="方正仿宋_GBK" w:eastAsia="方正仿宋_GBK" w:cs="方正仿宋_GBK"/>
                 <w:color w:val="000000"/>
@@ -11374,7 +11833,7 @@
           <w:p>
             <w:pPr>
               <w:spacing w:before="0" w:after="0" w:line="320" w:lineRule="exact"/>
-              <w:jc w:val="center"/>
+              <w:jc w:val="left"/>
               <w:rPr>
                 <w:rFonts w:ascii="方正仿宋_GBK" w:hAnsi="方正仿宋_GBK" w:eastAsia="方正仿宋_GBK" w:cs="方正仿宋_GBK"/>
                 <w:color w:val="000000"/>
@@ -11401,22 +11860,43 @@
           <w:p>
             <w:pPr>
               <w:spacing w:before="0" w:after="0" w:line="320" w:lineRule="exact"/>
-              <w:jc w:val="center"/>
-              <w:rPr>
-                <w:rFonts w:ascii="方正仿宋_GBK" w:hAnsi="方正仿宋_GBK" w:eastAsia="方正仿宋_GBK" w:cs="方正仿宋_GBK"/>
-                <w:color w:val="000000"/>
-                <w:sz w:val="24"/>
-                <w:szCs w:val="24"/>
-              </w:rPr>
-            </w:pPr>
-            <w:r>
-              <w:rPr>
-                <w:rFonts w:ascii="方正仿宋_GBK" w:hAnsi="方正仿宋_GBK" w:eastAsia="方正仿宋_GBK" w:cs="方正仿宋_GBK"/>
-                <w:color w:val="000000"/>
-                <w:sz w:val="24"/>
-                <w:szCs w:val="24"/>
-              </w:rPr>
-              <w:t>[师]：巡查各组的进度，解答各组在 HOG 参数（如 Cell Size）设置上遇到的问题； [生]：分工协作，先完成传统方法的定位，再实现 CNN 的识别。</w:t>
+              <w:jc w:val="left"/>
+              <w:rPr>
+                <w:rFonts w:ascii="方正仿宋_GBK" w:hAnsi="方正仿宋_GBK" w:eastAsia="方正仿宋_GBK" w:cs="方正仿宋_GBK"/>
+                <w:color w:val="000000"/>
+                <w:sz w:val="24"/>
+                <w:szCs w:val="24"/>
+              </w:rPr>
+            </w:pPr>
+            <w:r>
+              <w:rPr>
+                <w:rFonts w:ascii="方正仿宋_GBK" w:hAnsi="方正仿宋_GBK" w:eastAsia="方正仿宋_GBK" w:cs="方正仿宋_GBK"/>
+                <w:color w:val="000000"/>
+                <w:sz w:val="24"/>
+                <w:szCs w:val="24"/>
+              </w:rPr>
+              <w:t xml:space="preserve">[师]：巡查各组的进度，解答各组在 HOG 参数（如 Cell Size）设置上遇到的问题；</w:t>
+            </w:r>
+          </w:p>
+          <w:p>
+            <w:pPr>
+              <w:spacing w:before="0" w:after="0" w:line="320" w:lineRule="exact"/>
+              <w:jc w:val="left"/>
+              <w:rPr>
+                <w:rFonts w:ascii="方正仿宋_GBK" w:hAnsi="方正仿宋_GBK" w:eastAsia="方正仿宋_GBK" w:cs="方正仿宋_GBK"/>
+                <w:color w:val="000000"/>
+                <w:sz w:val="24"/>
+                <w:szCs w:val="24"/>
+              </w:rPr>
+            </w:pPr>
+            <w:r>
+              <w:rPr>
+                <w:rFonts w:ascii="方正仿宋_GBK" w:hAnsi="方正仿宋_GBK" w:eastAsia="方正仿宋_GBK" w:cs="方正仿宋_GBK"/>
+                <w:color w:val="000000"/>
+                <w:sz w:val="24"/>
+                <w:szCs w:val="24"/>
+              </w:rPr>
+              <w:t xml:space="preserve">[生]：分工协作，先完成传统方法的定位，再实现 CNN 的识别。</w:t>
             </w:r>
           </w:p>
         </w:tc>
@@ -11428,7 +11908,7 @@
           <w:p>
             <w:pPr>
               <w:spacing w:before="0" w:after="0" w:line="320" w:lineRule="exact"/>
-              <w:jc w:val="center"/>
+              <w:jc w:val="left"/>
               <w:rPr>
                 <w:rFonts w:ascii="方正仿宋_GBK" w:hAnsi="方正仿宋_GBK" w:eastAsia="方正仿宋_GBK" w:cs="方正仿宋_GBK"/>
                 <w:color w:val="000000"/>
@@ -11455,7 +11935,7 @@
           <w:p>
             <w:pPr>
               <w:spacing w:before="0" w:after="0" w:line="320" w:lineRule="exact"/>
-              <w:jc w:val="center"/>
+              <w:jc w:val="left"/>
               <w:rPr>
                 <w:rFonts w:ascii="方正仿宋_GBK" w:hAnsi="方正仿宋_GBK" w:eastAsia="方正仿宋_GBK" w:cs="方正仿宋_GBK"/>
                 <w:color w:val="000000"/>
@@ -11489,7 +11969,7 @@
           <w:p>
             <w:pPr>
               <w:spacing w:before="0" w:after="0" w:line="320" w:lineRule="exact"/>
-              <w:jc w:val="center"/>
+              <w:jc w:val="left"/>
               <w:rPr>
                 <w:rFonts w:ascii="方正仿宋_GBK" w:hAnsi="方正仿宋_GBK" w:eastAsia="方正仿宋_GBK" w:cs="方正仿宋_GBK"/>
                 <w:color w:val="000000"/>
@@ -11507,7 +11987,7 @@
           <w:p>
             <w:pPr>
               <w:spacing w:before="0" w:after="0" w:line="320" w:lineRule="exact"/>
-              <w:jc w:val="center"/>
+              <w:jc w:val="left"/>
               <w:rPr>
                 <w:rFonts w:ascii="方正仿宋_GBK" w:hAnsi="方正仿宋_GBK" w:eastAsia="方正仿宋_GBK" w:cs="方正仿宋_GBK"/>
                 <w:color w:val="000000"/>
@@ -11534,7 +12014,7 @@
           <w:p>
             <w:pPr>
               <w:spacing w:before="0" w:after="0" w:line="320" w:lineRule="exact"/>
-              <w:jc w:val="center"/>
+              <w:jc w:val="left"/>
               <w:rPr>
                 <w:rFonts w:ascii="方正仿宋_GBK" w:hAnsi="方正仿宋_GBK" w:eastAsia="方正仿宋_GBK" w:cs="方正仿宋_GBK"/>
                 <w:color w:val="000000"/>
@@ -11570,22 +12050,43 @@
           <w:p>
             <w:pPr>
               <w:spacing w:before="0" w:after="0" w:line="320" w:lineRule="exact"/>
-              <w:jc w:val="center"/>
-              <w:rPr>
-                <w:rFonts w:ascii="方正仿宋_GBK" w:hAnsi="方正仿宋_GBK" w:eastAsia="方正仿宋_GBK" w:cs="方正仿宋_GBK"/>
-                <w:color w:val="000000"/>
-                <w:sz w:val="24"/>
-                <w:szCs w:val="24"/>
-              </w:rPr>
-            </w:pPr>
-            <w:r>
-              <w:rPr>
-                <w:rFonts w:ascii="方正仿宋_GBK" w:hAnsi="方正仿宋_GBK" w:eastAsia="方正仿宋_GBK" w:cs="方正仿宋_GBK"/>
-                <w:color w:val="000000"/>
-                <w:sz w:val="24"/>
-                <w:szCs w:val="24"/>
-              </w:rPr>
-              <w:t>[师]：归纳项目架构，指出调优关键点； [生]：反思实训操作中遇到的问题。</w:t>
+              <w:jc w:val="left"/>
+              <w:rPr>
+                <w:rFonts w:ascii="方正仿宋_GBK" w:hAnsi="方正仿宋_GBK" w:eastAsia="方正仿宋_GBK" w:cs="方正仿宋_GBK"/>
+                <w:color w:val="000000"/>
+                <w:sz w:val="24"/>
+                <w:szCs w:val="24"/>
+              </w:rPr>
+            </w:pPr>
+            <w:r>
+              <w:rPr>
+                <w:rFonts w:ascii="方正仿宋_GBK" w:hAnsi="方正仿宋_GBK" w:eastAsia="方正仿宋_GBK" w:cs="方正仿宋_GBK"/>
+                <w:color w:val="000000"/>
+                <w:sz w:val="24"/>
+                <w:szCs w:val="24"/>
+              </w:rPr>
+              <w:t xml:space="preserve">[师]：归纳项目架构，指出调优关键点；</w:t>
+            </w:r>
+          </w:p>
+          <w:p>
+            <w:pPr>
+              <w:spacing w:before="0" w:after="0" w:line="320" w:lineRule="exact"/>
+              <w:jc w:val="left"/>
+              <w:rPr>
+                <w:rFonts w:ascii="方正仿宋_GBK" w:hAnsi="方正仿宋_GBK" w:eastAsia="方正仿宋_GBK" w:cs="方正仿宋_GBK"/>
+                <w:color w:val="000000"/>
+                <w:sz w:val="24"/>
+                <w:szCs w:val="24"/>
+              </w:rPr>
+            </w:pPr>
+            <w:r>
+              <w:rPr>
+                <w:rFonts w:ascii="方正仿宋_GBK" w:hAnsi="方正仿宋_GBK" w:eastAsia="方正仿宋_GBK" w:cs="方正仿宋_GBK"/>
+                <w:color w:val="000000"/>
+                <w:sz w:val="24"/>
+                <w:szCs w:val="24"/>
+              </w:rPr>
+              <w:t xml:space="preserve">[生]：反思实训操作中遇到的问题。</w:t>
             </w:r>
           </w:p>
         </w:tc>
@@ -11597,7 +12098,7 @@
           <w:p>
             <w:pPr>
               <w:spacing w:before="0" w:after="0" w:line="320" w:lineRule="exact"/>
-              <w:jc w:val="center"/>
+              <w:jc w:val="left"/>
               <w:rPr>
                 <w:rFonts w:ascii="方正仿宋_GBK" w:hAnsi="方正仿宋_GBK" w:eastAsia="方正仿宋_GBK" w:cs="方正仿宋_GBK"/>
                 <w:color w:val="000000"/>
@@ -11624,7 +12125,7 @@
           <w:p>
             <w:pPr>
               <w:spacing w:before="0" w:after="0" w:line="320" w:lineRule="exact"/>
-              <w:jc w:val="center"/>
+              <w:jc w:val="left"/>
               <w:rPr>
                 <w:rFonts w:ascii="方正仿宋_GBK" w:hAnsi="方正仿宋_GBK" w:eastAsia="方正仿宋_GBK" w:cs="方正仿宋_GBK"/>
                 <w:color w:val="000000"/>
@@ -11657,7 +12158,7 @@
           <w:p>
             <w:pPr>
               <w:spacing w:before="0" w:after="0" w:line="320" w:lineRule="exact"/>
-              <w:jc w:val="center"/>
+              <w:jc w:val="left"/>
               <w:rPr>
                 <w:rFonts w:ascii="方正仿宋_GBK" w:hAnsi="方正仿宋_GBK" w:eastAsia="方正仿宋_GBK" w:cs="方正仿宋_GBK"/>
                 <w:b/>
@@ -11689,7 +12190,7 @@
           <w:p>
             <w:pPr>
               <w:spacing w:before="0" w:after="0" w:line="320" w:lineRule="exact"/>
-              <w:jc w:val="center"/>
+              <w:jc w:val="left"/>
               <w:rPr>
                 <w:rFonts w:ascii="方正仿宋_GBK" w:hAnsi="方正仿宋_GBK" w:eastAsia="方正仿宋_GBK" w:cs="方正仿宋_GBK"/>
                 <w:color w:val="000000"/>
@@ -11710,7 +12211,7 @@
           <w:p>
             <w:pPr>
               <w:spacing w:before="0" w:after="0" w:line="320" w:lineRule="exact"/>
-              <w:jc w:val="center"/>
+              <w:jc w:val="left"/>
               <w:rPr>
                 <w:rFonts w:ascii="方正仿宋_GBK" w:hAnsi="方正仿宋_GBK" w:eastAsia="方正仿宋_GBK" w:cs="方正仿宋_GBK"/>
                 <w:color w:val="000000"/>
@@ -11731,7 +12232,7 @@
           <w:p>
             <w:pPr>
               <w:spacing w:before="0" w:after="0" w:line="320" w:lineRule="exact"/>
-              <w:jc w:val="center"/>
+              <w:jc w:val="left"/>
               <w:rPr>
                 <w:rFonts w:ascii="方正仿宋_GBK" w:hAnsi="方正仿宋_GBK" w:eastAsia="方正仿宋_GBK" w:cs="方正仿宋_GBK"/>
                 <w:color w:val="000000"/>
@@ -11752,7 +12253,7 @@
           <w:p>
             <w:pPr>
               <w:spacing w:before="0" w:after="0" w:line="320" w:lineRule="exact"/>
-              <w:jc w:val="center"/>
+              <w:jc w:val="left"/>
               <w:rPr>
                 <w:rFonts w:ascii="方正仿宋_GBK" w:hAnsi="方正仿宋_GBK" w:eastAsia="方正仿宋_GBK" w:cs="方正仿宋_GBK"/>
                 <w:color w:val="000000"/>
@@ -11773,7 +12274,7 @@
           <w:p>
             <w:pPr>
               <w:spacing w:before="0" w:after="0" w:line="320" w:lineRule="exact"/>
-              <w:jc w:val="center"/>
+              <w:jc w:val="left"/>
               <w:rPr>
                 <w:rFonts w:ascii="方正仿宋_GBK" w:hAnsi="方正仿宋_GBK" w:eastAsia="方正仿宋_GBK" w:cs="方正仿宋_GBK"/>
                 <w:color w:val="000000"/>
@@ -11794,7 +12295,7 @@
           <w:p>
             <w:pPr>
               <w:spacing w:before="0" w:after="0" w:line="320" w:lineRule="exact"/>
-              <w:jc w:val="center"/>
+              <w:jc w:val="left"/>
               <w:rPr>
                 <w:rFonts w:ascii="方正仿宋_GBK" w:hAnsi="方正仿宋_GBK" w:eastAsia="方正仿宋_GBK" w:cs="方正仿宋_GBK"/>
                 <w:color w:val="000000"/>
@@ -11828,7 +12329,7 @@
           <w:p>
             <w:pPr>
               <w:spacing w:before="0" w:after="0" w:line="320" w:lineRule="exact"/>
-              <w:jc w:val="center"/>
+              <w:jc w:val="left"/>
               <w:rPr>
                 <w:rFonts w:ascii="方正仿宋_GBK" w:hAnsi="方正仿宋_GBK" w:eastAsia="方正仿宋_GBK" w:cs="方正仿宋_GBK"/>
                 <w:b/>
@@ -11860,7 +12361,7 @@
           <w:p>
             <w:pPr>
               <w:spacing w:before="0" w:after="0" w:line="320" w:lineRule="exact"/>
-              <w:jc w:val="center"/>
+              <w:jc w:val="left"/>
               <w:rPr>
                 <w:rFonts w:ascii="方正仿宋_GBK" w:hAnsi="方正仿宋_GBK" w:eastAsia="方正仿宋_GBK" w:cs="方正仿宋_GBK"/>
                 <w:color w:val="000000"/>
@@ -11881,7 +12382,7 @@
           <w:p>
             <w:pPr>
               <w:spacing w:before="0" w:after="0" w:line="320" w:lineRule="exact"/>
-              <w:jc w:val="center"/>
+              <w:jc w:val="left"/>
               <w:rPr>
                 <w:rFonts w:ascii="方正仿宋_GBK" w:hAnsi="方正仿宋_GBK" w:eastAsia="方正仿宋_GBK" w:cs="方正仿宋_GBK"/>
                 <w:color w:val="000000"/>
@@ -11902,7 +12403,7 @@
           <w:p>
             <w:pPr>
               <w:spacing w:before="0" w:after="0" w:line="320" w:lineRule="exact"/>
-              <w:jc w:val="center"/>
+              <w:jc w:val="left"/>
               <w:rPr>
                 <w:rFonts w:ascii="方正仿宋_GBK" w:hAnsi="方正仿宋_GBK" w:eastAsia="方正仿宋_GBK" w:cs="方正仿宋_GBK"/>
                 <w:color w:val="000000"/>
@@ -11936,7 +12437,7 @@
           <w:p>
             <w:pPr>
               <w:spacing w:before="0" w:after="0" w:line="320" w:lineRule="exact"/>
-              <w:jc w:val="center"/>
+              <w:jc w:val="left"/>
               <w:rPr>
                 <w:rFonts w:ascii="方正仿宋_GBK" w:hAnsi="方正仿宋_GBK" w:eastAsia="方正仿宋_GBK" w:cs="方正仿宋_GBK"/>
                 <w:b/>
@@ -11968,37 +12469,49 @@
           <w:p>
             <w:pPr>
               <w:spacing w:before="0" w:after="0" w:line="320" w:lineRule="exact"/>
-              <w:jc w:val="center"/>
-              <w:rPr>
-                <w:rFonts w:ascii="方正仿宋_GBK" w:hAnsi="方正仿宋_GBK" w:eastAsia="方正仿宋_GBK" w:cs="方正仿宋_GBK"/>
-                <w:color w:val="000000"/>
-                <w:sz w:val="24"/>
-                <w:szCs w:val="24"/>
-              </w:rPr>
-            </w:pPr>
-            <w:r>
-              <w:rPr>
-                <w:rFonts w:ascii="方正仿宋_GBK" w:hAnsi="方正仿宋_GBK" w:eastAsia="方正仿宋_GBK" w:cs="方正仿宋_GBK"/>
-                <w:color w:val="000000"/>
-                <w:sz w:val="24"/>
-                <w:szCs w:val="24"/>
-              </w:rPr>
-              <w:t>教学反思</w:t>
-            </w:r>
-            <w:r>
-              <w:rPr>
-                <w:rFonts w:ascii="方正仿宋_GBK" w:hAnsi="方正仿宋_GBK" w:eastAsia="方正仿宋_GBK" w:cs="方正仿宋_GBK"/>
-                <w:color w:val="000000"/>
-                <w:sz w:val="24"/>
-                <w:szCs w:val="24"/>
-              </w:rPr>
-              <w:t>讲授经验小结：项目制教学极大调动了学生的积极性，工程化思维的引入让学生觉得深度学习确实“学有所用”。</w:t>
-            </w:r>
-          </w:p>
-          <w:p>
-            <w:pPr>
-              <w:spacing w:before="0" w:after="0" w:line="320" w:lineRule="exact"/>
-              <w:jc w:val="center"/>
+              <w:jc w:val="left"/>
+              <w:rPr>
+                <w:rFonts w:ascii="方正仿宋_GBK" w:hAnsi="方正仿宋_GBK" w:eastAsia="方正仿宋_GBK" w:cs="方正仿宋_GBK"/>
+                <w:color w:val="000000"/>
+                <w:sz w:val="24"/>
+                <w:szCs w:val="24"/>
+              </w:rPr>
+            </w:pPr>
+            <w:r>
+              <w:rPr>
+                <w:rFonts w:ascii="方正仿宋_GBK" w:hAnsi="方正仿宋_GBK" w:eastAsia="方正仿宋_GBK" w:cs="方正仿宋_GBK"/>
+                <w:color w:val="000000"/>
+                <w:sz w:val="24"/>
+                <w:szCs w:val="24"/>
+              </w:rPr>
+              <w:t xml:space="preserve">教学反思</w:t>
+            </w:r>
+          </w:p>
+          <w:p>
+            <w:pPr>
+              <w:spacing w:before="0" w:after="0" w:line="320" w:lineRule="exact"/>
+              <w:jc w:val="left"/>
+              <w:rPr>
+                <w:rFonts w:ascii="方正仿宋_GBK" w:hAnsi="方正仿宋_GBK" w:eastAsia="方正仿宋_GBK" w:cs="方正仿宋_GBK"/>
+                <w:color w:val="000000"/>
+                <w:sz w:val="24"/>
+                <w:szCs w:val="24"/>
+              </w:rPr>
+            </w:pPr>
+            <w:r>
+              <w:rPr>
+                <w:rFonts w:ascii="方正仿宋_GBK" w:hAnsi="方正仿宋_GBK" w:eastAsia="方正仿宋_GBK" w:cs="方正仿宋_GBK"/>
+                <w:color w:val="000000"/>
+                <w:sz w:val="24"/>
+                <w:szCs w:val="24"/>
+              </w:rPr>
+              <w:t xml:space="preserve">讲授经验小结：项目制教学极大调动了学生的积极性，工程化思维的引入让学生觉得深度学习确实“学有所用”。</w:t>
+            </w:r>
+          </w:p>
+          <w:p>
+            <w:pPr>
+              <w:spacing w:before="0" w:after="0" w:line="320" w:lineRule="exact"/>
+              <w:jc w:val="left"/>
               <w:rPr>
                 <w:rFonts w:ascii="方正仿宋_GBK" w:hAnsi="方正仿宋_GBK" w:eastAsia="方正仿宋_GBK" w:cs="方正仿宋_GBK"/>
                 <w:color w:val="000000"/>
@@ -12019,7 +12532,7 @@
           <w:p>
             <w:pPr>
               <w:spacing w:before="0" w:after="0" w:line="320" w:lineRule="exact"/>
-              <w:jc w:val="center"/>
+              <w:jc w:val="left"/>
               <w:rPr>
                 <w:rFonts w:ascii="方正仿宋_GBK" w:hAnsi="方正仿宋_GBK" w:eastAsia="方正仿宋_GBK" w:cs="方正仿宋_GBK"/>
                 <w:color w:val="000000"/>
@@ -12097,7 +12610,7 @@
           <w:p>
             <w:pPr>
               <w:spacing w:before="0" w:after="0" w:line="320" w:lineRule="exact"/>
-              <w:jc w:val="center"/>
+              <w:jc w:val="left"/>
               <w:rPr>
                 <w:rFonts w:ascii="方正仿宋_GBK" w:hAnsi="方正仿宋_GBK" w:eastAsia="方正仿宋_GBK" w:cs="方正仿宋_GBK"/>
                 <w:b/>
@@ -12128,7 +12641,7 @@
           <w:p>
             <w:pPr>
               <w:spacing w:before="0" w:after="0" w:line="320" w:lineRule="exact"/>
-              <w:jc w:val="center"/>
+              <w:jc w:val="left"/>
               <w:rPr>
                 <w:rFonts w:ascii="方正仿宋_GBK" w:hAnsi="方正仿宋_GBK" w:eastAsia="方正仿宋_GBK" w:cs="方正仿宋_GBK"/>
                 <w:b/>
@@ -12159,7 +12672,7 @@
           <w:p>
             <w:pPr>
               <w:spacing w:before="0" w:after="0" w:line="320" w:lineRule="exact"/>
-              <w:jc w:val="center"/>
+              <w:jc w:val="left"/>
               <w:rPr>
                 <w:rFonts w:ascii="方正仿宋_GBK" w:hAnsi="方正仿宋_GBK" w:eastAsia="方正仿宋_GBK" w:cs="方正仿宋_GBK"/>
                 <w:b/>
@@ -12190,7 +12703,7 @@
           <w:p>
             <w:pPr>
               <w:spacing w:before="0" w:after="0" w:line="320" w:lineRule="exact"/>
-              <w:jc w:val="center"/>
+              <w:jc w:val="left"/>
               <w:rPr>
                 <w:rFonts w:ascii="方正仿宋_GBK" w:hAnsi="方正仿宋_GBK" w:eastAsia="方正仿宋_GBK" w:cs="方正仿宋_GBK"/>
                 <w:color w:val="000000"/>
@@ -12217,7 +12730,7 @@
           <w:p>
             <w:pPr>
               <w:spacing w:before="0" w:after="0" w:line="320" w:lineRule="exact"/>
-              <w:jc w:val="center"/>
+              <w:jc w:val="left"/>
               <w:rPr>
                 <w:rFonts w:ascii="方正仿宋_GBK" w:hAnsi="方正仿宋_GBK" w:eastAsia="方正仿宋_GBK" w:cs="方正仿宋_GBK"/>
                 <w:b/>
@@ -12248,7 +12761,7 @@
           <w:p>
             <w:pPr>
               <w:spacing w:before="0" w:after="0" w:line="320" w:lineRule="exact"/>
-              <w:jc w:val="center"/>
+              <w:jc w:val="left"/>
               <w:rPr>
                 <w:rFonts w:ascii="方正仿宋_GBK" w:hAnsi="方正仿宋_GBK" w:eastAsia="方正仿宋_GBK" w:cs="方正仿宋_GBK"/>
                 <w:color w:val="000000"/>
@@ -12282,7 +12795,7 @@
           <w:p>
             <w:pPr>
               <w:spacing w:before="0" w:after="0" w:line="320" w:lineRule="exact"/>
-              <w:jc w:val="center"/>
+              <w:jc w:val="left"/>
               <w:rPr>
                 <w:rFonts w:ascii="方正仿宋_GBK" w:hAnsi="方正仿宋_GBK" w:eastAsia="方正仿宋_GBK" w:cs="方正仿宋_GBK"/>
                 <w:b/>
@@ -12314,7 +12827,7 @@
           <w:p>
             <w:pPr>
               <w:spacing w:before="0" w:after="0" w:line="320" w:lineRule="exact"/>
-              <w:jc w:val="center"/>
+              <w:jc w:val="left"/>
               <w:rPr>
                 <w:rFonts w:ascii="方正仿宋_GBK" w:hAnsi="方正仿宋_GBK" w:eastAsia="方正仿宋_GBK" w:cs="方正仿宋_GBK"/>
                 <w:color w:val="000000"/>
@@ -12341,7 +12854,7 @@
           <w:p>
             <w:pPr>
               <w:spacing w:before="0" w:after="0" w:line="320" w:lineRule="exact"/>
-              <w:jc w:val="center"/>
+              <w:jc w:val="left"/>
               <w:rPr>
                 <w:rFonts w:ascii="方正仿宋_GBK" w:hAnsi="方正仿宋_GBK" w:eastAsia="方正仿宋_GBK" w:cs="方正仿宋_GBK"/>
                 <w:b/>
@@ -12372,7 +12885,7 @@
           <w:p>
             <w:pPr>
               <w:spacing w:before="0" w:after="0" w:line="320" w:lineRule="exact"/>
-              <w:jc w:val="center"/>
+              <w:jc w:val="left"/>
               <w:rPr>
                 <w:rFonts w:ascii="方正仿宋_GBK" w:hAnsi="方正仿宋_GBK" w:eastAsia="方正仿宋_GBK" w:cs="方正仿宋_GBK"/>
                 <w:color w:val="000000"/>
@@ -12406,7 +12919,7 @@
           <w:p>
             <w:pPr>
               <w:spacing w:before="0" w:after="0" w:line="320" w:lineRule="exact"/>
-              <w:jc w:val="center"/>
+              <w:jc w:val="left"/>
               <w:rPr>
                 <w:rFonts w:ascii="方正仿宋_GBK" w:hAnsi="方正仿宋_GBK" w:eastAsia="方正仿宋_GBK" w:cs="方正仿宋_GBK"/>
                 <w:b/>
@@ -12465,7 +12978,7 @@
           <w:p>
             <w:pPr>
               <w:spacing w:before="0" w:after="0" w:line="320" w:lineRule="exact"/>
-              <w:jc w:val="center"/>
+              <w:jc w:val="left"/>
               <w:rPr>
                 <w:rFonts w:ascii="方正仿宋_GBK" w:hAnsi="方正仿宋_GBK" w:eastAsia="方正仿宋_GBK" w:cs="方正仿宋_GBK"/>
                 <w:b/>
@@ -12496,7 +13009,7 @@
           <w:p>
             <w:pPr>
               <w:spacing w:before="0" w:after="0" w:line="320" w:lineRule="exact"/>
-              <w:jc w:val="center"/>
+              <w:jc w:val="left"/>
               <w:rPr>
                 <w:rFonts w:ascii="方正仿宋_GBK" w:hAnsi="方正仿宋_GBK" w:eastAsia="方正仿宋_GBK" w:cs="方正仿宋_GBK"/>
                 <w:color w:val="000000"/>
@@ -12531,7 +13044,7 @@
           <w:p>
             <w:pPr>
               <w:spacing w:before="0" w:after="0" w:line="320" w:lineRule="exact"/>
-              <w:jc w:val="center"/>
+              <w:jc w:val="left"/>
               <w:rPr>
                 <w:rFonts w:ascii="方正仿宋_GBK" w:hAnsi="方正仿宋_GBK" w:eastAsia="方正仿宋_GBK" w:cs="方正仿宋_GBK"/>
                 <w:b/>
@@ -12563,7 +13076,7 @@
           <w:p>
             <w:pPr>
               <w:spacing w:before="0" w:after="0" w:line="320" w:lineRule="exact"/>
-              <w:jc w:val="center"/>
+              <w:jc w:val="left"/>
               <w:rPr>
                 <w:rFonts w:ascii="方正仿宋_GBK" w:hAnsi="方正仿宋_GBK" w:eastAsia="方正仿宋_GBK" w:cs="方正仿宋_GBK"/>
                 <w:color w:val="000000"/>
@@ -12598,7 +13111,7 @@
           <w:p>
             <w:pPr>
               <w:spacing w:before="0" w:after="0" w:line="320" w:lineRule="exact"/>
-              <w:jc w:val="center"/>
+              <w:jc w:val="left"/>
               <w:rPr>
                 <w:rFonts w:ascii="方正仿宋_GBK" w:hAnsi="方正仿宋_GBK" w:eastAsia="方正仿宋_GBK" w:cs="方正仿宋_GBK"/>
                 <w:color w:val="000000"/>
@@ -12617,7 +13130,7 @@
           <w:p>
             <w:pPr>
               <w:spacing w:before="0" w:after="0" w:line="320" w:lineRule="exact"/>
-              <w:jc w:val="center"/>
+              <w:jc w:val="left"/>
               <w:rPr>
                 <w:rFonts w:ascii="方正仿宋_GBK" w:hAnsi="方正仿宋_GBK" w:eastAsia="方正仿宋_GBK" w:cs="方正仿宋_GBK"/>
                 <w:color w:val="000000"/>
@@ -12652,7 +13165,7 @@
           <w:p>
             <w:pPr>
               <w:spacing w:before="0" w:after="0" w:line="320" w:lineRule="exact"/>
-              <w:jc w:val="center"/>
+              <w:jc w:val="left"/>
               <w:rPr>
                 <w:rFonts w:ascii="方正仿宋_GBK" w:hAnsi="方正仿宋_GBK" w:eastAsia="方正仿宋_GBK" w:cs="方正仿宋_GBK"/>
                 <w:color w:val="000000"/>
@@ -12671,7 +13184,7 @@
           <w:p>
             <w:pPr>
               <w:spacing w:before="0" w:after="0" w:line="320" w:lineRule="exact"/>
-              <w:jc w:val="center"/>
+              <w:jc w:val="left"/>
               <w:rPr>
                 <w:rFonts w:ascii="方正仿宋_GBK" w:hAnsi="方正仿宋_GBK" w:eastAsia="方正仿宋_GBK" w:cs="方正仿宋_GBK"/>
                 <w:color w:val="000000"/>
@@ -12705,7 +13218,7 @@
           <w:p>
             <w:pPr>
               <w:spacing w:before="0" w:after="0" w:line="320" w:lineRule="exact"/>
-              <w:jc w:val="center"/>
+              <w:jc w:val="left"/>
               <w:rPr>
                 <w:rFonts w:ascii="方正仿宋_GBK" w:hAnsi="方正仿宋_GBK" w:eastAsia="方正仿宋_GBK" w:cs="方正仿宋_GBK"/>
                 <w:b/>
@@ -12737,7 +13250,7 @@
           <w:p>
             <w:pPr>
               <w:spacing w:before="0" w:after="0" w:line="320" w:lineRule="exact"/>
-              <w:jc w:val="center"/>
+              <w:jc w:val="left"/>
               <w:rPr>
                 <w:rFonts w:ascii="方正仿宋_GBK" w:hAnsi="方正仿宋_GBK" w:eastAsia="方正仿宋_GBK" w:cs="方正仿宋_GBK"/>
                 <w:color w:val="000000"/>
@@ -12758,7 +13271,7 @@
           <w:p>
             <w:pPr>
               <w:spacing w:before="0" w:after="0" w:line="320" w:lineRule="exact"/>
-              <w:jc w:val="center"/>
+              <w:jc w:val="left"/>
               <w:rPr>
                 <w:rFonts w:ascii="方正仿宋_GBK" w:hAnsi="方正仿宋_GBK" w:eastAsia="方正仿宋_GBK" w:cs="方正仿宋_GBK"/>
                 <w:color w:val="000000"/>
@@ -12779,7 +13292,7 @@
           <w:p>
             <w:pPr>
               <w:spacing w:before="0" w:after="0" w:line="320" w:lineRule="exact"/>
-              <w:jc w:val="center"/>
+              <w:jc w:val="left"/>
               <w:rPr>
                 <w:rFonts w:ascii="方正仿宋_GBK" w:hAnsi="方正仿宋_GBK" w:eastAsia="方正仿宋_GBK" w:cs="方正仿宋_GBK"/>
                 <w:color w:val="000000"/>
@@ -12813,7 +13326,7 @@
           <w:p>
             <w:pPr>
               <w:spacing w:before="0" w:after="0" w:line="320" w:lineRule="exact"/>
-              <w:jc w:val="center"/>
+              <w:jc w:val="left"/>
               <w:rPr>
                 <w:rFonts w:ascii="方正仿宋_GBK" w:hAnsi="方正仿宋_GBK" w:eastAsia="方正仿宋_GBK" w:cs="方正仿宋_GBK"/>
                 <w:b/>
@@ -12845,7 +13358,7 @@
           <w:p>
             <w:pPr>
               <w:spacing w:before="0" w:after="0" w:line="320" w:lineRule="exact"/>
-              <w:jc w:val="center"/>
+              <w:jc w:val="left"/>
               <w:rPr>
                 <w:rFonts w:ascii="方正仿宋_GBK" w:hAnsi="方正仿宋_GBK" w:eastAsia="方正仿宋_GBK" w:cs="方正仿宋_GBK"/>
                 <w:color w:val="000000"/>
@@ -12866,7 +13379,7 @@
           <w:p>
             <w:pPr>
               <w:spacing w:before="0" w:after="0" w:line="320" w:lineRule="exact"/>
-              <w:jc w:val="center"/>
+              <w:jc w:val="left"/>
               <w:rPr>
                 <w:rFonts w:ascii="方正仿宋_GBK" w:hAnsi="方正仿宋_GBK" w:eastAsia="方正仿宋_GBK" w:cs="方正仿宋_GBK"/>
                 <w:color w:val="000000"/>
@@ -12887,7 +13400,7 @@
           <w:p>
             <w:pPr>
               <w:spacing w:before="0" w:after="0" w:line="320" w:lineRule="exact"/>
-              <w:jc w:val="center"/>
+              <w:jc w:val="left"/>
               <w:rPr>
                 <w:rFonts w:ascii="方正仿宋_GBK" w:hAnsi="方正仿宋_GBK" w:eastAsia="方正仿宋_GBK" w:cs="方正仿宋_GBK"/>
                 <w:color w:val="000000"/>
@@ -12921,7 +13434,7 @@
           <w:p>
             <w:pPr>
               <w:spacing w:before="0" w:after="0" w:line="320" w:lineRule="exact"/>
-              <w:jc w:val="center"/>
+              <w:jc w:val="left"/>
               <w:rPr>
                 <w:rFonts w:ascii="方正仿宋_GBK" w:hAnsi="方正仿宋_GBK" w:eastAsia="方正仿宋_GBK" w:cs="方正仿宋_GBK"/>
                 <w:b/>
@@ -12953,7 +13466,7 @@
           <w:p>
             <w:pPr>
               <w:spacing w:before="0" w:after="0" w:line="320" w:lineRule="exact"/>
-              <w:jc w:val="center"/>
+              <w:jc w:val="left"/>
               <w:rPr>
                 <w:rFonts w:ascii="方正仿宋_GBK" w:hAnsi="方正仿宋_GBK" w:eastAsia="方正仿宋_GBK" w:cs="方正仿宋_GBK"/>
                 <w:color w:val="000000"/>
@@ -12974,7 +13487,7 @@
           <w:p>
             <w:pPr>
               <w:spacing w:before="0" w:after="0" w:line="320" w:lineRule="exact"/>
-              <w:jc w:val="center"/>
+              <w:jc w:val="left"/>
               <w:rPr>
                 <w:rFonts w:ascii="方正仿宋_GBK" w:hAnsi="方正仿宋_GBK" w:eastAsia="方正仿宋_GBK" w:cs="方正仿宋_GBK"/>
                 <w:color w:val="000000"/>
@@ -12995,7 +13508,7 @@
           <w:p>
             <w:pPr>
               <w:spacing w:before="0" w:after="0" w:line="320" w:lineRule="exact"/>
-              <w:jc w:val="center"/>
+              <w:jc w:val="left"/>
               <w:rPr>
                 <w:rFonts w:ascii="方正仿宋_GBK" w:hAnsi="方正仿宋_GBK" w:eastAsia="方正仿宋_GBK" w:cs="方正仿宋_GBK"/>
                 <w:color w:val="000000"/>
@@ -13016,7 +13529,7 @@
           <w:p>
             <w:pPr>
               <w:spacing w:before="0" w:after="0" w:line="320" w:lineRule="exact"/>
-              <w:jc w:val="center"/>
+              <w:jc w:val="left"/>
               <w:rPr>
                 <w:rFonts w:ascii="方正仿宋_GBK" w:hAnsi="方正仿宋_GBK" w:eastAsia="方正仿宋_GBK" w:cs="方正仿宋_GBK"/>
                 <w:color w:val="000000"/>
@@ -13059,7 +13572,7 @@
           <w:p>
             <w:pPr>
               <w:spacing w:before="0" w:after="0" w:line="320" w:lineRule="exact"/>
-              <w:jc w:val="center"/>
+              <w:jc w:val="left"/>
               <w:rPr>
                 <w:rFonts w:ascii="方正仿宋_GBK" w:hAnsi="方正仿宋_GBK" w:eastAsia="方正仿宋_GBK" w:cs="方正仿宋_GBK"/>
                 <w:b/>
@@ -13091,7 +13604,7 @@
           <w:p>
             <w:pPr>
               <w:spacing w:before="0" w:after="0" w:line="320" w:lineRule="exact"/>
-              <w:jc w:val="center"/>
+              <w:jc w:val="left"/>
               <w:rPr>
                 <w:rFonts w:ascii="方正仿宋_GBK" w:hAnsi="方正仿宋_GBK" w:eastAsia="方正仿宋_GBK" w:cs="方正仿宋_GBK"/>
                 <w:color w:val="000000"/>
@@ -13112,7 +13625,7 @@
           <w:p>
             <w:pPr>
               <w:spacing w:before="0" w:after="0" w:line="320" w:lineRule="exact"/>
-              <w:jc w:val="center"/>
+              <w:jc w:val="left"/>
               <w:rPr>
                 <w:rFonts w:ascii="方正仿宋_GBK" w:hAnsi="方正仿宋_GBK" w:eastAsia="方正仿宋_GBK" w:cs="方正仿宋_GBK"/>
                 <w:color w:val="000000"/>
@@ -13133,7 +13646,7 @@
           <w:p>
             <w:pPr>
               <w:spacing w:before="0" w:after="0" w:line="320" w:lineRule="exact"/>
-              <w:jc w:val="center"/>
+              <w:jc w:val="left"/>
               <w:rPr>
                 <w:rFonts w:ascii="方正仿宋_GBK" w:hAnsi="方正仿宋_GBK" w:eastAsia="方正仿宋_GBK" w:cs="方正仿宋_GBK"/>
                 <w:color w:val="000000"/>
@@ -13167,7 +13680,7 @@
           <w:p>
             <w:pPr>
               <w:spacing w:before="0" w:after="0" w:line="320" w:lineRule="exact"/>
-              <w:jc w:val="center"/>
+              <w:jc w:val="left"/>
               <w:rPr>
                 <w:rFonts w:ascii="方正仿宋_GBK" w:hAnsi="方正仿宋_GBK" w:eastAsia="方正仿宋_GBK" w:cs="方正仿宋_GBK"/>
                 <w:b/>
@@ -13199,7 +13712,7 @@
           <w:p>
             <w:pPr>
               <w:spacing w:before="0" w:after="0" w:line="320" w:lineRule="exact"/>
-              <w:jc w:val="center"/>
+              <w:jc w:val="left"/>
               <w:rPr>
                 <w:rFonts w:ascii="方正仿宋_GBK" w:hAnsi="方正仿宋_GBK" w:eastAsia="方正仿宋_GBK" w:cs="方正仿宋_GBK"/>
                 <w:color w:val="000000"/>
@@ -13220,7 +13733,7 @@
           <w:p>
             <w:pPr>
               <w:spacing w:before="0" w:after="0" w:line="320" w:lineRule="exact"/>
-              <w:jc w:val="center"/>
+              <w:jc w:val="left"/>
               <w:rPr>
                 <w:rFonts w:ascii="方正仿宋_GBK" w:hAnsi="方正仿宋_GBK" w:eastAsia="方正仿宋_GBK" w:cs="方正仿宋_GBK"/>
                 <w:color w:val="000000"/>
@@ -13241,7 +13754,7 @@
           <w:p>
             <w:pPr>
               <w:spacing w:before="0" w:after="0" w:line="320" w:lineRule="exact"/>
-              <w:jc w:val="center"/>
+              <w:jc w:val="left"/>
               <w:rPr>
                 <w:rFonts w:ascii="方正仿宋_GBK" w:hAnsi="方正仿宋_GBK" w:eastAsia="方正仿宋_GBK" w:cs="方正仿宋_GBK"/>
                 <w:color w:val="000000"/>
@@ -13262,7 +13775,7 @@
           <w:p>
             <w:pPr>
               <w:spacing w:before="0" w:after="0" w:line="320" w:lineRule="exact"/>
-              <w:jc w:val="center"/>
+              <w:jc w:val="left"/>
               <w:rPr>
                 <w:rFonts w:ascii="方正仿宋_GBK" w:hAnsi="方正仿宋_GBK" w:eastAsia="方正仿宋_GBK" w:cs="方正仿宋_GBK"/>
                 <w:color w:val="000000"/>
@@ -13283,7 +13796,7 @@
           <w:p>
             <w:pPr>
               <w:spacing w:before="0" w:after="0" w:line="320" w:lineRule="exact"/>
-              <w:jc w:val="center"/>
+              <w:jc w:val="left"/>
               <w:rPr>
                 <w:rFonts w:ascii="方正仿宋_GBK" w:hAnsi="方正仿宋_GBK" w:eastAsia="方正仿宋_GBK" w:cs="方正仿宋_GBK"/>
                 <w:color w:val="000000"/>
@@ -13317,7 +13830,7 @@
           <w:p>
             <w:pPr>
               <w:spacing w:before="0" w:after="0" w:line="320" w:lineRule="exact"/>
-              <w:jc w:val="center"/>
+              <w:jc w:val="left"/>
               <w:rPr>
                 <w:rFonts w:ascii="方正仿宋_GBK" w:hAnsi="方正仿宋_GBK" w:eastAsia="方正仿宋_GBK" w:cs="方正仿宋_GBK"/>
                 <w:b/>
@@ -13349,7 +13862,7 @@
           <w:p>
             <w:pPr>
               <w:spacing w:before="0" w:after="0" w:line="320" w:lineRule="exact"/>
-              <w:jc w:val="center"/>
+              <w:jc w:val="left"/>
               <w:rPr>
                 <w:rFonts w:ascii="方正仿宋_GBK" w:hAnsi="方正仿宋_GBK" w:eastAsia="方正仿宋_GBK" w:cs="方正仿宋_GBK"/>
                 <w:color w:val="000000"/>
@@ -13370,7 +13883,7 @@
           <w:p>
             <w:pPr>
               <w:spacing w:before="0" w:after="0" w:line="320" w:lineRule="exact"/>
-              <w:jc w:val="center"/>
+              <w:jc w:val="left"/>
               <w:rPr>
                 <w:rFonts w:ascii="方正仿宋_GBK" w:hAnsi="方正仿宋_GBK" w:eastAsia="方正仿宋_GBK" w:cs="方正仿宋_GBK"/>
                 <w:color w:val="000000"/>
@@ -13404,7 +13917,7 @@
           <w:p>
             <w:pPr>
               <w:spacing w:before="0" w:after="0" w:line="320" w:lineRule="exact"/>
-              <w:jc w:val="center"/>
+              <w:jc w:val="left"/>
               <w:rPr>
                 <w:rFonts w:ascii="方正仿宋_GBK" w:hAnsi="方正仿宋_GBK" w:eastAsia="方正仿宋_GBK" w:cs="方正仿宋_GBK"/>
                 <w:b/>
@@ -13597,7 +14110,7 @@
           <w:p>
             <w:pPr>
               <w:spacing w:before="0" w:after="0" w:line="320" w:lineRule="exact"/>
-              <w:jc w:val="center"/>
+              <w:jc w:val="left"/>
               <w:rPr>
                 <w:rFonts w:ascii="方正仿宋_GBK" w:hAnsi="方正仿宋_GBK" w:eastAsia="方正仿宋_GBK" w:cs="方正仿宋_GBK"/>
                 <w:color w:val="000000"/>
@@ -13615,7 +14128,7 @@
           <w:p>
             <w:pPr>
               <w:spacing w:before="0" w:after="0" w:line="320" w:lineRule="exact"/>
-              <w:jc w:val="center"/>
+              <w:jc w:val="left"/>
               <w:rPr>
                 <w:rFonts w:ascii="方正仿宋_GBK" w:hAnsi="方正仿宋_GBK" w:eastAsia="方正仿宋_GBK" w:cs="方正仿宋_GBK"/>
                 <w:color w:val="000000"/>
@@ -13642,7 +14155,7 @@
           <w:p>
             <w:pPr>
               <w:spacing w:before="0" w:after="0" w:line="320" w:lineRule="exact"/>
-              <w:jc w:val="center"/>
+              <w:jc w:val="left"/>
               <w:rPr>
                 <w:rFonts w:ascii="方正仿宋_GBK" w:hAnsi="方正仿宋_GBK" w:eastAsia="方正仿宋_GBK" w:cs="方正仿宋_GBK"/>
                 <w:color w:val="000000"/>
@@ -13669,22 +14182,43 @@
           <w:p>
             <w:pPr>
               <w:spacing w:before="0" w:after="0" w:line="320" w:lineRule="exact"/>
-              <w:jc w:val="center"/>
-              <w:rPr>
-                <w:rFonts w:ascii="方正仿宋_GBK" w:hAnsi="方正仿宋_GBK" w:eastAsia="方正仿宋_GBK" w:cs="方正仿宋_GBK"/>
-                <w:color w:val="000000"/>
-                <w:sz w:val="24"/>
-                <w:szCs w:val="24"/>
-              </w:rPr>
-            </w:pPr>
-            <w:r>
-              <w:rPr>
-                <w:rFonts w:ascii="方正仿宋_GBK" w:hAnsi="方正仿宋_GBK" w:eastAsia="方正仿宋_GBK" w:cs="方正仿宋_GBK"/>
-                <w:color w:val="000000"/>
-                <w:sz w:val="24"/>
-                <w:szCs w:val="24"/>
-              </w:rPr>
-              <w:t>[师]：现场演示 API 转写，抛砖引玉； [生]：观察转写的准确度，好奇背后的核心原理。</w:t>
+              <w:jc w:val="left"/>
+              <w:rPr>
+                <w:rFonts w:ascii="方正仿宋_GBK" w:hAnsi="方正仿宋_GBK" w:eastAsia="方正仿宋_GBK" w:cs="方正仿宋_GBK"/>
+                <w:color w:val="000000"/>
+                <w:sz w:val="24"/>
+                <w:szCs w:val="24"/>
+              </w:rPr>
+            </w:pPr>
+            <w:r>
+              <w:rPr>
+                <w:rFonts w:ascii="方正仿宋_GBK" w:hAnsi="方正仿宋_GBK" w:eastAsia="方正仿宋_GBK" w:cs="方正仿宋_GBK"/>
+                <w:color w:val="000000"/>
+                <w:sz w:val="24"/>
+                <w:szCs w:val="24"/>
+              </w:rPr>
+              <w:t xml:space="preserve">[师]：现场演示 API 转写，抛砖引玉；</w:t>
+            </w:r>
+          </w:p>
+          <w:p>
+            <w:pPr>
+              <w:spacing w:before="0" w:after="0" w:line="320" w:lineRule="exact"/>
+              <w:jc w:val="left"/>
+              <w:rPr>
+                <w:rFonts w:ascii="方正仿宋_GBK" w:hAnsi="方正仿宋_GBK" w:eastAsia="方正仿宋_GBK" w:cs="方正仿宋_GBK"/>
+                <w:color w:val="000000"/>
+                <w:sz w:val="24"/>
+                <w:szCs w:val="24"/>
+              </w:rPr>
+            </w:pPr>
+            <w:r>
+              <w:rPr>
+                <w:rFonts w:ascii="方正仿宋_GBK" w:hAnsi="方正仿宋_GBK" w:eastAsia="方正仿宋_GBK" w:cs="方正仿宋_GBK"/>
+                <w:color w:val="000000"/>
+                <w:sz w:val="24"/>
+                <w:szCs w:val="24"/>
+              </w:rPr>
+              <w:t xml:space="preserve">[生]：观察转写的准确度，好奇背后的核心原理。</w:t>
             </w:r>
           </w:p>
         </w:tc>
@@ -13696,7 +14230,7 @@
           <w:p>
             <w:pPr>
               <w:spacing w:before="0" w:after="0" w:line="320" w:lineRule="exact"/>
-              <w:jc w:val="center"/>
+              <w:jc w:val="left"/>
               <w:rPr>
                 <w:rFonts w:ascii="方正仿宋_GBK" w:hAnsi="方正仿宋_GBK" w:eastAsia="方正仿宋_GBK" w:cs="方正仿宋_GBK"/>
                 <w:color w:val="000000"/>
@@ -13723,7 +14257,7 @@
           <w:p>
             <w:pPr>
               <w:spacing w:before="0" w:after="0" w:line="320" w:lineRule="exact"/>
-              <w:jc w:val="center"/>
+              <w:jc w:val="left"/>
               <w:rPr>
                 <w:rFonts w:ascii="方正仿宋_GBK" w:hAnsi="方正仿宋_GBK" w:eastAsia="方正仿宋_GBK" w:cs="方正仿宋_GBK"/>
                 <w:color w:val="000000"/>
@@ -13757,7 +14291,7 @@
           <w:p>
             <w:pPr>
               <w:spacing w:before="0" w:after="0" w:line="320" w:lineRule="exact"/>
-              <w:jc w:val="center"/>
+              <w:jc w:val="left"/>
               <w:rPr>
                 <w:rFonts w:ascii="方正仿宋_GBK" w:hAnsi="方正仿宋_GBK" w:eastAsia="方正仿宋_GBK" w:cs="方正仿宋_GBK"/>
                 <w:color w:val="000000"/>
@@ -13775,7 +14309,7 @@
           <w:p>
             <w:pPr>
               <w:spacing w:before="0" w:after="0" w:line="320" w:lineRule="exact"/>
-              <w:jc w:val="center"/>
+              <w:jc w:val="left"/>
               <w:rPr>
                 <w:rFonts w:ascii="方正仿宋_GBK" w:hAnsi="方正仿宋_GBK" w:eastAsia="方正仿宋_GBK" w:cs="方正仿宋_GBK"/>
                 <w:color w:val="000000"/>
@@ -13802,31 +14336,64 @@
           <w:p>
             <w:pPr>
               <w:spacing w:before="0" w:after="0" w:line="320" w:lineRule="exact"/>
-              <w:jc w:val="center"/>
-              <w:rPr>
-                <w:rFonts w:ascii="方正仿宋_GBK" w:hAnsi="方正仿宋_GBK" w:eastAsia="方正仿宋_GBK" w:cs="方正仿宋_GBK"/>
-                <w:color w:val="000000"/>
-                <w:sz w:val="24"/>
-                <w:szCs w:val="24"/>
-              </w:rPr>
-            </w:pPr>
-            <w:r>
-              <w:rPr>
-                <w:rFonts w:ascii="方正仿宋_GBK" w:hAnsi="方正仿宋_GBK" w:eastAsia="方正仿宋_GBK" w:cs="方正仿宋_GBK"/>
-                <w:color w:val="000000"/>
-                <w:sz w:val="24"/>
-                <w:szCs w:val="24"/>
-              </w:rPr>
-              <w:t xml:space="preserve">（1）音频信号的数字化基础（采样率、帧长），MFCC 特征提取原理及实操步骤（利用 </w:t>
-            </w:r>
-            <w:r>
-              <w:rPr>
-                <w:rFonts w:ascii="方正仿宋_GBK" w:hAnsi="方正仿宋_GBK" w:eastAsia="方正仿宋_GBK" w:cs="方正仿宋_GBK"/>
-                <w:color w:val="000000"/>
-                <w:sz w:val="24"/>
-                <w:szCs w:val="24"/>
-              </w:rPr>
-              <w:t>librosa 库）； （2）构建 LSTM 网络（输入层、LSTM 层、Dense 输出层）及超参数（隐藏层节点数、层数）的设置策略； （3）模型的训练（编译、保存、加载）与网格搜索调参（Grid Search）。</w:t>
+              <w:jc w:val="left"/>
+              <w:rPr>
+                <w:rFonts w:ascii="方正仿宋_GBK" w:hAnsi="方正仿宋_GBK" w:eastAsia="方正仿宋_GBK" w:cs="方正仿宋_GBK"/>
+                <w:color w:val="000000"/>
+                <w:sz w:val="24"/>
+                <w:szCs w:val="24"/>
+              </w:rPr>
+            </w:pPr>
+            <w:r>
+              <w:rPr>
+                <w:rFonts w:ascii="方正仿宋_GBK" w:hAnsi="方正仿宋_GBK" w:eastAsia="方正仿宋_GBK" w:cs="方正仿宋_GBK"/>
+                <w:color w:val="000000"/>
+                <w:sz w:val="24"/>
+                <w:szCs w:val="24"/>
+              </w:rPr>
+              <w:t xml:space="preserve">（1）音频信号的数字化基础（采样率、帧长），MFCC 特征提取原理及实操步骤（利用 librosa 库）；</w:t>
+            </w:r>
+          </w:p>
+          <w:p>
+            <w:pPr>
+              <w:spacing w:before="0" w:after="0" w:line="320" w:lineRule="exact"/>
+              <w:jc w:val="left"/>
+              <w:rPr>
+                <w:rFonts w:ascii="方正仿宋_GBK" w:hAnsi="方正仿宋_GBK" w:eastAsia="方正仿宋_GBK" w:cs="方正仿宋_GBK"/>
+                <w:color w:val="000000"/>
+                <w:sz w:val="24"/>
+                <w:szCs w:val="24"/>
+              </w:rPr>
+            </w:pPr>
+            <w:r>
+              <w:rPr>
+                <w:rFonts w:ascii="方正仿宋_GBK" w:hAnsi="方正仿宋_GBK" w:eastAsia="方正仿宋_GBK" w:cs="方正仿宋_GBK"/>
+                <w:color w:val="000000"/>
+                <w:sz w:val="24"/>
+                <w:szCs w:val="24"/>
+              </w:rPr>
+              <w:t xml:space="preserve">（2）构建 LSTM 网络（输入层、LSTM 层、Dense 输出层）及超参数（隐藏层节点数、层数）的设置策略；</w:t>
+            </w:r>
+          </w:p>
+          <w:p>
+            <w:pPr>
+              <w:spacing w:before="0" w:after="0" w:line="320" w:lineRule="exact"/>
+              <w:jc w:val="left"/>
+              <w:rPr>
+                <w:rFonts w:ascii="方正仿宋_GBK" w:hAnsi="方正仿宋_GBK" w:eastAsia="方正仿宋_GBK" w:cs="方正仿宋_GBK"/>
+                <w:color w:val="000000"/>
+                <w:sz w:val="24"/>
+                <w:szCs w:val="24"/>
+              </w:rPr>
+            </w:pPr>
+            <w:r>
+              <w:rPr>
+                <w:rFonts w:ascii="方正仿宋_GBK" w:hAnsi="方正仿宋_GBK" w:eastAsia="方正仿宋_GBK" w:cs="方正仿宋_GBK"/>
+                <w:color w:val="000000"/>
+                <w:sz w:val="24"/>
+                <w:szCs w:val="24"/>
+              </w:rPr>
+              <w:t xml:space="preserve">（3）模型的训练（编译、保存、加载）与网格搜索调参（Grid Search）。</w:t>
             </w:r>
           </w:p>
         </w:tc>
@@ -13838,31 +14405,43 @@
           <w:p>
             <w:pPr>
               <w:spacing w:before="0" w:after="0" w:line="320" w:lineRule="exact"/>
-              <w:jc w:val="center"/>
-              <w:rPr>
-                <w:rFonts w:ascii="方正仿宋_GBK" w:hAnsi="方正仿宋_GBK" w:eastAsia="方正仿宋_GBK" w:cs="方正仿宋_GBK"/>
-                <w:color w:val="000000"/>
-                <w:sz w:val="24"/>
-                <w:szCs w:val="24"/>
-              </w:rPr>
-            </w:pPr>
-            <w:r>
-              <w:rPr>
-                <w:rFonts w:ascii="方正仿宋_GBK" w:hAnsi="方正仿宋_GBK" w:eastAsia="方正仿宋_GBK" w:cs="方正仿宋_GBK"/>
-                <w:color w:val="000000"/>
-                <w:sz w:val="24"/>
-                <w:szCs w:val="24"/>
-              </w:rPr>
-              <w:t>[师]：演示音频预处理代码，现场输出 MFCC 图谱； [生]：记录 LSTM 网络参数的设计原</w:t>
-            </w:r>
-            <w:r>
-              <w:rPr>
-                <w:rFonts w:ascii="方正仿宋_GBK" w:hAnsi="方正仿宋_GBK" w:eastAsia="方正仿宋_GBK" w:cs="方正仿宋_GBK"/>
-                <w:color w:val="000000"/>
-                <w:sz w:val="24"/>
-                <w:szCs w:val="24"/>
-              </w:rPr>
-              <w:t>则。</w:t>
+              <w:jc w:val="left"/>
+              <w:rPr>
+                <w:rFonts w:ascii="方正仿宋_GBK" w:hAnsi="方正仿宋_GBK" w:eastAsia="方正仿宋_GBK" w:cs="方正仿宋_GBK"/>
+                <w:color w:val="000000"/>
+                <w:sz w:val="24"/>
+                <w:szCs w:val="24"/>
+              </w:rPr>
+            </w:pPr>
+            <w:r>
+              <w:rPr>
+                <w:rFonts w:ascii="方正仿宋_GBK" w:hAnsi="方正仿宋_GBK" w:eastAsia="方正仿宋_GBK" w:cs="方正仿宋_GBK"/>
+                <w:color w:val="000000"/>
+                <w:sz w:val="24"/>
+                <w:szCs w:val="24"/>
+              </w:rPr>
+              <w:t xml:space="preserve">[师]：演示音频预处理代码，现场输出 MFCC 图谱；</w:t>
+            </w:r>
+          </w:p>
+          <w:p>
+            <w:pPr>
+              <w:spacing w:before="0" w:after="0" w:line="320" w:lineRule="exact"/>
+              <w:jc w:val="left"/>
+              <w:rPr>
+                <w:rFonts w:ascii="方正仿宋_GBK" w:hAnsi="方正仿宋_GBK" w:eastAsia="方正仿宋_GBK" w:cs="方正仿宋_GBK"/>
+                <w:color w:val="000000"/>
+                <w:sz w:val="24"/>
+                <w:szCs w:val="24"/>
+              </w:rPr>
+            </w:pPr>
+            <w:r>
+              <w:rPr>
+                <w:rFonts w:ascii="方正仿宋_GBK" w:hAnsi="方正仿宋_GBK" w:eastAsia="方正仿宋_GBK" w:cs="方正仿宋_GBK"/>
+                <w:color w:val="000000"/>
+                <w:sz w:val="24"/>
+                <w:szCs w:val="24"/>
+              </w:rPr>
+              <w:t xml:space="preserve">[生]：记录 LSTM 网络参数的设计原则。</w:t>
             </w:r>
           </w:p>
         </w:tc>
@@ -13874,7 +14453,7 @@
           <w:p>
             <w:pPr>
               <w:spacing w:before="0" w:after="0" w:line="320" w:lineRule="exact"/>
-              <w:jc w:val="center"/>
+              <w:jc w:val="left"/>
               <w:rPr>
                 <w:rFonts w:ascii="方正仿宋_GBK" w:hAnsi="方正仿宋_GBK" w:eastAsia="方正仿宋_GBK" w:cs="方正仿宋_GBK"/>
                 <w:color w:val="000000"/>
@@ -13901,7 +14480,7 @@
           <w:p>
             <w:pPr>
               <w:spacing w:before="0" w:after="0" w:line="320" w:lineRule="exact"/>
-              <w:jc w:val="center"/>
+              <w:jc w:val="left"/>
               <w:rPr>
                 <w:rFonts w:ascii="方正仿宋_GBK" w:hAnsi="方正仿宋_GBK" w:eastAsia="方正仿宋_GBK" w:cs="方正仿宋_GBK"/>
                 <w:color w:val="000000"/>
@@ -13935,7 +14514,7 @@
           <w:p>
             <w:pPr>
               <w:spacing w:before="0" w:after="0" w:line="320" w:lineRule="exact"/>
-              <w:jc w:val="center"/>
+              <w:jc w:val="left"/>
               <w:rPr>
                 <w:rFonts w:ascii="方正仿宋_GBK" w:hAnsi="方正仿宋_GBK" w:eastAsia="方正仿宋_GBK" w:cs="方正仿宋_GBK"/>
                 <w:color w:val="000000"/>
@@ -13953,7 +14532,7 @@
           <w:p>
             <w:pPr>
               <w:spacing w:before="0" w:after="0" w:line="320" w:lineRule="exact"/>
-              <w:jc w:val="center"/>
+              <w:jc w:val="left"/>
               <w:rPr>
                 <w:rFonts w:ascii="方正仿宋_GBK" w:hAnsi="方正仿宋_GBK" w:eastAsia="方正仿宋_GBK" w:cs="方正仿宋_GBK"/>
                 <w:color w:val="000000"/>
@@ -13980,22 +14559,106 @@
           <w:p>
             <w:pPr>
               <w:spacing w:before="0" w:after="0" w:line="320" w:lineRule="exact"/>
-              <w:jc w:val="center"/>
-              <w:rPr>
-                <w:rFonts w:ascii="方正仿宋_GBK" w:hAnsi="方正仿宋_GBK" w:eastAsia="方正仿宋_GBK" w:cs="方正仿宋_GBK"/>
-                <w:color w:val="000000"/>
-                <w:sz w:val="24"/>
-                <w:szCs w:val="24"/>
-              </w:rPr>
-            </w:pPr>
-            <w:r>
-              <w:rPr>
-                <w:rFonts w:ascii="方正仿宋_GBK" w:hAnsi="方正仿宋_GBK" w:eastAsia="方正仿宋_GBK" w:cs="方正仿宋_GBK"/>
-                <w:color w:val="000000"/>
-                <w:sz w:val="24"/>
-                <w:szCs w:val="24"/>
-              </w:rPr>
-              <w:t>实训任务：给定 10 个类别的语音命令数据集。要求：（1）提取音频 MFCC 特征；（2）构建 LSTM 网络；（3）训练模型并对模型进行网格搜索调参（调整学习率、Batch Size）；（4）输出最终的识别准确率。</w:t>
+              <w:jc w:val="left"/>
+              <w:rPr>
+                <w:rFonts w:ascii="方正仿宋_GBK" w:hAnsi="方正仿宋_GBK" w:eastAsia="方正仿宋_GBK" w:cs="方正仿宋_GBK"/>
+                <w:color w:val="000000"/>
+                <w:sz w:val="24"/>
+                <w:szCs w:val="24"/>
+              </w:rPr>
+            </w:pPr>
+            <w:r>
+              <w:rPr>
+                <w:rFonts w:ascii="方正仿宋_GBK" w:hAnsi="方正仿宋_GBK" w:eastAsia="方正仿宋_GBK" w:cs="方正仿宋_GBK"/>
+                <w:color w:val="000000"/>
+                <w:sz w:val="24"/>
+                <w:szCs w:val="24"/>
+              </w:rPr>
+              <w:t xml:space="preserve">实训任务：给定 10 个类别的语音命令数据集。</w:t>
+            </w:r>
+          </w:p>
+          <w:p>
+            <w:pPr>
+              <w:spacing w:before="0" w:after="0" w:line="320" w:lineRule="exact"/>
+              <w:jc w:val="left"/>
+              <w:rPr>
+                <w:rFonts w:ascii="方正仿宋_GBK" w:hAnsi="方正仿宋_GBK" w:eastAsia="方正仿宋_GBK" w:cs="方正仿宋_GBK"/>
+                <w:color w:val="000000"/>
+                <w:sz w:val="24"/>
+                <w:szCs w:val="24"/>
+              </w:rPr>
+            </w:pPr>
+            <w:r>
+              <w:rPr>
+                <w:rFonts w:ascii="方正仿宋_GBK" w:hAnsi="方正仿宋_GBK" w:eastAsia="方正仿宋_GBK" w:cs="方正仿宋_GBK"/>
+                <w:color w:val="000000"/>
+                <w:sz w:val="24"/>
+                <w:szCs w:val="24"/>
+              </w:rPr>
+              <w:t xml:space="preserve">要求：（1）提取音频 MFCC 特征；</w:t>
+            </w:r>
+          </w:p>
+          <w:p>
+            <w:pPr>
+              <w:spacing w:before="0" w:after="0" w:line="320" w:lineRule="exact"/>
+              <w:jc w:val="left"/>
+              <w:rPr>
+                <w:rFonts w:ascii="方正仿宋_GBK" w:hAnsi="方正仿宋_GBK" w:eastAsia="方正仿宋_GBK" w:cs="方正仿宋_GBK"/>
+                <w:color w:val="000000"/>
+                <w:sz w:val="24"/>
+                <w:szCs w:val="24"/>
+              </w:rPr>
+            </w:pPr>
+            <w:r>
+              <w:rPr>
+                <w:rFonts w:ascii="方正仿宋_GBK" w:hAnsi="方正仿宋_GBK" w:eastAsia="方正仿宋_GBK" w:cs="方正仿宋_GBK"/>
+                <w:color w:val="000000"/>
+                <w:sz w:val="24"/>
+                <w:szCs w:val="24"/>
+              </w:rPr>
+              <w:t xml:space="preserve">（2）构建 LSTM 网络；</w:t>
+            </w:r>
+          </w:p>
+          <w:p>
+            <w:pPr>
+              <w:spacing w:before="0" w:after="0" w:line="320" w:lineRule="exact"/>
+              <w:jc w:val="left"/>
+              <w:rPr>
+                <w:rFonts w:ascii="方正仿宋_GBK" w:hAnsi="方正仿宋_GBK" w:eastAsia="方正仿宋_GBK" w:cs="方正仿宋_GBK"/>
+                <w:color w:val="000000"/>
+                <w:sz w:val="24"/>
+                <w:szCs w:val="24"/>
+              </w:rPr>
+            </w:pPr>
+            <w:r>
+              <w:rPr>
+                <w:rFonts w:ascii="方正仿宋_GBK" w:hAnsi="方正仿宋_GBK" w:eastAsia="方正仿宋_GBK" w:cs="方正仿宋_GBK"/>
+                <w:color w:val="000000"/>
+                <w:sz w:val="24"/>
+                <w:szCs w:val="24"/>
+              </w:rPr>
+              <w:t xml:space="preserve">（3）训练模型并对模型进行网格搜索调参（调整学习率、Batch Size）；</w:t>
+            </w:r>
+          </w:p>
+          <w:p>
+            <w:pPr>
+              <w:spacing w:before="0" w:after="0" w:line="320" w:lineRule="exact"/>
+              <w:jc w:val="left"/>
+              <w:rPr>
+                <w:rFonts w:ascii="方正仿宋_GBK" w:hAnsi="方正仿宋_GBK" w:eastAsia="方正仿宋_GBK" w:cs="方正仿宋_GBK"/>
+                <w:color w:val="000000"/>
+                <w:sz w:val="24"/>
+                <w:szCs w:val="24"/>
+              </w:rPr>
+            </w:pPr>
+            <w:r>
+              <w:rPr>
+                <w:rFonts w:ascii="方正仿宋_GBK" w:hAnsi="方正仿宋_GBK" w:eastAsia="方正仿宋_GBK" w:cs="方正仿宋_GBK"/>
+                <w:color w:val="000000"/>
+                <w:sz w:val="24"/>
+                <w:szCs w:val="24"/>
+              </w:rPr>
+              <w:t xml:space="preserve">（4）输出最终的识别准确率。</w:t>
             </w:r>
           </w:p>
         </w:tc>
@@ -14007,22 +14670,43 @@
           <w:p>
             <w:pPr>
               <w:spacing w:before="0" w:after="0" w:line="320" w:lineRule="exact"/>
-              <w:jc w:val="center"/>
-              <w:rPr>
-                <w:rFonts w:ascii="方正仿宋_GBK" w:hAnsi="方正仿宋_GBK" w:eastAsia="方正仿宋_GBK" w:cs="方正仿宋_GBK"/>
-                <w:color w:val="000000"/>
-                <w:sz w:val="24"/>
-                <w:szCs w:val="24"/>
-              </w:rPr>
-            </w:pPr>
-            <w:r>
-              <w:rPr>
-                <w:rFonts w:ascii="方正仿宋_GBK" w:hAnsi="方正仿宋_GBK" w:eastAsia="方正仿宋_GBK" w:cs="方正仿宋_GBK"/>
-                <w:color w:val="000000"/>
-                <w:sz w:val="24"/>
-                <w:szCs w:val="24"/>
-              </w:rPr>
-              <w:t>[师]：巡回指导，针对学生在调参过程中的“模型震荡不收敛”现象给予指导； [生]：分组进行实训练习，编写并调试代码。</w:t>
+              <w:jc w:val="left"/>
+              <w:rPr>
+                <w:rFonts w:ascii="方正仿宋_GBK" w:hAnsi="方正仿宋_GBK" w:eastAsia="方正仿宋_GBK" w:cs="方正仿宋_GBK"/>
+                <w:color w:val="000000"/>
+                <w:sz w:val="24"/>
+                <w:szCs w:val="24"/>
+              </w:rPr>
+            </w:pPr>
+            <w:r>
+              <w:rPr>
+                <w:rFonts w:ascii="方正仿宋_GBK" w:hAnsi="方正仿宋_GBK" w:eastAsia="方正仿宋_GBK" w:cs="方正仿宋_GBK"/>
+                <w:color w:val="000000"/>
+                <w:sz w:val="24"/>
+                <w:szCs w:val="24"/>
+              </w:rPr>
+              <w:t xml:space="preserve">[师]：巡回指导，针对学生在调参过程中的“模型震荡不收敛”现象给予指导；</w:t>
+            </w:r>
+          </w:p>
+          <w:p>
+            <w:pPr>
+              <w:spacing w:before="0" w:after="0" w:line="320" w:lineRule="exact"/>
+              <w:jc w:val="left"/>
+              <w:rPr>
+                <w:rFonts w:ascii="方正仿宋_GBK" w:hAnsi="方正仿宋_GBK" w:eastAsia="方正仿宋_GBK" w:cs="方正仿宋_GBK"/>
+                <w:color w:val="000000"/>
+                <w:sz w:val="24"/>
+                <w:szCs w:val="24"/>
+              </w:rPr>
+            </w:pPr>
+            <w:r>
+              <w:rPr>
+                <w:rFonts w:ascii="方正仿宋_GBK" w:hAnsi="方正仿宋_GBK" w:eastAsia="方正仿宋_GBK" w:cs="方正仿宋_GBK"/>
+                <w:color w:val="000000"/>
+                <w:sz w:val="24"/>
+                <w:szCs w:val="24"/>
+              </w:rPr>
+              <w:t xml:space="preserve">[生]：分组进行实训练习，编写并调试代码。</w:t>
             </w:r>
           </w:p>
         </w:tc>
@@ -14034,7 +14718,7 @@
           <w:p>
             <w:pPr>
               <w:spacing w:before="0" w:after="0" w:line="320" w:lineRule="exact"/>
-              <w:jc w:val="center"/>
+              <w:jc w:val="left"/>
               <w:rPr>
                 <w:rFonts w:ascii="方正仿宋_GBK" w:hAnsi="方正仿宋_GBK" w:eastAsia="方正仿宋_GBK" w:cs="方正仿宋_GBK"/>
                 <w:color w:val="000000"/>
@@ -14061,7 +14745,7 @@
           <w:p>
             <w:pPr>
               <w:spacing w:before="0" w:after="0" w:line="320" w:lineRule="exact"/>
-              <w:jc w:val="center"/>
+              <w:jc w:val="left"/>
               <w:rPr>
                 <w:rFonts w:ascii="方正仿宋_GBK" w:hAnsi="方正仿宋_GBK" w:eastAsia="方正仿宋_GBK" w:cs="方正仿宋_GBK"/>
                 <w:color w:val="000000"/>
@@ -14095,7 +14779,7 @@
           <w:p>
             <w:pPr>
               <w:spacing w:before="0" w:after="0" w:line="320" w:lineRule="exact"/>
-              <w:jc w:val="center"/>
+              <w:jc w:val="left"/>
               <w:rPr>
                 <w:rFonts w:ascii="方正仿宋_GBK" w:hAnsi="方正仿宋_GBK" w:eastAsia="方正仿宋_GBK" w:cs="方正仿宋_GBK"/>
                 <w:color w:val="000000"/>
@@ -14113,7 +14797,7 @@
           <w:p>
             <w:pPr>
               <w:spacing w:before="0" w:after="0" w:line="320" w:lineRule="exact"/>
-              <w:jc w:val="center"/>
+              <w:jc w:val="left"/>
               <w:rPr>
                 <w:rFonts w:ascii="方正仿宋_GBK" w:hAnsi="方正仿宋_GBK" w:eastAsia="方正仿宋_GBK" w:cs="方正仿宋_GBK"/>
                 <w:color w:val="000000"/>
@@ -14140,31 +14824,43 @@
           <w:p>
             <w:pPr>
               <w:spacing w:before="0" w:after="0" w:line="320" w:lineRule="exact"/>
-              <w:jc w:val="center"/>
-              <w:rPr>
-                <w:rFonts w:ascii="方正仿宋_GBK" w:hAnsi="方正仿宋_GBK" w:eastAsia="方正仿宋_GBK" w:cs="方正仿宋_GBK"/>
-                <w:color w:val="000000"/>
-                <w:sz w:val="24"/>
-                <w:szCs w:val="24"/>
-              </w:rPr>
-            </w:pPr>
-            <w:r>
-              <w:rPr>
-                <w:rFonts w:ascii="方正仿宋_GBK" w:hAnsi="方正仿宋_GBK" w:eastAsia="方正仿宋_GBK" w:cs="方正仿宋_GBK"/>
-                <w:color w:val="000000"/>
-                <w:sz w:val="24"/>
-                <w:szCs w:val="24"/>
-              </w:rPr>
-              <w:t>[师]：归纳总结，并指出调参过程中的</w:t>
-            </w:r>
-            <w:r>
-              <w:rPr>
-                <w:rFonts w:ascii="方正仿宋_GBK" w:hAnsi="方正仿宋_GBK" w:eastAsia="方正仿宋_GBK" w:cs="方正仿宋_GBK"/>
-                <w:color w:val="000000"/>
-                <w:sz w:val="24"/>
-                <w:szCs w:val="24"/>
-              </w:rPr>
-              <w:t>共性误区（如学习率过大导致 Loss 发散）； [生]：听取建议，记录调参经验。</w:t>
+              <w:jc w:val="left"/>
+              <w:rPr>
+                <w:rFonts w:ascii="方正仿宋_GBK" w:hAnsi="方正仿宋_GBK" w:eastAsia="方正仿宋_GBK" w:cs="方正仿宋_GBK"/>
+                <w:color w:val="000000"/>
+                <w:sz w:val="24"/>
+                <w:szCs w:val="24"/>
+              </w:rPr>
+            </w:pPr>
+            <w:r>
+              <w:rPr>
+                <w:rFonts w:ascii="方正仿宋_GBK" w:hAnsi="方正仿宋_GBK" w:eastAsia="方正仿宋_GBK" w:cs="方正仿宋_GBK"/>
+                <w:color w:val="000000"/>
+                <w:sz w:val="24"/>
+                <w:szCs w:val="24"/>
+              </w:rPr>
+              <w:t xml:space="preserve">[师]：归纳总结，并指出调参过程中的共性误区（如学习率过大导致 Loss 发散）；</w:t>
+            </w:r>
+          </w:p>
+          <w:p>
+            <w:pPr>
+              <w:spacing w:before="0" w:after="0" w:line="320" w:lineRule="exact"/>
+              <w:jc w:val="left"/>
+              <w:rPr>
+                <w:rFonts w:ascii="方正仿宋_GBK" w:hAnsi="方正仿宋_GBK" w:eastAsia="方正仿宋_GBK" w:cs="方正仿宋_GBK"/>
+                <w:color w:val="000000"/>
+                <w:sz w:val="24"/>
+                <w:szCs w:val="24"/>
+              </w:rPr>
+            </w:pPr>
+            <w:r>
+              <w:rPr>
+                <w:rFonts w:ascii="方正仿宋_GBK" w:hAnsi="方正仿宋_GBK" w:eastAsia="方正仿宋_GBK" w:cs="方正仿宋_GBK"/>
+                <w:color w:val="000000"/>
+                <w:sz w:val="24"/>
+                <w:szCs w:val="24"/>
+              </w:rPr>
+              <w:t xml:space="preserve">[生]：听取建议，记录调参经验。</w:t>
             </w:r>
           </w:p>
         </w:tc>
@@ -14176,7 +14872,7 @@
           <w:p>
             <w:pPr>
               <w:spacing w:before="0" w:after="0" w:line="320" w:lineRule="exact"/>
-              <w:jc w:val="center"/>
+              <w:jc w:val="left"/>
               <w:rPr>
                 <w:rFonts w:ascii="方正仿宋_GBK" w:hAnsi="方正仿宋_GBK" w:eastAsia="方正仿宋_GBK" w:cs="方正仿宋_GBK"/>
                 <w:color w:val="000000"/>
@@ -14212,7 +14908,7 @@
           <w:p>
             <w:pPr>
               <w:spacing w:before="0" w:after="0" w:line="320" w:lineRule="exact"/>
-              <w:jc w:val="center"/>
+              <w:jc w:val="left"/>
               <w:rPr>
                 <w:rFonts w:ascii="方正仿宋_GBK" w:hAnsi="方正仿宋_GBK" w:eastAsia="方正仿宋_GBK" w:cs="方正仿宋_GBK"/>
                 <w:color w:val="000000"/>
@@ -14239,7 +14935,7 @@
           <w:p>
             <w:pPr>
               <w:spacing w:before="0" w:after="0" w:line="320" w:lineRule="exact"/>
-              <w:jc w:val="center"/>
+              <w:jc w:val="left"/>
               <w:rPr>
                 <w:rFonts w:ascii="方正仿宋_GBK" w:hAnsi="方正仿宋_GBK" w:eastAsia="方正仿宋_GBK" w:cs="方正仿宋_GBK"/>
                 <w:color w:val="000000"/>
@@ -14263,7 +14959,7 @@
           <w:p>
             <w:pPr>
               <w:spacing w:before="0" w:after="0" w:line="320" w:lineRule="exact"/>
-              <w:jc w:val="center"/>
+              <w:jc w:val="left"/>
               <w:rPr>
                 <w:rFonts w:ascii="方正仿宋_GBK" w:hAnsi="方正仿宋_GBK" w:eastAsia="方正仿宋_GBK" w:cs="方正仿宋_GBK"/>
                 <w:b/>
@@ -14295,7 +14991,7 @@
           <w:p>
             <w:pPr>
               <w:spacing w:before="0" w:after="0" w:line="320" w:lineRule="exact"/>
-              <w:jc w:val="center"/>
+              <w:jc w:val="left"/>
               <w:rPr>
                 <w:rFonts w:ascii="方正仿宋_GBK" w:hAnsi="方正仿宋_GBK" w:eastAsia="方正仿宋_GBK" w:cs="方正仿宋_GBK"/>
                 <w:color w:val="000000"/>
@@ -14316,7 +15012,7 @@
           <w:p>
             <w:pPr>
               <w:spacing w:before="0" w:after="0" w:line="320" w:lineRule="exact"/>
-              <w:jc w:val="center"/>
+              <w:jc w:val="left"/>
               <w:rPr>
                 <w:rFonts w:ascii="方正仿宋_GBK" w:hAnsi="方正仿宋_GBK" w:eastAsia="方正仿宋_GBK" w:cs="方正仿宋_GBK"/>
                 <w:color w:val="000000"/>
@@ -14337,7 +15033,7 @@
           <w:p>
             <w:pPr>
               <w:spacing w:before="0" w:after="0" w:line="320" w:lineRule="exact"/>
-              <w:jc w:val="center"/>
+              <w:jc w:val="left"/>
               <w:rPr>
                 <w:rFonts w:ascii="方正仿宋_GBK" w:hAnsi="方正仿宋_GBK" w:eastAsia="方正仿宋_GBK" w:cs="方正仿宋_GBK"/>
                 <w:color w:val="000000"/>
@@ -14358,7 +15054,7 @@
           <w:p>
             <w:pPr>
               <w:spacing w:before="0" w:after="0" w:line="320" w:lineRule="exact"/>
-              <w:jc w:val="center"/>
+              <w:jc w:val="left"/>
               <w:rPr>
                 <w:rFonts w:ascii="方正仿宋_GBK" w:hAnsi="方正仿宋_GBK" w:eastAsia="方正仿宋_GBK" w:cs="方正仿宋_GBK"/>
                 <w:color w:val="000000"/>
@@ -14379,7 +15075,7 @@
           <w:p>
             <w:pPr>
               <w:spacing w:before="0" w:after="0" w:line="320" w:lineRule="exact"/>
-              <w:jc w:val="center"/>
+              <w:jc w:val="left"/>
               <w:rPr>
                 <w:rFonts w:ascii="方正仿宋_GBK" w:hAnsi="方正仿宋_GBK" w:eastAsia="方正仿宋_GBK" w:cs="方正仿宋_GBK"/>
                 <w:color w:val="000000"/>
@@ -14400,7 +15096,7 @@
           <w:p>
             <w:pPr>
               <w:spacing w:before="0" w:after="0" w:line="320" w:lineRule="exact"/>
-              <w:jc w:val="center"/>
+              <w:jc w:val="left"/>
               <w:rPr>
                 <w:rFonts w:ascii="方正仿宋_GBK" w:hAnsi="方正仿宋_GBK" w:eastAsia="方正仿宋_GBK" w:cs="方正仿宋_GBK"/>
                 <w:color w:val="000000"/>
@@ -14434,7 +15130,7 @@
           <w:p>
             <w:pPr>
               <w:spacing w:before="0" w:after="0" w:line="320" w:lineRule="exact"/>
-              <w:jc w:val="center"/>
+              <w:jc w:val="left"/>
               <w:rPr>
                 <w:rFonts w:ascii="方正仿宋_GBK" w:hAnsi="方正仿宋_GBK" w:eastAsia="方正仿宋_GBK" w:cs="方正仿宋_GBK"/>
                 <w:b/>
@@ -14466,7 +15162,7 @@
           <w:p>
             <w:pPr>
               <w:spacing w:before="0" w:after="0" w:line="320" w:lineRule="exact"/>
-              <w:jc w:val="center"/>
+              <w:jc w:val="left"/>
               <w:rPr>
                 <w:rFonts w:ascii="方正仿宋_GBK" w:hAnsi="方正仿宋_GBK" w:eastAsia="方正仿宋_GBK" w:cs="方正仿宋_GBK"/>
                 <w:color w:val="000000"/>
@@ -14487,7 +15183,7 @@
           <w:p>
             <w:pPr>
               <w:spacing w:before="0" w:after="0" w:line="320" w:lineRule="exact"/>
-              <w:jc w:val="center"/>
+              <w:jc w:val="left"/>
               <w:rPr>
                 <w:rFonts w:ascii="方正仿宋_GBK" w:hAnsi="方正仿宋_GBK" w:eastAsia="方正仿宋_GBK" w:cs="方正仿宋_GBK"/>
                 <w:color w:val="000000"/>
@@ -14508,7 +15204,7 @@
           <w:p>
             <w:pPr>
               <w:spacing w:before="0" w:after="0" w:line="320" w:lineRule="exact"/>
-              <w:jc w:val="center"/>
+              <w:jc w:val="left"/>
               <w:rPr>
                 <w:rFonts w:ascii="方正仿宋_GBK" w:hAnsi="方正仿宋_GBK" w:eastAsia="方正仿宋_GBK" w:cs="方正仿宋_GBK"/>
                 <w:color w:val="000000"/>
@@ -14542,7 +15238,7 @@
           <w:p>
             <w:pPr>
               <w:spacing w:before="0" w:after="0" w:line="320" w:lineRule="exact"/>
-              <w:jc w:val="center"/>
+              <w:jc w:val="left"/>
               <w:rPr>
                 <w:rFonts w:ascii="方正仿宋_GBK" w:hAnsi="方正仿宋_GBK" w:eastAsia="方正仿宋_GBK" w:cs="方正仿宋_GBK"/>
                 <w:b/>
@@ -14574,37 +15270,49 @@
           <w:p>
             <w:pPr>
               <w:spacing w:before="0" w:after="0" w:line="320" w:lineRule="exact"/>
-              <w:jc w:val="center"/>
-              <w:rPr>
-                <w:rFonts w:ascii="方正仿宋_GBK" w:hAnsi="方正仿宋_GBK" w:eastAsia="方正仿宋_GBK" w:cs="方正仿宋_GBK"/>
-                <w:color w:val="000000"/>
-                <w:sz w:val="24"/>
-                <w:szCs w:val="24"/>
-              </w:rPr>
-            </w:pPr>
-            <w:r>
-              <w:rPr>
-                <w:rFonts w:ascii="方正仿宋_GBK" w:hAnsi="方正仿宋_GBK" w:eastAsia="方正仿宋_GBK" w:cs="方正仿宋_GBK"/>
-                <w:color w:val="000000"/>
-                <w:sz w:val="24"/>
-                <w:szCs w:val="24"/>
-              </w:rPr>
-              <w:t>教学反思</w:t>
-            </w:r>
-            <w:r>
-              <w:rPr>
-                <w:rFonts w:ascii="方正仿宋_GBK" w:hAnsi="方正仿宋_GBK" w:eastAsia="方正仿宋_GBK" w:cs="方正仿宋_GBK"/>
-                <w:color w:val="000000"/>
-                <w:sz w:val="24"/>
-                <w:szCs w:val="24"/>
-              </w:rPr>
-              <w:t>讲授经验小结：学生对 MFCC 特征提取和 LSTM 网络的实际应用非常感兴趣。调参实验很好地锻炼了学生严谨的科学研究思维。</w:t>
-            </w:r>
-          </w:p>
-          <w:p>
-            <w:pPr>
-              <w:spacing w:before="0" w:after="0" w:line="320" w:lineRule="exact"/>
-              <w:jc w:val="center"/>
+              <w:jc w:val="left"/>
+              <w:rPr>
+                <w:rFonts w:ascii="方正仿宋_GBK" w:hAnsi="方正仿宋_GBK" w:eastAsia="方正仿宋_GBK" w:cs="方正仿宋_GBK"/>
+                <w:color w:val="000000"/>
+                <w:sz w:val="24"/>
+                <w:szCs w:val="24"/>
+              </w:rPr>
+            </w:pPr>
+            <w:r>
+              <w:rPr>
+                <w:rFonts w:ascii="方正仿宋_GBK" w:hAnsi="方正仿宋_GBK" w:eastAsia="方正仿宋_GBK" w:cs="方正仿宋_GBK"/>
+                <w:color w:val="000000"/>
+                <w:sz w:val="24"/>
+                <w:szCs w:val="24"/>
+              </w:rPr>
+              <w:t xml:space="preserve">教学反思</w:t>
+            </w:r>
+          </w:p>
+          <w:p>
+            <w:pPr>
+              <w:spacing w:before="0" w:after="0" w:line="320" w:lineRule="exact"/>
+              <w:jc w:val="left"/>
+              <w:rPr>
+                <w:rFonts w:ascii="方正仿宋_GBK" w:hAnsi="方正仿宋_GBK" w:eastAsia="方正仿宋_GBK" w:cs="方正仿宋_GBK"/>
+                <w:color w:val="000000"/>
+                <w:sz w:val="24"/>
+                <w:szCs w:val="24"/>
+              </w:rPr>
+            </w:pPr>
+            <w:r>
+              <w:rPr>
+                <w:rFonts w:ascii="方正仿宋_GBK" w:hAnsi="方正仿宋_GBK" w:eastAsia="方正仿宋_GBK" w:cs="方正仿宋_GBK"/>
+                <w:color w:val="000000"/>
+                <w:sz w:val="24"/>
+                <w:szCs w:val="24"/>
+              </w:rPr>
+              <w:t xml:space="preserve">讲授经验小结：学生对 MFCC 特征提取和 LSTM 网络的实际应用非常感兴趣。调参实验很好地锻炼了学生严谨的科学研究思维。</w:t>
+            </w:r>
+          </w:p>
+          <w:p>
+            <w:pPr>
+              <w:spacing w:before="0" w:after="0" w:line="320" w:lineRule="exact"/>
+              <w:jc w:val="left"/>
               <w:rPr>
                 <w:rFonts w:ascii="方正仿宋_GBK" w:hAnsi="方正仿宋_GBK" w:eastAsia="方正仿宋_GBK" w:cs="方正仿宋_GBK"/>
                 <w:color w:val="000000"/>
@@ -14625,7 +15333,7 @@
           <w:p>
             <w:pPr>
               <w:spacing w:before="0" w:after="0" w:line="320" w:lineRule="exact"/>
-              <w:jc w:val="center"/>
+              <w:jc w:val="left"/>
               <w:rPr>
                 <w:rFonts w:ascii="方正仿宋_GBK" w:hAnsi="方正仿宋_GBK" w:eastAsia="方正仿宋_GBK" w:cs="方正仿宋_GBK"/>
                 <w:color w:val="000000"/>
@@ -14703,7 +15411,7 @@
           <w:p>
             <w:pPr>
               <w:spacing w:before="0" w:after="0" w:line="320" w:lineRule="exact"/>
-              <w:jc w:val="center"/>
+              <w:jc w:val="left"/>
               <w:rPr>
                 <w:rFonts w:ascii="方正仿宋_GBK" w:hAnsi="方正仿宋_GBK" w:eastAsia="方正仿宋_GBK" w:cs="方正仿宋_GBK"/>
                 <w:b/>
@@ -14734,7 +15442,7 @@
           <w:p>
             <w:pPr>
               <w:spacing w:before="0" w:after="0" w:line="320" w:lineRule="exact"/>
-              <w:jc w:val="center"/>
+              <w:jc w:val="left"/>
               <w:rPr>
                 <w:rFonts w:ascii="方正仿宋_GBK" w:hAnsi="方正仿宋_GBK" w:eastAsia="方正仿宋_GBK" w:cs="方正仿宋_GBK"/>
                 <w:b/>
@@ -14765,7 +15473,7 @@
           <w:p>
             <w:pPr>
               <w:spacing w:before="0" w:after="0" w:line="320" w:lineRule="exact"/>
-              <w:jc w:val="center"/>
+              <w:jc w:val="left"/>
               <w:rPr>
                 <w:rFonts w:ascii="方正仿宋_GBK" w:hAnsi="方正仿宋_GBK" w:eastAsia="方正仿宋_GBK" w:cs="方正仿宋_GBK"/>
                 <w:b/>
@@ -14796,7 +15504,7 @@
           <w:p>
             <w:pPr>
               <w:spacing w:before="0" w:after="0" w:line="320" w:lineRule="exact"/>
-              <w:jc w:val="center"/>
+              <w:jc w:val="left"/>
               <w:rPr>
                 <w:rFonts w:ascii="方正仿宋_GBK" w:hAnsi="方正仿宋_GBK" w:eastAsia="方正仿宋_GBK" w:cs="方正仿宋_GBK"/>
                 <w:color w:val="000000"/>
@@ -14823,7 +15531,7 @@
           <w:p>
             <w:pPr>
               <w:spacing w:before="0" w:after="0" w:line="320" w:lineRule="exact"/>
-              <w:jc w:val="center"/>
+              <w:jc w:val="left"/>
               <w:rPr>
                 <w:rFonts w:ascii="方正仿宋_GBK" w:hAnsi="方正仿宋_GBK" w:eastAsia="方正仿宋_GBK" w:cs="方正仿宋_GBK"/>
                 <w:b/>
@@ -14854,7 +15562,7 @@
           <w:p>
             <w:pPr>
               <w:spacing w:before="0" w:after="0" w:line="320" w:lineRule="exact"/>
-              <w:jc w:val="center"/>
+              <w:jc w:val="left"/>
               <w:rPr>
                 <w:rFonts w:ascii="方正仿宋_GBK" w:hAnsi="方正仿宋_GBK" w:eastAsia="方正仿宋_GBK" w:cs="方正仿宋_GBK"/>
                 <w:color w:val="000000"/>
@@ -14888,7 +15596,7 @@
           <w:p>
             <w:pPr>
               <w:spacing w:before="0" w:after="0" w:line="320" w:lineRule="exact"/>
-              <w:jc w:val="center"/>
+              <w:jc w:val="left"/>
               <w:rPr>
                 <w:rFonts w:ascii="方正仿宋_GBK" w:hAnsi="方正仿宋_GBK" w:eastAsia="方正仿宋_GBK" w:cs="方正仿宋_GBK"/>
                 <w:b/>
@@ -14920,7 +15628,7 @@
           <w:p>
             <w:pPr>
               <w:spacing w:before="0" w:after="0" w:line="320" w:lineRule="exact"/>
-              <w:jc w:val="center"/>
+              <w:jc w:val="left"/>
               <w:rPr>
                 <w:rFonts w:ascii="方正仿宋_GBK" w:hAnsi="方正仿宋_GBK" w:eastAsia="方正仿宋_GBK" w:cs="方正仿宋_GBK"/>
                 <w:color w:val="000000"/>
@@ -14947,7 +15655,7 @@
           <w:p>
             <w:pPr>
               <w:spacing w:before="0" w:after="0" w:line="320" w:lineRule="exact"/>
-              <w:jc w:val="center"/>
+              <w:jc w:val="left"/>
               <w:rPr>
                 <w:rFonts w:ascii="方正仿宋_GBK" w:hAnsi="方正仿宋_GBK" w:eastAsia="方正仿宋_GBK" w:cs="方正仿宋_GBK"/>
                 <w:b/>
@@ -14978,7 +15686,7 @@
           <w:p>
             <w:pPr>
               <w:spacing w:before="0" w:after="0" w:line="320" w:lineRule="exact"/>
-              <w:jc w:val="center"/>
+              <w:jc w:val="left"/>
               <w:rPr>
                 <w:rFonts w:ascii="方正仿宋_GBK" w:hAnsi="方正仿宋_GBK" w:eastAsia="方正仿宋_GBK" w:cs="方正仿宋_GBK"/>
                 <w:color w:val="000000"/>
@@ -15012,7 +15720,7 @@
           <w:p>
             <w:pPr>
               <w:spacing w:before="0" w:after="0" w:line="320" w:lineRule="exact"/>
-              <w:jc w:val="center"/>
+              <w:jc w:val="left"/>
               <w:rPr>
                 <w:rFonts w:ascii="方正仿宋_GBK" w:hAnsi="方正仿宋_GBK" w:eastAsia="方正仿宋_GBK" w:cs="方正仿宋_GBK"/>
                 <w:b/>
@@ -15071,7 +15779,7 @@
           <w:p>
             <w:pPr>
               <w:spacing w:before="0" w:after="0" w:line="320" w:lineRule="exact"/>
-              <w:jc w:val="center"/>
+              <w:jc w:val="left"/>
               <w:rPr>
                 <w:rFonts w:ascii="方正仿宋_GBK" w:hAnsi="方正仿宋_GBK" w:eastAsia="方正仿宋_GBK" w:cs="方正仿宋_GBK"/>
                 <w:b/>
@@ -15102,7 +15810,7 @@
           <w:p>
             <w:pPr>
               <w:spacing w:before="0" w:after="0" w:line="320" w:lineRule="exact"/>
-              <w:jc w:val="center"/>
+              <w:jc w:val="left"/>
               <w:rPr>
                 <w:rFonts w:ascii="方正仿宋_GBK" w:hAnsi="方正仿宋_GBK" w:eastAsia="方正仿宋_GBK" w:cs="方正仿宋_GBK"/>
                 <w:color w:val="000000"/>
@@ -15137,7 +15845,7 @@
           <w:p>
             <w:pPr>
               <w:spacing w:before="0" w:after="0" w:line="320" w:lineRule="exact"/>
-              <w:jc w:val="center"/>
+              <w:jc w:val="left"/>
               <w:rPr>
                 <w:rFonts w:ascii="方正仿宋_GBK" w:hAnsi="方正仿宋_GBK" w:eastAsia="方正仿宋_GBK" w:cs="方正仿宋_GBK"/>
                 <w:b/>
@@ -15169,7 +15877,7 @@
           <w:p>
             <w:pPr>
               <w:spacing w:before="0" w:after="0" w:line="320" w:lineRule="exact"/>
-              <w:jc w:val="center"/>
+              <w:jc w:val="left"/>
               <w:rPr>
                 <w:rFonts w:ascii="方正仿宋_GBK" w:hAnsi="方正仿宋_GBK" w:eastAsia="方正仿宋_GBK" w:cs="方正仿宋_GBK"/>
                 <w:color w:val="000000"/>
@@ -15204,7 +15912,7 @@
           <w:p>
             <w:pPr>
               <w:spacing w:before="0" w:after="0" w:line="320" w:lineRule="exact"/>
-              <w:jc w:val="center"/>
+              <w:jc w:val="left"/>
               <w:rPr>
                 <w:rFonts w:ascii="方正仿宋_GBK" w:hAnsi="方正仿宋_GBK" w:eastAsia="方正仿宋_GBK" w:cs="方正仿宋_GBK"/>
                 <w:color w:val="000000"/>
@@ -15223,7 +15931,7 @@
           <w:p>
             <w:pPr>
               <w:spacing w:before="0" w:after="0" w:line="320" w:lineRule="exact"/>
-              <w:jc w:val="center"/>
+              <w:jc w:val="left"/>
               <w:rPr>
                 <w:rFonts w:ascii="方正仿宋_GBK" w:hAnsi="方正仿宋_GBK" w:eastAsia="方正仿宋_GBK" w:cs="方正仿宋_GBK"/>
                 <w:color w:val="000000"/>
@@ -15258,7 +15966,7 @@
           <w:p>
             <w:pPr>
               <w:spacing w:before="0" w:after="0" w:line="320" w:lineRule="exact"/>
-              <w:jc w:val="center"/>
+              <w:jc w:val="left"/>
               <w:rPr>
                 <w:rFonts w:ascii="方正仿宋_GBK" w:hAnsi="方正仿宋_GBK" w:eastAsia="方正仿宋_GBK" w:cs="方正仿宋_GBK"/>
                 <w:color w:val="000000"/>
@@ -15277,7 +15985,7 @@
           <w:p>
             <w:pPr>
               <w:spacing w:before="0" w:after="0" w:line="320" w:lineRule="exact"/>
-              <w:jc w:val="center"/>
+              <w:jc w:val="left"/>
               <w:rPr>
                 <w:rFonts w:ascii="方正仿宋_GBK" w:hAnsi="方正仿宋_GBK" w:eastAsia="方正仿宋_GBK" w:cs="方正仿宋_GBK"/>
                 <w:color w:val="000000"/>
@@ -15311,7 +16019,7 @@
           <w:p>
             <w:pPr>
               <w:spacing w:before="0" w:after="0" w:line="320" w:lineRule="exact"/>
-              <w:jc w:val="center"/>
+              <w:jc w:val="left"/>
               <w:rPr>
                 <w:rFonts w:ascii="方正仿宋_GBK" w:hAnsi="方正仿宋_GBK" w:eastAsia="方正仿宋_GBK" w:cs="方正仿宋_GBK"/>
                 <w:b/>
@@ -15343,7 +16051,7 @@
           <w:p>
             <w:pPr>
               <w:spacing w:before="0" w:after="0" w:line="320" w:lineRule="exact"/>
-              <w:jc w:val="center"/>
+              <w:jc w:val="left"/>
               <w:rPr>
                 <w:rFonts w:ascii="方正仿宋_GBK" w:hAnsi="方正仿宋_GBK" w:eastAsia="方正仿宋_GBK" w:cs="方正仿宋_GBK"/>
                 <w:color w:val="000000"/>
@@ -15364,7 +16072,7 @@
           <w:p>
             <w:pPr>
               <w:spacing w:before="0" w:after="0" w:line="320" w:lineRule="exact"/>
-              <w:jc w:val="center"/>
+              <w:jc w:val="left"/>
               <w:rPr>
                 <w:rFonts w:ascii="方正仿宋_GBK" w:hAnsi="方正仿宋_GBK" w:eastAsia="方正仿宋_GBK" w:cs="方正仿宋_GBK"/>
                 <w:color w:val="000000"/>
@@ -15385,7 +16093,7 @@
           <w:p>
             <w:pPr>
               <w:spacing w:before="0" w:after="0" w:line="320" w:lineRule="exact"/>
-              <w:jc w:val="center"/>
+              <w:jc w:val="left"/>
               <w:rPr>
                 <w:rFonts w:ascii="方正仿宋_GBK" w:hAnsi="方正仿宋_GBK" w:eastAsia="方正仿宋_GBK" w:cs="方正仿宋_GBK"/>
                 <w:color w:val="000000"/>
@@ -15419,7 +16127,7 @@
           <w:p>
             <w:pPr>
               <w:spacing w:before="0" w:after="0" w:line="320" w:lineRule="exact"/>
-              <w:jc w:val="center"/>
+              <w:jc w:val="left"/>
               <w:rPr>
                 <w:rFonts w:ascii="方正仿宋_GBK" w:hAnsi="方正仿宋_GBK" w:eastAsia="方正仿宋_GBK" w:cs="方正仿宋_GBK"/>
                 <w:b/>
@@ -15451,7 +16159,7 @@
           <w:p>
             <w:pPr>
               <w:spacing w:before="0" w:after="0" w:line="320" w:lineRule="exact"/>
-              <w:jc w:val="center"/>
+              <w:jc w:val="left"/>
               <w:rPr>
                 <w:rFonts w:ascii="方正仿宋_GBK" w:hAnsi="方正仿宋_GBK" w:eastAsia="方正仿宋_GBK" w:cs="方正仿宋_GBK"/>
                 <w:color w:val="000000"/>
@@ -15472,7 +16180,7 @@
           <w:p>
             <w:pPr>
               <w:spacing w:before="0" w:after="0" w:line="320" w:lineRule="exact"/>
-              <w:jc w:val="center"/>
+              <w:jc w:val="left"/>
               <w:rPr>
                 <w:rFonts w:ascii="方正仿宋_GBK" w:hAnsi="方正仿宋_GBK" w:eastAsia="方正仿宋_GBK" w:cs="方正仿宋_GBK"/>
                 <w:color w:val="000000"/>
@@ -15493,7 +16201,7 @@
           <w:p>
             <w:pPr>
               <w:spacing w:before="0" w:after="0" w:line="320" w:lineRule="exact"/>
-              <w:jc w:val="center"/>
+              <w:jc w:val="left"/>
               <w:rPr>
                 <w:rFonts w:ascii="方正仿宋_GBK" w:hAnsi="方正仿宋_GBK" w:eastAsia="方正仿宋_GBK" w:cs="方正仿宋_GBK"/>
                 <w:color w:val="000000"/>
@@ -15527,7 +16235,7 @@
           <w:p>
             <w:pPr>
               <w:spacing w:before="0" w:after="0" w:line="320" w:lineRule="exact"/>
-              <w:jc w:val="center"/>
+              <w:jc w:val="left"/>
               <w:rPr>
                 <w:rFonts w:ascii="方正仿宋_GBK" w:hAnsi="方正仿宋_GBK" w:eastAsia="方正仿宋_GBK" w:cs="方正仿宋_GBK"/>
                 <w:b/>
@@ -15559,7 +16267,7 @@
           <w:p>
             <w:pPr>
               <w:spacing w:before="0" w:after="0" w:line="320" w:lineRule="exact"/>
-              <w:jc w:val="center"/>
+              <w:jc w:val="left"/>
               <w:rPr>
                 <w:rFonts w:ascii="方正仿宋_GBK" w:hAnsi="方正仿宋_GBK" w:eastAsia="方正仿宋_GBK" w:cs="方正仿宋_GBK"/>
                 <w:color w:val="000000"/>
@@ -15580,7 +16288,7 @@
           <w:p>
             <w:pPr>
               <w:spacing w:before="0" w:after="0" w:line="320" w:lineRule="exact"/>
-              <w:jc w:val="center"/>
+              <w:jc w:val="left"/>
               <w:rPr>
                 <w:rFonts w:ascii="方正仿宋_GBK" w:hAnsi="方正仿宋_GBK" w:eastAsia="方正仿宋_GBK" w:cs="方正仿宋_GBK"/>
                 <w:color w:val="000000"/>
@@ -15601,7 +16309,7 @@
           <w:p>
             <w:pPr>
               <w:spacing w:before="0" w:after="0" w:line="320" w:lineRule="exact"/>
-              <w:jc w:val="center"/>
+              <w:jc w:val="left"/>
               <w:rPr>
                 <w:rFonts w:ascii="方正仿宋_GBK" w:hAnsi="方正仿宋_GBK" w:eastAsia="方正仿宋_GBK" w:cs="方正仿宋_GBK"/>
                 <w:color w:val="000000"/>
@@ -15622,7 +16330,7 @@
           <w:p>
             <w:pPr>
               <w:spacing w:before="0" w:after="0" w:line="320" w:lineRule="exact"/>
-              <w:jc w:val="center"/>
+              <w:jc w:val="left"/>
               <w:rPr>
                 <w:rFonts w:ascii="方正仿宋_GBK" w:hAnsi="方正仿宋_GBK" w:eastAsia="方正仿宋_GBK" w:cs="方正仿宋_GBK"/>
                 <w:color w:val="000000"/>
@@ -15656,7 +16364,7 @@
           <w:p>
             <w:pPr>
               <w:spacing w:before="0" w:after="0" w:line="320" w:lineRule="exact"/>
-              <w:jc w:val="center"/>
+              <w:jc w:val="left"/>
               <w:rPr>
                 <w:rFonts w:ascii="方正仿宋_GBK" w:hAnsi="方正仿宋_GBK" w:eastAsia="方正仿宋_GBK" w:cs="方正仿宋_GBK"/>
                 <w:b/>
@@ -15688,7 +16396,7 @@
           <w:p>
             <w:pPr>
               <w:spacing w:before="0" w:after="0" w:line="320" w:lineRule="exact"/>
-              <w:jc w:val="center"/>
+              <w:jc w:val="left"/>
               <w:rPr>
                 <w:rFonts w:ascii="方正仿宋_GBK" w:hAnsi="方正仿宋_GBK" w:eastAsia="方正仿宋_GBK" w:cs="方正仿宋_GBK"/>
                 <w:color w:val="000000"/>
@@ -15709,7 +16417,7 @@
           <w:p>
             <w:pPr>
               <w:spacing w:before="0" w:after="0" w:line="320" w:lineRule="exact"/>
-              <w:jc w:val="center"/>
+              <w:jc w:val="left"/>
               <w:rPr>
                 <w:rFonts w:ascii="方正仿宋_GBK" w:hAnsi="方正仿宋_GBK" w:eastAsia="方正仿宋_GBK" w:cs="方正仿宋_GBK"/>
                 <w:color w:val="000000"/>
@@ -15730,7 +16438,7 @@
           <w:p>
             <w:pPr>
               <w:spacing w:before="0" w:after="0" w:line="320" w:lineRule="exact"/>
-              <w:jc w:val="center"/>
+              <w:jc w:val="left"/>
               <w:rPr>
                 <w:rFonts w:ascii="方正仿宋_GBK" w:hAnsi="方正仿宋_GBK" w:eastAsia="方正仿宋_GBK" w:cs="方正仿宋_GBK"/>
                 <w:color w:val="000000"/>
@@ -15764,7 +16472,7 @@
           <w:p>
             <w:pPr>
               <w:spacing w:before="0" w:after="0" w:line="320" w:lineRule="exact"/>
-              <w:jc w:val="center"/>
+              <w:jc w:val="left"/>
               <w:rPr>
                 <w:rFonts w:ascii="方正仿宋_GBK" w:hAnsi="方正仿宋_GBK" w:eastAsia="方正仿宋_GBK" w:cs="方正仿宋_GBK"/>
                 <w:b/>
@@ -15796,7 +16504,7 @@
           <w:p>
             <w:pPr>
               <w:spacing w:before="0" w:after="0" w:line="320" w:lineRule="exact"/>
-              <w:jc w:val="center"/>
+              <w:jc w:val="left"/>
               <w:rPr>
                 <w:rFonts w:ascii="方正仿宋_GBK" w:hAnsi="方正仿宋_GBK" w:eastAsia="方正仿宋_GBK" w:cs="方正仿宋_GBK"/>
                 <w:color w:val="000000"/>
@@ -15817,7 +16525,7 @@
           <w:p>
             <w:pPr>
               <w:spacing w:before="0" w:after="0" w:line="320" w:lineRule="exact"/>
-              <w:jc w:val="center"/>
+              <w:jc w:val="left"/>
               <w:rPr>
                 <w:rFonts w:ascii="方正仿宋_GBK" w:hAnsi="方正仿宋_GBK" w:eastAsia="方正仿宋_GBK" w:cs="方正仿宋_GBK"/>
                 <w:color w:val="000000"/>
@@ -15838,7 +16546,7 @@
           <w:p>
             <w:pPr>
               <w:spacing w:before="0" w:after="0" w:line="320" w:lineRule="exact"/>
-              <w:jc w:val="center"/>
+              <w:jc w:val="left"/>
               <w:rPr>
                 <w:rFonts w:ascii="方正仿宋_GBK" w:hAnsi="方正仿宋_GBK" w:eastAsia="方正仿宋_GBK" w:cs="方正仿宋_GBK"/>
                 <w:color w:val="000000"/>
@@ -15859,7 +16567,7 @@
           <w:p>
             <w:pPr>
               <w:spacing w:before="0" w:after="0" w:line="320" w:lineRule="exact"/>
-              <w:jc w:val="center"/>
+              <w:jc w:val="left"/>
               <w:rPr>
                 <w:rFonts w:ascii="方正仿宋_GBK" w:hAnsi="方正仿宋_GBK" w:eastAsia="方正仿宋_GBK" w:cs="方正仿宋_GBK"/>
                 <w:color w:val="000000"/>
@@ -15880,7 +16588,7 @@
           <w:p>
             <w:pPr>
               <w:spacing w:before="0" w:after="0" w:line="320" w:lineRule="exact"/>
-              <w:jc w:val="center"/>
+              <w:jc w:val="left"/>
               <w:rPr>
                 <w:rFonts w:ascii="方正仿宋_GBK" w:hAnsi="方正仿宋_GBK" w:eastAsia="方正仿宋_GBK" w:cs="方正仿宋_GBK"/>
                 <w:color w:val="000000"/>
@@ -15914,7 +16622,7 @@
           <w:p>
             <w:pPr>
               <w:spacing w:before="0" w:after="0" w:line="320" w:lineRule="exact"/>
-              <w:jc w:val="center"/>
+              <w:jc w:val="left"/>
               <w:rPr>
                 <w:rFonts w:ascii="方正仿宋_GBK" w:hAnsi="方正仿宋_GBK" w:eastAsia="方正仿宋_GBK" w:cs="方正仿宋_GBK"/>
                 <w:b/>
@@ -15946,7 +16654,7 @@
           <w:p>
             <w:pPr>
               <w:spacing w:before="0" w:after="0" w:line="320" w:lineRule="exact"/>
-              <w:jc w:val="center"/>
+              <w:jc w:val="left"/>
               <w:rPr>
                 <w:rFonts w:ascii="方正仿宋_GBK" w:hAnsi="方正仿宋_GBK" w:eastAsia="方正仿宋_GBK" w:cs="方正仿宋_GBK"/>
                 <w:color w:val="000000"/>
@@ -15967,7 +16675,7 @@
           <w:p>
             <w:pPr>
               <w:spacing w:before="0" w:after="0" w:line="320" w:lineRule="exact"/>
-              <w:jc w:val="center"/>
+              <w:jc w:val="left"/>
               <w:rPr>
                 <w:rFonts w:ascii="方正仿宋_GBK" w:hAnsi="方正仿宋_GBK" w:eastAsia="方正仿宋_GBK" w:cs="方正仿宋_GBK"/>
                 <w:color w:val="000000"/>
@@ -16001,7 +16709,7 @@
           <w:p>
             <w:pPr>
               <w:spacing w:before="0" w:after="0" w:line="320" w:lineRule="exact"/>
-              <w:jc w:val="center"/>
+              <w:jc w:val="left"/>
               <w:rPr>
                 <w:rFonts w:ascii="方正仿宋_GBK" w:hAnsi="方正仿宋_GBK" w:eastAsia="方正仿宋_GBK" w:cs="方正仿宋_GBK"/>
                 <w:b/>
@@ -16194,7 +16902,7 @@
           <w:p>
             <w:pPr>
               <w:spacing w:before="0" w:after="0" w:line="320" w:lineRule="exact"/>
-              <w:jc w:val="center"/>
+              <w:jc w:val="left"/>
               <w:rPr>
                 <w:rFonts w:ascii="方正仿宋_GBK" w:hAnsi="方正仿宋_GBK" w:eastAsia="方正仿宋_GBK" w:cs="方正仿宋_GBK"/>
                 <w:color w:val="000000"/>
@@ -16212,7 +16920,7 @@
           <w:p>
             <w:pPr>
               <w:spacing w:before="0" w:after="0" w:line="320" w:lineRule="exact"/>
-              <w:jc w:val="center"/>
+              <w:jc w:val="left"/>
               <w:rPr>
                 <w:rFonts w:ascii="方正仿宋_GBK" w:hAnsi="方正仿宋_GBK" w:eastAsia="方正仿宋_GBK" w:cs="方正仿宋_GBK"/>
                 <w:color w:val="000000"/>
@@ -16239,7 +16947,7 @@
           <w:p>
             <w:pPr>
               <w:spacing w:before="0" w:after="0" w:line="320" w:lineRule="exact"/>
-              <w:jc w:val="center"/>
+              <w:jc w:val="left"/>
               <w:rPr>
                 <w:rFonts w:ascii="方正仿宋_GBK" w:hAnsi="方正仿宋_GBK" w:eastAsia="方正仿宋_GBK" w:cs="方正仿宋_GBK"/>
                 <w:color w:val="000000"/>
@@ -16275,22 +16983,43 @@
           <w:p>
             <w:pPr>
               <w:spacing w:before="0" w:after="0" w:line="320" w:lineRule="exact"/>
-              <w:jc w:val="center"/>
-              <w:rPr>
-                <w:rFonts w:ascii="方正仿宋_GBK" w:hAnsi="方正仿宋_GBK" w:eastAsia="方正仿宋_GBK" w:cs="方正仿宋_GBK"/>
-                <w:color w:val="000000"/>
-                <w:sz w:val="24"/>
-                <w:szCs w:val="24"/>
-              </w:rPr>
-            </w:pPr>
-            <w:r>
-              <w:rPr>
-                <w:rFonts w:ascii="方正仿宋_GBK" w:hAnsi="方正仿宋_GBK" w:eastAsia="方正仿宋_GBK" w:cs="方正仿宋_GBK"/>
-                <w:color w:val="000000"/>
-                <w:sz w:val="24"/>
-                <w:szCs w:val="24"/>
-              </w:rPr>
-              <w:t>[师]：播放风格转换视频动画； [生]：惊叹 AI 的艺术创造力，并思考无配对数据的解决方案。</w:t>
+              <w:jc w:val="left"/>
+              <w:rPr>
+                <w:rFonts w:ascii="方正仿宋_GBK" w:hAnsi="方正仿宋_GBK" w:eastAsia="方正仿宋_GBK" w:cs="方正仿宋_GBK"/>
+                <w:color w:val="000000"/>
+                <w:sz w:val="24"/>
+                <w:szCs w:val="24"/>
+              </w:rPr>
+            </w:pPr>
+            <w:r>
+              <w:rPr>
+                <w:rFonts w:ascii="方正仿宋_GBK" w:hAnsi="方正仿宋_GBK" w:eastAsia="方正仿宋_GBK" w:cs="方正仿宋_GBK"/>
+                <w:color w:val="000000"/>
+                <w:sz w:val="24"/>
+                <w:szCs w:val="24"/>
+              </w:rPr>
+              <w:t xml:space="preserve">[师]：播放风格转换视频动画；</w:t>
+            </w:r>
+          </w:p>
+          <w:p>
+            <w:pPr>
+              <w:spacing w:before="0" w:after="0" w:line="320" w:lineRule="exact"/>
+              <w:jc w:val="left"/>
+              <w:rPr>
+                <w:rFonts w:ascii="方正仿宋_GBK" w:hAnsi="方正仿宋_GBK" w:eastAsia="方正仿宋_GBK" w:cs="方正仿宋_GBK"/>
+                <w:color w:val="000000"/>
+                <w:sz w:val="24"/>
+                <w:szCs w:val="24"/>
+              </w:rPr>
+            </w:pPr>
+            <w:r>
+              <w:rPr>
+                <w:rFonts w:ascii="方正仿宋_GBK" w:hAnsi="方正仿宋_GBK" w:eastAsia="方正仿宋_GBK" w:cs="方正仿宋_GBK"/>
+                <w:color w:val="000000"/>
+                <w:sz w:val="24"/>
+                <w:szCs w:val="24"/>
+              </w:rPr>
+              <w:t xml:space="preserve">[生]：惊叹 AI 的艺术创造力，并思考无配对数据的解决方案。</w:t>
             </w:r>
           </w:p>
         </w:tc>
@@ -16302,7 +17031,7 @@
           <w:p>
             <w:pPr>
               <w:spacing w:before="0" w:after="0" w:line="320" w:lineRule="exact"/>
-              <w:jc w:val="center"/>
+              <w:jc w:val="left"/>
               <w:rPr>
                 <w:rFonts w:ascii="方正仿宋_GBK" w:hAnsi="方正仿宋_GBK" w:eastAsia="方正仿宋_GBK" w:cs="方正仿宋_GBK"/>
                 <w:color w:val="000000"/>
@@ -16329,7 +17058,7 @@
           <w:p>
             <w:pPr>
               <w:spacing w:before="0" w:after="0" w:line="320" w:lineRule="exact"/>
-              <w:jc w:val="center"/>
+              <w:jc w:val="left"/>
               <w:rPr>
                 <w:rFonts w:ascii="方正仿宋_GBK" w:hAnsi="方正仿宋_GBK" w:eastAsia="方正仿宋_GBK" w:cs="方正仿宋_GBK"/>
                 <w:color w:val="000000"/>
@@ -16363,7 +17092,7 @@
           <w:p>
             <w:pPr>
               <w:spacing w:before="0" w:after="0" w:line="320" w:lineRule="exact"/>
-              <w:jc w:val="center"/>
+              <w:jc w:val="left"/>
               <w:rPr>
                 <w:rFonts w:ascii="方正仿宋_GBK" w:hAnsi="方正仿宋_GBK" w:eastAsia="方正仿宋_GBK" w:cs="方正仿宋_GBK"/>
                 <w:color w:val="000000"/>
@@ -16381,7 +17110,7 @@
           <w:p>
             <w:pPr>
               <w:spacing w:before="0" w:after="0" w:line="320" w:lineRule="exact"/>
-              <w:jc w:val="center"/>
+              <w:jc w:val="left"/>
               <w:rPr>
                 <w:rFonts w:ascii="方正仿宋_GBK" w:hAnsi="方正仿宋_GBK" w:eastAsia="方正仿宋_GBK" w:cs="方正仿宋_GBK"/>
                 <w:color w:val="000000"/>
@@ -16408,22 +17137,85 @@
           <w:p>
             <w:pPr>
               <w:spacing w:before="0" w:after="0" w:line="320" w:lineRule="exact"/>
-              <w:jc w:val="center"/>
-              <w:rPr>
-                <w:rFonts w:ascii="方正仿宋_GBK" w:hAnsi="方正仿宋_GBK" w:eastAsia="方正仿宋_GBK" w:cs="方正仿宋_GBK"/>
-                <w:color w:val="000000"/>
-                <w:sz w:val="24"/>
-                <w:szCs w:val="24"/>
-              </w:rPr>
-            </w:pPr>
-            <w:r>
-              <w:rPr>
-                <w:rFonts w:ascii="方正仿宋_GBK" w:hAnsi="方正仿宋_GBK" w:eastAsia="方正仿宋_GBK" w:cs="方正仿宋_GBK"/>
-                <w:color w:val="000000"/>
-                <w:sz w:val="24"/>
-                <w:szCs w:val="24"/>
-              </w:rPr>
-              <w:t>（1）CycleGAN 的背景与论文核心思想，详细讲解循环一致性损失函数（L1 Loss）； （2）图像数据的读取与预处理增强技术（随机抖动、水平翻转，以及图像归一化到 -1 到 1 区间）； （3）利用 ResNet 构建生成器网络和 PatchGAN 判别器网络； （4）整个训练循环中的损失计算（对抗损失 + 循环一致性损失 + 身份损失）与优化器配置。</w:t>
+              <w:jc w:val="left"/>
+              <w:rPr>
+                <w:rFonts w:ascii="方正仿宋_GBK" w:hAnsi="方正仿宋_GBK" w:eastAsia="方正仿宋_GBK" w:cs="方正仿宋_GBK"/>
+                <w:color w:val="000000"/>
+                <w:sz w:val="24"/>
+                <w:szCs w:val="24"/>
+              </w:rPr>
+            </w:pPr>
+            <w:r>
+              <w:rPr>
+                <w:rFonts w:ascii="方正仿宋_GBK" w:hAnsi="方正仿宋_GBK" w:eastAsia="方正仿宋_GBK" w:cs="方正仿宋_GBK"/>
+                <w:color w:val="000000"/>
+                <w:sz w:val="24"/>
+                <w:szCs w:val="24"/>
+              </w:rPr>
+              <w:t xml:space="preserve">（1）CycleGAN 的背景与论文核心思想，详细讲解循环一致性损失函数（L1 Loss）；</w:t>
+            </w:r>
+          </w:p>
+          <w:p>
+            <w:pPr>
+              <w:spacing w:before="0" w:after="0" w:line="320" w:lineRule="exact"/>
+              <w:jc w:val="left"/>
+              <w:rPr>
+                <w:rFonts w:ascii="方正仿宋_GBK" w:hAnsi="方正仿宋_GBK" w:eastAsia="方正仿宋_GBK" w:cs="方正仿宋_GBK"/>
+                <w:color w:val="000000"/>
+                <w:sz w:val="24"/>
+                <w:szCs w:val="24"/>
+              </w:rPr>
+            </w:pPr>
+            <w:r>
+              <w:rPr>
+                <w:rFonts w:ascii="方正仿宋_GBK" w:hAnsi="方正仿宋_GBK" w:eastAsia="方正仿宋_GBK" w:cs="方正仿宋_GBK"/>
+                <w:color w:val="000000"/>
+                <w:sz w:val="24"/>
+                <w:szCs w:val="24"/>
+              </w:rPr>
+              <w:t xml:space="preserve">（2）图像数据的读取与预处理增强技术（随机抖动、水平翻转，以及图像归一化到 -1 到 1 区间）；</w:t>
+            </w:r>
+          </w:p>
+          <w:p>
+            <w:pPr>
+              <w:spacing w:before="0" w:after="0" w:line="320" w:lineRule="exact"/>
+              <w:jc w:val="left"/>
+              <w:rPr>
+                <w:rFonts w:ascii="方正仿宋_GBK" w:hAnsi="方正仿宋_GBK" w:eastAsia="方正仿宋_GBK" w:cs="方正仿宋_GBK"/>
+                <w:color w:val="000000"/>
+                <w:sz w:val="24"/>
+                <w:szCs w:val="24"/>
+              </w:rPr>
+            </w:pPr>
+            <w:r>
+              <w:rPr>
+                <w:rFonts w:ascii="方正仿宋_GBK" w:hAnsi="方正仿宋_GBK" w:eastAsia="方正仿宋_GBK" w:cs="方正仿宋_GBK"/>
+                <w:color w:val="000000"/>
+                <w:sz w:val="24"/>
+                <w:szCs w:val="24"/>
+              </w:rPr>
+              <w:t xml:space="preserve">（3）利用 ResNet 构建生成器网络和 PatchGAN 判别器网络；</w:t>
+            </w:r>
+          </w:p>
+          <w:p>
+            <w:pPr>
+              <w:spacing w:before="0" w:after="0" w:line="320" w:lineRule="exact"/>
+              <w:jc w:val="left"/>
+              <w:rPr>
+                <w:rFonts w:ascii="方正仿宋_GBK" w:hAnsi="方正仿宋_GBK" w:eastAsia="方正仿宋_GBK" w:cs="方正仿宋_GBK"/>
+                <w:color w:val="000000"/>
+                <w:sz w:val="24"/>
+                <w:szCs w:val="24"/>
+              </w:rPr>
+            </w:pPr>
+            <w:r>
+              <w:rPr>
+                <w:rFonts w:ascii="方正仿宋_GBK" w:hAnsi="方正仿宋_GBK" w:eastAsia="方正仿宋_GBK" w:cs="方正仿宋_GBK"/>
+                <w:color w:val="000000"/>
+                <w:sz w:val="24"/>
+                <w:szCs w:val="24"/>
+              </w:rPr>
+              <w:t xml:space="preserve">（4）整个训练循环中的损失计算（对抗损失 + 循环一致性损失 + 身份损失）与优化器配置。</w:t>
             </w:r>
           </w:p>
         </w:tc>
@@ -16435,22 +17227,43 @@
           <w:p>
             <w:pPr>
               <w:spacing w:before="0" w:after="0" w:line="320" w:lineRule="exact"/>
-              <w:jc w:val="center"/>
-              <w:rPr>
-                <w:rFonts w:ascii="方正仿宋_GBK" w:hAnsi="方正仿宋_GBK" w:eastAsia="方正仿宋_GBK" w:cs="方正仿宋_GBK"/>
-                <w:color w:val="000000"/>
-                <w:sz w:val="24"/>
-                <w:szCs w:val="24"/>
-              </w:rPr>
-            </w:pPr>
-            <w:r>
-              <w:rPr>
-                <w:rFonts w:ascii="方正仿宋_GBK" w:hAnsi="方正仿宋_GBK" w:eastAsia="方正仿宋_GBK" w:cs="方正仿宋_GBK"/>
-                <w:color w:val="000000"/>
-                <w:sz w:val="24"/>
-                <w:szCs w:val="24"/>
-              </w:rPr>
-              <w:t>[师]：结合板书推导和网络结构图，详细剖析损失函数； [生]：记录关键核心技术点，画出自己的数据流向图。</w:t>
+              <w:jc w:val="left"/>
+              <w:rPr>
+                <w:rFonts w:ascii="方正仿宋_GBK" w:hAnsi="方正仿宋_GBK" w:eastAsia="方正仿宋_GBK" w:cs="方正仿宋_GBK"/>
+                <w:color w:val="000000"/>
+                <w:sz w:val="24"/>
+                <w:szCs w:val="24"/>
+              </w:rPr>
+            </w:pPr>
+            <w:r>
+              <w:rPr>
+                <w:rFonts w:ascii="方正仿宋_GBK" w:hAnsi="方正仿宋_GBK" w:eastAsia="方正仿宋_GBK" w:cs="方正仿宋_GBK"/>
+                <w:color w:val="000000"/>
+                <w:sz w:val="24"/>
+                <w:szCs w:val="24"/>
+              </w:rPr>
+              <w:t xml:space="preserve">[师]：结合板书推导和网络结构图，详细剖析损失函数；</w:t>
+            </w:r>
+          </w:p>
+          <w:p>
+            <w:pPr>
+              <w:spacing w:before="0" w:after="0" w:line="320" w:lineRule="exact"/>
+              <w:jc w:val="left"/>
+              <w:rPr>
+                <w:rFonts w:ascii="方正仿宋_GBK" w:hAnsi="方正仿宋_GBK" w:eastAsia="方正仿宋_GBK" w:cs="方正仿宋_GBK"/>
+                <w:color w:val="000000"/>
+                <w:sz w:val="24"/>
+                <w:szCs w:val="24"/>
+              </w:rPr>
+            </w:pPr>
+            <w:r>
+              <w:rPr>
+                <w:rFonts w:ascii="方正仿宋_GBK" w:hAnsi="方正仿宋_GBK" w:eastAsia="方正仿宋_GBK" w:cs="方正仿宋_GBK"/>
+                <w:color w:val="000000"/>
+                <w:sz w:val="24"/>
+                <w:szCs w:val="24"/>
+              </w:rPr>
+              <w:t xml:space="preserve">[生]：记录关键核心技术点，画出自己的数据流向图。</w:t>
             </w:r>
           </w:p>
         </w:tc>
@@ -16462,7 +17275,7 @@
           <w:p>
             <w:pPr>
               <w:spacing w:before="0" w:after="0" w:line="320" w:lineRule="exact"/>
-              <w:jc w:val="center"/>
+              <w:jc w:val="left"/>
               <w:rPr>
                 <w:rFonts w:ascii="方正仿宋_GBK" w:hAnsi="方正仿宋_GBK" w:eastAsia="方正仿宋_GBK" w:cs="方正仿宋_GBK"/>
                 <w:color w:val="000000"/>
@@ -16489,7 +17302,7 @@
           <w:p>
             <w:pPr>
               <w:spacing w:before="0" w:after="0" w:line="320" w:lineRule="exact"/>
-              <w:jc w:val="center"/>
+              <w:jc w:val="left"/>
               <w:rPr>
                 <w:rFonts w:ascii="方正仿宋_GBK" w:hAnsi="方正仿宋_GBK" w:eastAsia="方正仿宋_GBK" w:cs="方正仿宋_GBK"/>
                 <w:color w:val="000000"/>
@@ -16523,7 +17336,7 @@
           <w:p>
             <w:pPr>
               <w:spacing w:before="0" w:after="0" w:line="320" w:lineRule="exact"/>
-              <w:jc w:val="center"/>
+              <w:jc w:val="left"/>
               <w:rPr>
                 <w:rFonts w:ascii="方正仿宋_GBK" w:hAnsi="方正仿宋_GBK" w:eastAsia="方正仿宋_GBK" w:cs="方正仿宋_GBK"/>
                 <w:color w:val="000000"/>
@@ -16541,7 +17354,7 @@
           <w:p>
             <w:pPr>
               <w:spacing w:before="0" w:after="0" w:line="320" w:lineRule="exact"/>
-              <w:jc w:val="center"/>
+              <w:jc w:val="left"/>
               <w:rPr>
                 <w:rFonts w:ascii="方正仿宋_GBK" w:hAnsi="方正仿宋_GBK" w:eastAsia="方正仿宋_GBK" w:cs="方正仿宋_GBK"/>
                 <w:color w:val="000000"/>
@@ -16568,7 +17381,7 @@
           <w:p>
             <w:pPr>
               <w:spacing w:before="0" w:after="0" w:line="320" w:lineRule="exact"/>
-              <w:jc w:val="center"/>
+              <w:jc w:val="left"/>
               <w:rPr>
                 <w:rFonts w:ascii="方正仿宋_GBK" w:hAnsi="方正仿宋_GBK" w:eastAsia="方正仿宋_GBK" w:cs="方正仿宋_GBK"/>
                 <w:color w:val="000000"/>
@@ -16604,31 +17417,43 @@
           <w:p>
             <w:pPr>
               <w:spacing w:before="0" w:after="0" w:line="320" w:lineRule="exact"/>
-              <w:jc w:val="center"/>
-              <w:rPr>
-                <w:rFonts w:ascii="方正仿宋_GBK" w:hAnsi="方正仿宋_GBK" w:eastAsia="方正仿宋_GBK" w:cs="方正仿宋_GBK"/>
-                <w:color w:val="000000"/>
-                <w:sz w:val="24"/>
-                <w:szCs w:val="24"/>
-              </w:rPr>
-            </w:pPr>
-            <w:r>
-              <w:rPr>
-                <w:rFonts w:ascii="方正仿宋_GBK" w:hAnsi="方正仿宋_GBK" w:eastAsia="方正仿宋_GBK" w:cs="方正仿宋_GBK"/>
-                <w:color w:val="000000"/>
-                <w:sz w:val="24"/>
-                <w:szCs w:val="24"/>
-              </w:rPr>
-              <w:t>[师]：巡回指导，帮助学生解决 GPU 显存溢出、训练</w:t>
-            </w:r>
-            <w:r>
-              <w:rPr>
-                <w:rFonts w:ascii="方正仿宋_GBK" w:hAnsi="方正仿宋_GBK" w:eastAsia="方正仿宋_GBK" w:cs="方正仿宋_GBK"/>
-                <w:color w:val="000000"/>
-                <w:sz w:val="24"/>
-                <w:szCs w:val="24"/>
-              </w:rPr>
-              <w:t>初期 Loss 不稳定或震荡等高级问题； [生]：分小组完成高难度的网络搭建和长时间训练任务。</w:t>
+              <w:jc w:val="left"/>
+              <w:rPr>
+                <w:rFonts w:ascii="方正仿宋_GBK" w:hAnsi="方正仿宋_GBK" w:eastAsia="方正仿宋_GBK" w:cs="方正仿宋_GBK"/>
+                <w:color w:val="000000"/>
+                <w:sz w:val="24"/>
+                <w:szCs w:val="24"/>
+              </w:rPr>
+            </w:pPr>
+            <w:r>
+              <w:rPr>
+                <w:rFonts w:ascii="方正仿宋_GBK" w:hAnsi="方正仿宋_GBK" w:eastAsia="方正仿宋_GBK" w:cs="方正仿宋_GBK"/>
+                <w:color w:val="000000"/>
+                <w:sz w:val="24"/>
+                <w:szCs w:val="24"/>
+              </w:rPr>
+              <w:t xml:space="preserve">[师]：巡回指导，帮助学生解决 GPU 显存溢出、训练初期 Loss 不稳定或震荡等高级问题；</w:t>
+            </w:r>
+          </w:p>
+          <w:p>
+            <w:pPr>
+              <w:spacing w:before="0" w:after="0" w:line="320" w:lineRule="exact"/>
+              <w:jc w:val="left"/>
+              <w:rPr>
+                <w:rFonts w:ascii="方正仿宋_GBK" w:hAnsi="方正仿宋_GBK" w:eastAsia="方正仿宋_GBK" w:cs="方正仿宋_GBK"/>
+                <w:color w:val="000000"/>
+                <w:sz w:val="24"/>
+                <w:szCs w:val="24"/>
+              </w:rPr>
+            </w:pPr>
+            <w:r>
+              <w:rPr>
+                <w:rFonts w:ascii="方正仿宋_GBK" w:hAnsi="方正仿宋_GBK" w:eastAsia="方正仿宋_GBK" w:cs="方正仿宋_GBK"/>
+                <w:color w:val="000000"/>
+                <w:sz w:val="24"/>
+                <w:szCs w:val="24"/>
+              </w:rPr>
+              <w:t xml:space="preserve">[生]：分小组完成高难度的网络搭建和长时间训练任务。</w:t>
             </w:r>
           </w:p>
         </w:tc>
@@ -16640,7 +17465,7 @@
           <w:p>
             <w:pPr>
               <w:spacing w:before="0" w:after="0" w:line="320" w:lineRule="exact"/>
-              <w:jc w:val="center"/>
+              <w:jc w:val="left"/>
               <w:rPr>
                 <w:rFonts w:ascii="方正仿宋_GBK" w:hAnsi="方正仿宋_GBK" w:eastAsia="方正仿宋_GBK" w:cs="方正仿宋_GBK"/>
                 <w:color w:val="000000"/>
@@ -16676,7 +17501,7 @@
           <w:p>
             <w:pPr>
               <w:spacing w:before="0" w:after="0" w:line="320" w:lineRule="exact"/>
-              <w:jc w:val="center"/>
+              <w:jc w:val="left"/>
               <w:rPr>
                 <w:rFonts w:ascii="方正仿宋_GBK" w:hAnsi="方正仿宋_GBK" w:eastAsia="方正仿宋_GBK" w:cs="方正仿宋_GBK"/>
                 <w:color w:val="000000"/>
@@ -16710,7 +17535,7 @@
           <w:p>
             <w:pPr>
               <w:spacing w:before="0" w:after="0" w:line="320" w:lineRule="exact"/>
-              <w:jc w:val="center"/>
+              <w:jc w:val="left"/>
               <w:rPr>
                 <w:rFonts w:ascii="方正仿宋_GBK" w:hAnsi="方正仿宋_GBK" w:eastAsia="方正仿宋_GBK" w:cs="方正仿宋_GBK"/>
                 <w:color w:val="000000"/>
@@ -16728,7 +17553,7 @@
           <w:p>
             <w:pPr>
               <w:spacing w:before="0" w:after="0" w:line="320" w:lineRule="exact"/>
-              <w:jc w:val="center"/>
+              <w:jc w:val="left"/>
               <w:rPr>
                 <w:rFonts w:ascii="方正仿宋_GBK" w:hAnsi="方正仿宋_GBK" w:eastAsia="方正仿宋_GBK" w:cs="方正仿宋_GBK"/>
                 <w:color w:val="000000"/>
@@ -16755,22 +17580,43 @@
           <w:p>
             <w:pPr>
               <w:spacing w:before="0" w:after="0" w:line="320" w:lineRule="exact"/>
-              <w:jc w:val="center"/>
-              <w:rPr>
-                <w:rFonts w:ascii="方正仿宋_GBK" w:hAnsi="方正仿宋_GBK" w:eastAsia="方正仿宋_GBK" w:cs="方正仿宋_GBK"/>
-                <w:color w:val="000000"/>
-                <w:sz w:val="24"/>
-                <w:szCs w:val="24"/>
-              </w:rPr>
-            </w:pPr>
-            <w:r>
-              <w:rPr>
-                <w:rFonts w:ascii="方正仿宋_GBK" w:hAnsi="方正仿宋_GBK" w:eastAsia="方正仿宋_GBK" w:cs="方正仿宋_GBK"/>
-                <w:color w:val="000000"/>
-                <w:sz w:val="24"/>
-                <w:szCs w:val="24"/>
-              </w:rPr>
-              <w:t>[师]：组织开展成果展示汇报； [生]：展示各组生成的风格转换图，分享调参心得体会。</w:t>
+              <w:jc w:val="left"/>
+              <w:rPr>
+                <w:rFonts w:ascii="方正仿宋_GBK" w:hAnsi="方正仿宋_GBK" w:eastAsia="方正仿宋_GBK" w:cs="方正仿宋_GBK"/>
+                <w:color w:val="000000"/>
+                <w:sz w:val="24"/>
+                <w:szCs w:val="24"/>
+              </w:rPr>
+            </w:pPr>
+            <w:r>
+              <w:rPr>
+                <w:rFonts w:ascii="方正仿宋_GBK" w:hAnsi="方正仿宋_GBK" w:eastAsia="方正仿宋_GBK" w:cs="方正仿宋_GBK"/>
+                <w:color w:val="000000"/>
+                <w:sz w:val="24"/>
+                <w:szCs w:val="24"/>
+              </w:rPr>
+              <w:t xml:space="preserve">[师]：组织开展成果展示汇报；</w:t>
+            </w:r>
+          </w:p>
+          <w:p>
+            <w:pPr>
+              <w:spacing w:before="0" w:after="0" w:line="320" w:lineRule="exact"/>
+              <w:jc w:val="left"/>
+              <w:rPr>
+                <w:rFonts w:ascii="方正仿宋_GBK" w:hAnsi="方正仿宋_GBK" w:eastAsia="方正仿宋_GBK" w:cs="方正仿宋_GBK"/>
+                <w:color w:val="000000"/>
+                <w:sz w:val="24"/>
+                <w:szCs w:val="24"/>
+              </w:rPr>
+            </w:pPr>
+            <w:r>
+              <w:rPr>
+                <w:rFonts w:ascii="方正仿宋_GBK" w:hAnsi="方正仿宋_GBK" w:eastAsia="方正仿宋_GBK" w:cs="方正仿宋_GBK"/>
+                <w:color w:val="000000"/>
+                <w:sz w:val="24"/>
+                <w:szCs w:val="24"/>
+              </w:rPr>
+              <w:t xml:space="preserve">[生]：展示各组生成的风格转换图，分享调参心得体会。</w:t>
             </w:r>
           </w:p>
         </w:tc>
@@ -16782,7 +17628,7 @@
           <w:p>
             <w:pPr>
               <w:spacing w:before="0" w:after="0" w:line="320" w:lineRule="exact"/>
-              <w:jc w:val="center"/>
+              <w:jc w:val="left"/>
               <w:rPr>
                 <w:rFonts w:ascii="方正仿宋_GBK" w:hAnsi="方正仿宋_GBK" w:eastAsia="方正仿宋_GBK" w:cs="方正仿宋_GBK"/>
                 <w:color w:val="000000"/>
@@ -16809,7 +17655,7 @@
           <w:p>
             <w:pPr>
               <w:spacing w:before="0" w:after="0" w:line="320" w:lineRule="exact"/>
-              <w:jc w:val="center"/>
+              <w:jc w:val="left"/>
               <w:rPr>
                 <w:rFonts w:ascii="方正仿宋_GBK" w:hAnsi="方正仿宋_GBK" w:eastAsia="方正仿宋_GBK" w:cs="方正仿宋_GBK"/>
                 <w:color w:val="000000"/>
@@ -16836,7 +17682,7 @@
           <w:p>
             <w:pPr>
               <w:spacing w:before="0" w:after="0" w:line="320" w:lineRule="exact"/>
-              <w:jc w:val="center"/>
+              <w:jc w:val="left"/>
               <w:rPr>
                 <w:rFonts w:ascii="方正仿宋_GBK" w:hAnsi="方正仿宋_GBK" w:eastAsia="方正仿宋_GBK" w:cs="方正仿宋_GBK"/>
                 <w:color w:val="000000"/>
@@ -16860,7 +17706,7 @@
           <w:p>
             <w:pPr>
               <w:spacing w:before="0" w:after="0" w:line="320" w:lineRule="exact"/>
-              <w:jc w:val="center"/>
+              <w:jc w:val="left"/>
               <w:rPr>
                 <w:rFonts w:ascii="方正仿宋_GBK" w:hAnsi="方正仿宋_GBK" w:eastAsia="方正仿宋_GBK" w:cs="方正仿宋_GBK"/>
                 <w:b/>
@@ -16892,7 +17738,7 @@
           <w:p>
             <w:pPr>
               <w:spacing w:before="0" w:after="0" w:line="320" w:lineRule="exact"/>
-              <w:jc w:val="center"/>
+              <w:jc w:val="left"/>
               <w:rPr>
                 <w:rFonts w:ascii="方正仿宋_GBK" w:hAnsi="方正仿宋_GBK" w:eastAsia="方正仿宋_GBK" w:cs="方正仿宋_GBK"/>
                 <w:color w:val="000000"/>
@@ -16913,7 +17759,7 @@
           <w:p>
             <w:pPr>
               <w:spacing w:before="0" w:after="0" w:line="320" w:lineRule="exact"/>
-              <w:jc w:val="center"/>
+              <w:jc w:val="left"/>
               <w:rPr>
                 <w:rFonts w:ascii="方正仿宋_GBK" w:hAnsi="方正仿宋_GBK" w:eastAsia="方正仿宋_GBK" w:cs="方正仿宋_GBK"/>
                 <w:color w:val="000000"/>
@@ -16934,7 +17780,7 @@
           <w:p>
             <w:pPr>
               <w:spacing w:before="0" w:after="0" w:line="320" w:lineRule="exact"/>
-              <w:jc w:val="center"/>
+              <w:jc w:val="left"/>
               <w:rPr>
                 <w:rFonts w:ascii="方正仿宋_GBK" w:hAnsi="方正仿宋_GBK" w:eastAsia="方正仿宋_GBK" w:cs="方正仿宋_GBK"/>
                 <w:color w:val="000000"/>
@@ -16955,7 +17801,7 @@
           <w:p>
             <w:pPr>
               <w:spacing w:before="0" w:after="0" w:line="320" w:lineRule="exact"/>
-              <w:jc w:val="center"/>
+              <w:jc w:val="left"/>
               <w:rPr>
                 <w:rFonts w:ascii="方正仿宋_GBK" w:hAnsi="方正仿宋_GBK" w:eastAsia="方正仿宋_GBK" w:cs="方正仿宋_GBK"/>
                 <w:color w:val="000000"/>
@@ -16976,7 +17822,7 @@
           <w:p>
             <w:pPr>
               <w:spacing w:before="0" w:after="0" w:line="320" w:lineRule="exact"/>
-              <w:jc w:val="center"/>
+              <w:jc w:val="left"/>
               <w:rPr>
                 <w:rFonts w:ascii="方正仿宋_GBK" w:hAnsi="方正仿宋_GBK" w:eastAsia="方正仿宋_GBK" w:cs="方正仿宋_GBK"/>
                 <w:color w:val="000000"/>
@@ -16997,7 +17843,7 @@
           <w:p>
             <w:pPr>
               <w:spacing w:before="0" w:after="0" w:line="320" w:lineRule="exact"/>
-              <w:jc w:val="center"/>
+              <w:jc w:val="left"/>
               <w:rPr>
                 <w:rFonts w:ascii="方正仿宋_GBK" w:hAnsi="方正仿宋_GBK" w:eastAsia="方正仿宋_GBK" w:cs="方正仿宋_GBK"/>
                 <w:color w:val="000000"/>
@@ -17031,7 +17877,7 @@
           <w:p>
             <w:pPr>
               <w:spacing w:before="0" w:after="0" w:line="320" w:lineRule="exact"/>
-              <w:jc w:val="center"/>
+              <w:jc w:val="left"/>
               <w:rPr>
                 <w:rFonts w:ascii="方正仿宋_GBK" w:hAnsi="方正仿宋_GBK" w:eastAsia="方正仿宋_GBK" w:cs="方正仿宋_GBK"/>
                 <w:b/>
@@ -17063,7 +17909,7 @@
           <w:p>
             <w:pPr>
               <w:spacing w:before="0" w:after="0" w:line="320" w:lineRule="exact"/>
-              <w:jc w:val="center"/>
+              <w:jc w:val="left"/>
               <w:rPr>
                 <w:rFonts w:ascii="方正仿宋_GBK" w:hAnsi="方正仿宋_GBK" w:eastAsia="方正仿宋_GBK" w:cs="方正仿宋_GBK"/>
                 <w:color w:val="000000"/>
@@ -17084,7 +17930,7 @@
           <w:p>
             <w:pPr>
               <w:spacing w:before="0" w:after="0" w:line="320" w:lineRule="exact"/>
-              <w:jc w:val="center"/>
+              <w:jc w:val="left"/>
               <w:rPr>
                 <w:rFonts w:ascii="方正仿宋_GBK" w:hAnsi="方正仿宋_GBK" w:eastAsia="方正仿宋_GBK" w:cs="方正仿宋_GBK"/>
                 <w:color w:val="000000"/>
@@ -17105,7 +17951,7 @@
           <w:p>
             <w:pPr>
               <w:spacing w:before="0" w:after="0" w:line="320" w:lineRule="exact"/>
-              <w:jc w:val="center"/>
+              <w:jc w:val="left"/>
               <w:rPr>
                 <w:rFonts w:ascii="方正仿宋_GBK" w:hAnsi="方正仿宋_GBK" w:eastAsia="方正仿宋_GBK" w:cs="方正仿宋_GBK"/>
                 <w:color w:val="000000"/>
@@ -17148,7 +17994,7 @@
           <w:p>
             <w:pPr>
               <w:spacing w:before="0" w:after="0" w:line="320" w:lineRule="exact"/>
-              <w:jc w:val="center"/>
+              <w:jc w:val="left"/>
               <w:rPr>
                 <w:rFonts w:ascii="方正仿宋_GBK" w:hAnsi="方正仿宋_GBK" w:eastAsia="方正仿宋_GBK" w:cs="方正仿宋_GBK"/>
                 <w:b/>
@@ -17180,37 +18026,49 @@
           <w:p>
             <w:pPr>
               <w:spacing w:before="0" w:after="0" w:line="320" w:lineRule="exact"/>
-              <w:jc w:val="center"/>
-              <w:rPr>
-                <w:rFonts w:ascii="方正仿宋_GBK" w:hAnsi="方正仿宋_GBK" w:eastAsia="方正仿宋_GBK" w:cs="方正仿宋_GBK"/>
-                <w:color w:val="000000"/>
-                <w:sz w:val="24"/>
-                <w:szCs w:val="24"/>
-              </w:rPr>
-            </w:pPr>
-            <w:r>
-              <w:rPr>
-                <w:rFonts w:ascii="方正仿宋_GBK" w:hAnsi="方正仿宋_GBK" w:eastAsia="方正仿宋_GBK" w:cs="方正仿宋_GBK"/>
-                <w:color w:val="000000"/>
-                <w:sz w:val="24"/>
-                <w:szCs w:val="24"/>
-              </w:rPr>
-              <w:t>教学反思</w:t>
-            </w:r>
-            <w:r>
-              <w:rPr>
-                <w:rFonts w:ascii="方正仿宋_GBK" w:hAnsi="方正仿宋_GBK" w:eastAsia="方正仿宋_GBK" w:cs="方正仿宋_GBK"/>
-                <w:color w:val="000000"/>
-                <w:sz w:val="24"/>
-                <w:szCs w:val="24"/>
-              </w:rPr>
-              <w:t>讲授经验小结：学生对 AI 绘画和风格迁移项目的兴趣极高。课程圆满收官，此项目的完成度直接决定了学生对深度学习应用落地的成就感。</w:t>
-            </w:r>
-          </w:p>
-          <w:p>
-            <w:pPr>
-              <w:spacing w:before="0" w:after="0" w:line="320" w:lineRule="exact"/>
-              <w:jc w:val="center"/>
+              <w:jc w:val="left"/>
+              <w:rPr>
+                <w:rFonts w:ascii="方正仿宋_GBK" w:hAnsi="方正仿宋_GBK" w:eastAsia="方正仿宋_GBK" w:cs="方正仿宋_GBK"/>
+                <w:color w:val="000000"/>
+                <w:sz w:val="24"/>
+                <w:szCs w:val="24"/>
+              </w:rPr>
+            </w:pPr>
+            <w:r>
+              <w:rPr>
+                <w:rFonts w:ascii="方正仿宋_GBK" w:hAnsi="方正仿宋_GBK" w:eastAsia="方正仿宋_GBK" w:cs="方正仿宋_GBK"/>
+                <w:color w:val="000000"/>
+                <w:sz w:val="24"/>
+                <w:szCs w:val="24"/>
+              </w:rPr>
+              <w:t xml:space="preserve">教学反思</w:t>
+            </w:r>
+          </w:p>
+          <w:p>
+            <w:pPr>
+              <w:spacing w:before="0" w:after="0" w:line="320" w:lineRule="exact"/>
+              <w:jc w:val="left"/>
+              <w:rPr>
+                <w:rFonts w:ascii="方正仿宋_GBK" w:hAnsi="方正仿宋_GBK" w:eastAsia="方正仿宋_GBK" w:cs="方正仿宋_GBK"/>
+                <w:color w:val="000000"/>
+                <w:sz w:val="24"/>
+                <w:szCs w:val="24"/>
+              </w:rPr>
+            </w:pPr>
+            <w:r>
+              <w:rPr>
+                <w:rFonts w:ascii="方正仿宋_GBK" w:hAnsi="方正仿宋_GBK" w:eastAsia="方正仿宋_GBK" w:cs="方正仿宋_GBK"/>
+                <w:color w:val="000000"/>
+                <w:sz w:val="24"/>
+                <w:szCs w:val="24"/>
+              </w:rPr>
+              <w:t xml:space="preserve">讲授经验小结：学生对 AI 绘画和风格迁移项目的兴趣极高。课程圆满收官，此项目的完成度直接决定了学生对深度学习应用落地的成就感。</w:t>
+            </w:r>
+          </w:p>
+          <w:p>
+            <w:pPr>
+              <w:spacing w:before="0" w:after="0" w:line="320" w:lineRule="exact"/>
+              <w:jc w:val="left"/>
               <w:rPr>
                 <w:rFonts w:ascii="方正仿宋_GBK" w:hAnsi="方正仿宋_GBK" w:eastAsia="方正仿宋_GBK" w:cs="方正仿宋_GBK"/>
                 <w:color w:val="000000"/>
@@ -17231,7 +18089,7 @@
           <w:p>
             <w:pPr>
               <w:spacing w:before="0" w:after="0" w:line="320" w:lineRule="exact"/>
-              <w:jc w:val="center"/>
+              <w:jc w:val="left"/>
               <w:rPr>
                 <w:rFonts w:ascii="方正仿宋_GBK" w:hAnsi="方正仿宋_GBK" w:eastAsia="方正仿宋_GBK" w:cs="方正仿宋_GBK"/>
                 <w:color w:val="000000"/>
